--- a/nyelvbáziss.docx
+++ b/nyelvbáziss.docx
@@ -1471,8 +1471,6 @@
           <w:lang w:eastAsia="hu-HU"/>
         </w:rPr>
       </w:pPr>
-      <w:bookmarkStart w:id="0" w:name="_GoBack"/>
-      <w:bookmarkEnd w:id="0"/>
     </w:p>
     <w:p>
       <w:pPr>
@@ -1742,32 +1740,41 @@
           <w:szCs w:val="28"/>
           <w:lang w:eastAsia="hu-HU"/>
         </w:rPr>
-        <w:t xml:space="preserve">Az adatbázisunkról egy terv: </w:t>
-      </w:r>
-    </w:p>
-    <w:p>
-      <w:pPr>
-        <w:spacing w:before="100" w:beforeAutospacing="1" w:after="100" w:afterAutospacing="1" w:line="240" w:lineRule="auto"/>
-        <w:rPr>
-          <w:rFonts w:eastAsia="Times New Roman" w:cstheme="minorHAnsi"/>
-          <w:sz w:val="28"/>
-          <w:szCs w:val="28"/>
-          <w:lang w:eastAsia="hu-HU"/>
-        </w:rPr>
-      </w:pPr>
-      <w:r>
-        <w:rPr>
-          <w:rFonts w:cstheme="minorHAnsi"/>
+        <w:t xml:space="preserve">Az </w:t>
+      </w:r>
+      <w:r>
+        <w:rPr>
+          <w:rFonts w:eastAsia="Times New Roman" w:cstheme="minorHAnsi"/>
+          <w:sz w:val="28"/>
+          <w:szCs w:val="28"/>
+          <w:lang w:eastAsia="hu-HU"/>
+        </w:rPr>
+        <w:t>tábláinkról és az adatainkról képek</w:t>
+      </w:r>
+    </w:p>
+    <w:p>
+      <w:pPr>
+        <w:spacing w:before="100" w:beforeAutospacing="1" w:after="100" w:afterAutospacing="1" w:line="240" w:lineRule="auto"/>
+        <w:rPr>
+          <w:rFonts w:eastAsia="Times New Roman" w:cstheme="minorHAnsi"/>
+          <w:sz w:val="28"/>
+          <w:szCs w:val="28"/>
+          <w:lang w:eastAsia="hu-HU"/>
+        </w:rPr>
+      </w:pPr>
+      <w:r>
+        <w:rPr>
+          <w:rFonts w:eastAsia="Times New Roman" w:cstheme="minorHAnsi"/>
           <w:noProof/>
           <w:sz w:val="28"/>
           <w:szCs w:val="28"/>
           <w:lang w:eastAsia="hu-HU"/>
         </w:rPr>
         <w:drawing>
-          <wp:inline distT="0" distB="0" distL="0" distR="0" wp14:anchorId="60CB250C" wp14:editId="6C5919AB">
-            <wp:extent cx="5760720" cy="2462530"/>
-            <wp:effectExtent l="0" t="0" r="0" b="0"/>
-            <wp:docPr id="2" name="Kép 2"/>
+          <wp:inline distT="0" distB="0" distL="0" distR="0">
+            <wp:extent cx="5760720" cy="3368040"/>
+            <wp:effectExtent l="0" t="0" r="0" b="3810"/>
+            <wp:docPr id="5" name="Kép 5"/>
             <wp:cNvGraphicFramePr>
               <a:graphicFrameLocks xmlns:a="http://schemas.openxmlformats.org/drawingml/2006/main" noChangeAspect="1"/>
             </wp:cNvGraphicFramePr>
@@ -1775,23 +1782,36 @@
               <a:graphicData uri="http://schemas.openxmlformats.org/drawingml/2006/picture">
                 <pic:pic xmlns:pic="http://schemas.openxmlformats.org/drawingml/2006/picture">
                   <pic:nvPicPr>
-                    <pic:cNvPr id="1" name=""/>
-                    <pic:cNvPicPr/>
+                    <pic:cNvPr id="0" name="Picture 1"/>
+                    <pic:cNvPicPr>
+                      <a:picLocks noChangeAspect="1" noChangeArrowheads="1"/>
+                    </pic:cNvPicPr>
                   </pic:nvPicPr>
                   <pic:blipFill>
-                    <a:blip r:embed="rId8"/>
+                    <a:blip r:embed="rId8">
+                      <a:extLst>
+                        <a:ext uri="{28A0092B-C50C-407E-A947-70E740481C1C}">
+                          <a14:useLocalDpi xmlns:a14="http://schemas.microsoft.com/office/drawing/2010/main" val="0"/>
+                        </a:ext>
+                      </a:extLst>
+                    </a:blip>
+                    <a:srcRect/>
                     <a:stretch>
                       <a:fillRect/>
                     </a:stretch>
                   </pic:blipFill>
-                  <pic:spPr>
+                  <pic:spPr bwMode="auto">
                     <a:xfrm>
                       <a:off x="0" y="0"/>
-                      <a:ext cx="5760720" cy="2462530"/>
+                      <a:ext cx="5760720" cy="3368040"/>
                     </a:xfrm>
                     <a:prstGeom prst="rect">
                       <a:avLst/>
                     </a:prstGeom>
+                    <a:noFill/>
+                    <a:ln>
+                      <a:noFill/>
+                    </a:ln>
                   </pic:spPr>
                 </pic:pic>
               </a:graphicData>
@@ -1803,561 +1823,27 @@
     <w:p>
       <w:pPr>
         <w:spacing w:before="100" w:beforeAutospacing="1" w:after="100" w:afterAutospacing="1" w:line="240" w:lineRule="auto"/>
-        <w:outlineLvl w:val="3"/>
-        <w:rPr>
-          <w:rFonts w:eastAsia="Times New Roman" w:cstheme="minorHAnsi"/>
-          <w:b/>
-          <w:bCs/>
-          <w:sz w:val="28"/>
-          <w:szCs w:val="28"/>
-          <w:lang w:eastAsia="hu-HU"/>
-        </w:rPr>
-      </w:pPr>
-      <w:r>
-        <w:rPr>
-          <w:rFonts w:eastAsia="Times New Roman" w:cstheme="minorHAnsi"/>
-          <w:b/>
-          <w:bCs/>
-          <w:sz w:val="28"/>
-          <w:szCs w:val="28"/>
-          <w:lang w:eastAsia="hu-HU"/>
-        </w:rPr>
-        <w:t>2.4 React</w:t>
-      </w:r>
-    </w:p>
-    <w:p>
-      <w:pPr>
-        <w:spacing w:before="100" w:beforeAutospacing="1" w:after="100" w:afterAutospacing="1" w:line="240" w:lineRule="auto"/>
-        <w:rPr>
-          <w:rFonts w:eastAsia="Times New Roman" w:cstheme="minorHAnsi"/>
-          <w:sz w:val="28"/>
-          <w:szCs w:val="28"/>
-          <w:lang w:eastAsia="hu-HU"/>
-        </w:rPr>
-      </w:pPr>
-      <w:r>
-        <w:rPr>
-          <w:rFonts w:eastAsia="Times New Roman" w:cstheme="minorHAnsi"/>
-          <w:b/>
-          <w:sz w:val="28"/>
-          <w:szCs w:val="28"/>
-          <w:lang w:eastAsia="hu-HU"/>
-        </w:rPr>
-        <w:t>A React</w:t>
-      </w:r>
-      <w:r>
-        <w:rPr>
-          <w:rFonts w:eastAsia="Times New Roman" w:cstheme="minorHAnsi"/>
-          <w:sz w:val="28"/>
-          <w:szCs w:val="28"/>
-          <w:lang w:eastAsia="hu-HU"/>
-        </w:rPr>
-        <w:t xml:space="preserve"> egy JavaScript-könyvtár felhasználói felületek (UI) rendelésére. A felhasználói felület kis egységekből, például gombokból, szövegekből és képekből épül fel. A React segítségével újra felhasználható, egymásba ágyazható</w:t>
-      </w:r>
-      <w:r>
-        <w:rPr>
-          <w:rFonts w:eastAsia="Times New Roman" w:cstheme="minorHAnsi"/>
-          <w:sz w:val="28"/>
-          <w:szCs w:val="28"/>
-          <w:lang w:eastAsia="hu-HU"/>
-        </w:rPr>
-        <w:t xml:space="preserve"> alkatrészekké egyesítheti őket</w:t>
-      </w:r>
-      <w:r>
-        <w:rPr>
-          <w:rFonts w:eastAsia="Times New Roman" w:cstheme="minorHAnsi"/>
-          <w:sz w:val="28"/>
-          <w:szCs w:val="28"/>
-          <w:lang w:eastAsia="hu-HU"/>
-        </w:rPr>
-        <w:t>. A webhelyektől a telefonos alkalmazásokig minden, ami a képernyőn látható, összetevőkre bontható. Ebben a fejezetben megtanulhatja a React összetevők létrehozását, testre szabását és feltételes megjelenítését.</w:t>
-      </w:r>
-      <w:r>
-        <w:rPr>
-          <w:rFonts w:cstheme="minorHAnsi"/>
-          <w:sz w:val="28"/>
-          <w:szCs w:val="28"/>
-        </w:rPr>
-        <w:t xml:space="preserve"> </w:t>
-      </w:r>
-      <w:r>
-        <w:rPr>
-          <w:rFonts w:eastAsia="Times New Roman" w:cstheme="minorHAnsi"/>
-          <w:b/>
-          <w:sz w:val="28"/>
-          <w:szCs w:val="28"/>
-          <w:lang w:eastAsia="hu-HU"/>
-        </w:rPr>
-        <w:t>A React</w:t>
-      </w:r>
-      <w:r>
-        <w:rPr>
-          <w:rFonts w:eastAsia="Times New Roman" w:cstheme="minorHAnsi"/>
-          <w:sz w:val="28"/>
-          <w:szCs w:val="28"/>
-          <w:lang w:eastAsia="hu-HU"/>
-        </w:rPr>
-        <w:t xml:space="preserve"> alkalmazások a felhasználói felület izolált részeiből, úgyneve</w:t>
-      </w:r>
-      <w:r>
-        <w:rPr>
-          <w:rFonts w:eastAsia="Times New Roman" w:cstheme="minorHAnsi"/>
-          <w:sz w:val="28"/>
-          <w:szCs w:val="28"/>
-          <w:lang w:eastAsia="hu-HU"/>
-        </w:rPr>
-        <w:t>zett összetevőkből épülnek fel.</w:t>
-      </w:r>
-      <w:r>
-        <w:rPr>
-          <w:rFonts w:eastAsia="Times New Roman" w:cstheme="minorHAnsi"/>
-          <w:sz w:val="28"/>
-          <w:szCs w:val="28"/>
-          <w:lang w:eastAsia="hu-HU"/>
-        </w:rPr>
-        <w:t xml:space="preserve"> A React komponens egy JavaScript-függvény, amelyet megszórhat jelöléssel. Az alkotóelemek kicsik lehetnek, mint egy gomb, vagy akár egy teljes oldal méretűek is.</w:t>
-      </w:r>
-      <w:r>
-        <w:rPr>
-          <w:rFonts w:cstheme="minorHAnsi"/>
-          <w:sz w:val="28"/>
-          <w:szCs w:val="28"/>
-        </w:rPr>
-        <w:t xml:space="preserve"> </w:t>
-      </w:r>
-      <w:r>
-        <w:rPr>
-          <w:rFonts w:eastAsia="Times New Roman" w:cstheme="minorHAnsi"/>
-          <w:sz w:val="28"/>
-          <w:szCs w:val="28"/>
-          <w:lang w:eastAsia="hu-HU"/>
-        </w:rPr>
-        <w:t xml:space="preserve">Minden React összetevő egy JavaScript függvény, amely tartalmazhat néhány jelölést, amelyet a React megjelenít a böngészőben. A React összetevők a JSX nevű szintaktikai bővítményt használják a jelölés </w:t>
-      </w:r>
-      <w:r>
-        <w:rPr>
-          <w:rFonts w:eastAsia="Times New Roman" w:cstheme="minorHAnsi"/>
+        <w:rPr>
+          <w:rFonts w:eastAsia="Times New Roman" w:cstheme="minorHAnsi"/>
+          <w:sz w:val="28"/>
+          <w:szCs w:val="28"/>
+          <w:lang w:eastAsia="hu-HU"/>
+        </w:rPr>
+      </w:pPr>
+      <w:r>
+        <w:rPr>
+          <w:rFonts w:eastAsia="Times New Roman" w:cstheme="minorHAnsi"/>
+          <w:noProof/>
           <w:sz w:val="28"/>
           <w:szCs w:val="28"/>
           <w:lang w:eastAsia="hu-HU"/>
         </w:rPr>
         <w:lastRenderedPageBreak/>
-        <w:t>megjelenítésére. A JSX nagyon hasonlít a HTML-re, de egy kicsit szigorúbb, és képes dinamikus információkat megjeleníteni.</w:t>
-      </w:r>
-    </w:p>
-    <w:p>
-      <w:pPr>
-        <w:spacing w:before="100" w:beforeAutospacing="1" w:after="100" w:afterAutospacing="1" w:line="240" w:lineRule="auto"/>
-        <w:rPr>
-          <w:rFonts w:eastAsia="Times New Roman" w:cstheme="minorHAnsi"/>
-          <w:b/>
-          <w:sz w:val="28"/>
-          <w:szCs w:val="28"/>
-          <w:lang w:eastAsia="hu-HU"/>
-        </w:rPr>
-      </w:pPr>
-    </w:p>
-    <w:p>
-      <w:pPr>
-        <w:rPr>
-          <w:b/>
-          <w:sz w:val="28"/>
-        </w:rPr>
-      </w:pPr>
-      <w:r>
-        <w:rPr>
-          <w:b/>
-          <w:sz w:val="28"/>
-        </w:rPr>
-        <w:t>2.5 ASP. NET Web API</w:t>
-      </w:r>
-    </w:p>
-    <w:p>
-      <w:pPr>
-        <w:spacing w:before="100" w:beforeAutospacing="1" w:after="100" w:afterAutospacing="1" w:line="240" w:lineRule="auto"/>
-        <w:rPr>
-          <w:rFonts w:eastAsia="Times New Roman" w:cstheme="minorHAnsi"/>
-          <w:sz w:val="28"/>
-          <w:szCs w:val="28"/>
-          <w:lang w:eastAsia="hu-HU"/>
-        </w:rPr>
-      </w:pPr>
-      <w:r>
-        <w:rPr>
-          <w:rFonts w:eastAsia="Times New Roman" w:cstheme="minorHAnsi"/>
-          <w:sz w:val="28"/>
-          <w:szCs w:val="28"/>
-          <w:lang w:eastAsia="hu-HU"/>
-        </w:rPr>
-        <w:t xml:space="preserve">A </w:t>
-      </w:r>
-      <w:r>
-        <w:rPr>
-          <w:rFonts w:eastAsia="Times New Roman" w:cstheme="minorHAnsi"/>
-          <w:b/>
-          <w:bCs/>
-          <w:sz w:val="28"/>
-          <w:szCs w:val="28"/>
-          <w:lang w:eastAsia="hu-HU"/>
-        </w:rPr>
-        <w:t>Web API</w:t>
-      </w:r>
-      <w:r>
-        <w:rPr>
-          <w:rFonts w:eastAsia="Times New Roman" w:cstheme="minorHAnsi"/>
-          <w:sz w:val="28"/>
-          <w:szCs w:val="28"/>
-          <w:lang w:eastAsia="hu-HU"/>
-        </w:rPr>
-        <w:t xml:space="preserve"> segítségével RESTful szolgáltatásokat hozunk létre, amelyek lehetővé teszik az adatok kommunikációját a front-end (React) és a back-end között. Az API fogja kezelni az adatbázissal való interakciókat, mint például a spanyol szavak lekérdezését és a felhasználói kérések fogadását.</w:t>
-      </w:r>
-      <w:r>
-        <w:rPr>
-          <w:rFonts w:cstheme="minorHAnsi"/>
-          <w:sz w:val="28"/>
-          <w:szCs w:val="28"/>
-        </w:rPr>
-        <w:t xml:space="preserve">  </w:t>
-      </w:r>
-      <w:r>
-        <w:rPr>
-          <w:rFonts w:eastAsia="Times New Roman" w:cstheme="minorHAnsi"/>
-          <w:sz w:val="28"/>
-          <w:szCs w:val="28"/>
-          <w:lang w:eastAsia="hu-HU"/>
-        </w:rPr>
-        <w:t>A webes API egy alkalmazásprogramozási felület (API) webszerverhez vagy webböngészőhöz. Webfejlesztési koncepcióként kapcsolódhat egy webalkalmazás ügyféloldalához (beleértve a használt webes keretrendszereket</w:t>
-      </w:r>
-      <w:r>
-        <w:rPr>
-          <w:rFonts w:eastAsia="Times New Roman" w:cstheme="minorHAnsi"/>
-          <w:sz w:val="28"/>
-          <w:szCs w:val="28"/>
-          <w:lang w:eastAsia="hu-HU"/>
-        </w:rPr>
-        <w:t xml:space="preserve"> is</w:t>
-      </w:r>
-      <w:r>
-        <w:rPr>
-          <w:rFonts w:eastAsia="Times New Roman" w:cstheme="minorHAnsi"/>
-          <w:sz w:val="28"/>
-          <w:szCs w:val="28"/>
-          <w:lang w:eastAsia="hu-HU"/>
-        </w:rPr>
-        <w:t>). A szerveroldali webes API egy vagy több nyilvánosan elérhető végpontból áll egy meghatározott kérelem-válasz üzenetrendszerhez, amelyet általában JSON-ban vagy XML- ben fejeznek ki egy HTTP</w:t>
-      </w:r>
-      <w:r>
-        <w:rPr>
-          <w:rFonts w:eastAsia="Times New Roman" w:cstheme="minorHAnsi"/>
-          <w:sz w:val="28"/>
-          <w:szCs w:val="28"/>
-          <w:lang w:eastAsia="hu-HU"/>
-        </w:rPr>
-        <w:t xml:space="preserve"> -alapú webszerver segítségével</w:t>
-      </w:r>
-      <w:r>
-        <w:rPr>
-          <w:rFonts w:eastAsia="Times New Roman" w:cstheme="minorHAnsi"/>
-          <w:sz w:val="28"/>
-          <w:szCs w:val="28"/>
-          <w:lang w:eastAsia="hu-HU"/>
-        </w:rPr>
-        <w:t>. A szerver API (SAPI) nem tekinthető szerveroldali webes API-nak, kivéve, ha nyilvánosan elérhető egy távoli webalkalmazás által.</w:t>
-      </w:r>
-    </w:p>
-    <w:p>
-      <w:pPr>
-        <w:spacing w:before="100" w:beforeAutospacing="1" w:after="100" w:afterAutospacing="1" w:line="240" w:lineRule="auto"/>
-        <w:rPr>
-          <w:rFonts w:eastAsia="Times New Roman" w:cstheme="minorHAnsi"/>
-          <w:sz w:val="28"/>
-          <w:szCs w:val="28"/>
-          <w:lang w:eastAsia="hu-HU"/>
-        </w:rPr>
-      </w:pPr>
-    </w:p>
-    <w:p>
-      <w:pPr>
-        <w:rPr>
-          <w:b/>
-          <w:sz w:val="28"/>
-        </w:rPr>
-      </w:pPr>
-      <w:r>
-        <w:rPr>
-          <w:b/>
-          <w:sz w:val="28"/>
-        </w:rPr>
-        <w:t>2.6 MySQL</w:t>
-      </w:r>
-    </w:p>
-    <w:p>
-      <w:pPr>
-        <w:spacing w:before="100" w:beforeAutospacing="1" w:after="100" w:afterAutospacing="1" w:line="240" w:lineRule="auto"/>
-        <w:rPr>
-          <w:rFonts w:cstheme="minorHAnsi"/>
-          <w:sz w:val="28"/>
-          <w:szCs w:val="28"/>
-        </w:rPr>
-      </w:pPr>
-      <w:r>
-        <w:rPr>
-          <w:rFonts w:cstheme="minorHAnsi"/>
-          <w:b/>
-          <w:sz w:val="28"/>
-          <w:szCs w:val="28"/>
-        </w:rPr>
-        <w:t xml:space="preserve"> MySQL</w:t>
-      </w:r>
-      <w:r>
-        <w:rPr>
-          <w:rFonts w:cstheme="minorHAnsi"/>
-          <w:sz w:val="28"/>
-          <w:szCs w:val="28"/>
-        </w:rPr>
-        <w:t xml:space="preserve"> egy népszerű, nyílt forráskódú relá</w:t>
-      </w:r>
-      <w:r>
-        <w:rPr>
-          <w:rFonts w:cstheme="minorHAnsi"/>
-          <w:sz w:val="28"/>
-          <w:szCs w:val="28"/>
-        </w:rPr>
-        <w:t xml:space="preserve">ciós adatbázis­kezelő rendszer, </w:t>
-      </w:r>
-      <w:r>
-        <w:rPr>
-          <w:rFonts w:cstheme="minorHAnsi"/>
-          <w:sz w:val="28"/>
-          <w:szCs w:val="28"/>
-        </w:rPr>
-        <w:t>melyet gyakran használnak dinamikus webhel</w:t>
-      </w:r>
-      <w:r>
-        <w:rPr>
-          <w:rFonts w:cstheme="minorHAnsi"/>
-          <w:sz w:val="28"/>
-          <w:szCs w:val="28"/>
-        </w:rPr>
-        <w:t xml:space="preserve">yek szolgáltatására. Az SQL egy </w:t>
-      </w:r>
-      <w:r>
-        <w:rPr>
-          <w:rFonts w:cstheme="minorHAnsi"/>
-          <w:sz w:val="28"/>
-          <w:szCs w:val="28"/>
-        </w:rPr>
-        <w:t>programozók által használt nyelv, amely lehe</w:t>
-      </w:r>
-      <w:r>
-        <w:rPr>
-          <w:rFonts w:cstheme="minorHAnsi"/>
-          <w:sz w:val="28"/>
-          <w:szCs w:val="28"/>
-        </w:rPr>
-        <w:t xml:space="preserve">tővé teszi relációs adatbázisok </w:t>
-      </w:r>
-      <w:r>
-        <w:rPr>
-          <w:rFonts w:cstheme="minorHAnsi"/>
-          <w:sz w:val="28"/>
-          <w:szCs w:val="28"/>
-        </w:rPr>
-        <w:t>létrehozását, módosítását, adatok lekérdezés</w:t>
-      </w:r>
-      <w:r>
-        <w:rPr>
-          <w:rFonts w:cstheme="minorHAnsi"/>
-          <w:sz w:val="28"/>
-          <w:szCs w:val="28"/>
-        </w:rPr>
-        <w:t xml:space="preserve">ét és a felhasználói hozzáférés </w:t>
-      </w:r>
-      <w:r>
-        <w:rPr>
-          <w:rFonts w:cstheme="minorHAnsi"/>
-          <w:sz w:val="28"/>
-          <w:szCs w:val="28"/>
-        </w:rPr>
-        <w:t>szabályozását. A relációs adatbázisok az</w:t>
-      </w:r>
-      <w:r>
-        <w:rPr>
-          <w:rFonts w:cstheme="minorHAnsi"/>
-          <w:sz w:val="28"/>
-          <w:szCs w:val="28"/>
-        </w:rPr>
-        <w:t xml:space="preserve"> adatokat egy vagy több táblába </w:t>
-      </w:r>
-      <w:r>
-        <w:rPr>
-          <w:rFonts w:cstheme="minorHAnsi"/>
-          <w:sz w:val="28"/>
-          <w:szCs w:val="28"/>
-        </w:rPr>
-        <w:t>szervezik, ahol az adatok kapcsolatban le</w:t>
-      </w:r>
-      <w:r>
-        <w:rPr>
-          <w:rFonts w:cstheme="minorHAnsi"/>
-          <w:sz w:val="28"/>
-          <w:szCs w:val="28"/>
-        </w:rPr>
-        <w:t xml:space="preserve">hetnek egymással, ami segíti az </w:t>
-      </w:r>
-      <w:r>
-        <w:rPr>
-          <w:rFonts w:cstheme="minorHAnsi"/>
-          <w:sz w:val="28"/>
-          <w:szCs w:val="28"/>
-        </w:rPr>
-        <w:t>adatok strukturálását, és kezelését.</w:t>
-      </w:r>
-    </w:p>
-    <w:p>
-      <w:pPr>
-        <w:spacing w:before="100" w:beforeAutospacing="1" w:after="100" w:afterAutospacing="1" w:line="240" w:lineRule="auto"/>
-        <w:rPr>
-          <w:rFonts w:cstheme="minorHAnsi"/>
-          <w:sz w:val="28"/>
-          <w:szCs w:val="28"/>
-        </w:rPr>
-      </w:pPr>
-    </w:p>
-    <w:p>
-      <w:pPr>
-        <w:spacing w:before="100" w:beforeAutospacing="1" w:after="100" w:afterAutospacing="1" w:line="240" w:lineRule="auto"/>
-        <w:rPr>
-          <w:rFonts w:cstheme="minorHAnsi"/>
-          <w:b/>
-          <w:sz w:val="28"/>
-          <w:szCs w:val="28"/>
-        </w:rPr>
-      </w:pPr>
-      <w:r>
-        <w:rPr>
-          <w:rFonts w:cstheme="minorHAnsi"/>
-          <w:b/>
-          <w:sz w:val="28"/>
-          <w:szCs w:val="28"/>
-        </w:rPr>
-        <w:t>2.7 Trello</w:t>
-      </w:r>
-    </w:p>
-    <w:p>
-      <w:pPr>
-        <w:spacing w:before="100" w:beforeAutospacing="1" w:after="100" w:afterAutospacing="1" w:line="240" w:lineRule="auto"/>
-        <w:rPr>
-          <w:rFonts w:eastAsia="Times New Roman" w:cstheme="minorHAnsi"/>
-          <w:sz w:val="28"/>
-          <w:szCs w:val="28"/>
-          <w:lang w:eastAsia="hu-HU"/>
-        </w:rPr>
-      </w:pPr>
-      <w:r>
-        <w:rPr>
-          <w:rFonts w:eastAsia="Times New Roman" w:cstheme="minorHAnsi"/>
-          <w:sz w:val="28"/>
-          <w:szCs w:val="28"/>
-          <w:lang w:eastAsia="hu-HU"/>
-        </w:rPr>
-        <w:t xml:space="preserve">A </w:t>
-      </w:r>
-      <w:r>
-        <w:rPr>
-          <w:rFonts w:eastAsia="Times New Roman" w:cstheme="minorHAnsi"/>
-          <w:b/>
-          <w:sz w:val="28"/>
-          <w:szCs w:val="28"/>
-          <w:lang w:eastAsia="hu-HU"/>
-        </w:rPr>
-        <w:t>Trello</w:t>
-      </w:r>
-      <w:r>
-        <w:rPr>
-          <w:rFonts w:eastAsia="Times New Roman" w:cstheme="minorHAnsi"/>
-          <w:sz w:val="28"/>
-          <w:szCs w:val="28"/>
-          <w:lang w:eastAsia="hu-HU"/>
-        </w:rPr>
-        <w:t xml:space="preserve"> egy vizuális projektmenedzsment eszköz, amely segít a csapatoknak, egyéni felhasználóknak vagy cégeknek a feladatok és projektek nyomon követésében és szervezésében. A rendszer alapja a **kanban módszertan**, ami egy vizuális feladatkezelési rendszer, amely segít átlátni a munka áramlását, és hatékonyan nyomon követni a projekt előrehaladását.</w:t>
-      </w:r>
-    </w:p>
-    <w:p>
-      <w:pPr>
-        <w:spacing w:before="100" w:beforeAutospacing="1" w:after="100" w:afterAutospacing="1" w:line="240" w:lineRule="auto"/>
-        <w:rPr>
-          <w:rFonts w:eastAsia="Times New Roman" w:cstheme="minorHAnsi"/>
-          <w:sz w:val="28"/>
-          <w:szCs w:val="28"/>
-          <w:lang w:eastAsia="hu-HU"/>
-        </w:rPr>
-      </w:pPr>
-      <w:r>
-        <w:rPr>
-          <w:rFonts w:eastAsia="Times New Roman" w:cstheme="minorHAnsi"/>
-          <w:sz w:val="28"/>
-          <w:szCs w:val="28"/>
-          <w:lang w:eastAsia="hu-HU"/>
-        </w:rPr>
-        <w:lastRenderedPageBreak/>
-        <w:t>1. Vizuális áttekintés:</w:t>
-      </w:r>
-    </w:p>
-    <w:p>
-      <w:pPr>
-        <w:spacing w:before="100" w:beforeAutospacing="1" w:after="100" w:afterAutospacing="1" w:line="240" w:lineRule="auto"/>
-        <w:rPr>
-          <w:rFonts w:eastAsia="Times New Roman" w:cstheme="minorHAnsi"/>
-          <w:sz w:val="28"/>
-          <w:szCs w:val="28"/>
-          <w:lang w:eastAsia="hu-HU"/>
-        </w:rPr>
-      </w:pPr>
-      <w:r>
-        <w:rPr>
-          <w:rFonts w:eastAsia="Times New Roman" w:cstheme="minorHAnsi"/>
-          <w:sz w:val="28"/>
-          <w:szCs w:val="28"/>
-          <w:lang w:eastAsia="hu-HU"/>
-        </w:rPr>
-        <w:t xml:space="preserve">   - A Trello kártyák és listák segítségével könnyedén követhetjük, hogy mi történik a projektünkben. A kártyák állapotát (pl. "To-Do", "In Progress", "Done") vizuálisan is könnyen követhetjük, ami segít abban, hogy gyorsan átlássuk a feladatok állapotát.</w:t>
-      </w:r>
-    </w:p>
-    <w:p>
-      <w:pPr>
-        <w:spacing w:before="100" w:beforeAutospacing="1" w:after="100" w:afterAutospacing="1" w:line="240" w:lineRule="auto"/>
-        <w:rPr>
-          <w:rFonts w:eastAsia="Times New Roman" w:cstheme="minorHAnsi"/>
-          <w:sz w:val="28"/>
-          <w:szCs w:val="28"/>
-          <w:lang w:eastAsia="hu-HU"/>
-        </w:rPr>
-      </w:pPr>
-    </w:p>
-    <w:p>
-      <w:pPr>
-        <w:spacing w:before="100" w:beforeAutospacing="1" w:after="100" w:afterAutospacing="1" w:line="240" w:lineRule="auto"/>
-        <w:rPr>
-          <w:rFonts w:eastAsia="Times New Roman" w:cstheme="minorHAnsi"/>
-          <w:sz w:val="28"/>
-          <w:szCs w:val="28"/>
-          <w:lang w:eastAsia="hu-HU"/>
-        </w:rPr>
-      </w:pPr>
-      <w:r>
-        <w:rPr>
-          <w:rFonts w:cstheme="minorHAnsi"/>
-          <w:noProof/>
-          <w:sz w:val="28"/>
-          <w:szCs w:val="28"/>
-          <w:lang w:eastAsia="hu-HU"/>
-        </w:rPr>
         <w:drawing>
-          <wp:inline distT="0" distB="0" distL="0" distR="0" wp14:anchorId="6788602B" wp14:editId="75DE4FCC">
-            <wp:extent cx="5760720" cy="2596515"/>
-            <wp:effectExtent l="0" t="0" r="0" b="0"/>
-            <wp:docPr id="3" name="Kép 3"/>
+          <wp:inline distT="0" distB="0" distL="0" distR="0">
+            <wp:extent cx="5760720" cy="3116580"/>
+            <wp:effectExtent l="0" t="0" r="0" b="7620"/>
+            <wp:docPr id="9" name="Kép 9"/>
             <wp:cNvGraphicFramePr>
               <a:graphicFrameLocks xmlns:a="http://schemas.openxmlformats.org/drawingml/2006/main" noChangeAspect="1"/>
             </wp:cNvGraphicFramePr>
@@ -2365,23 +1851,36 @@
               <a:graphicData uri="http://schemas.openxmlformats.org/drawingml/2006/picture">
                 <pic:pic xmlns:pic="http://schemas.openxmlformats.org/drawingml/2006/picture">
                   <pic:nvPicPr>
-                    <pic:cNvPr id="1" name=""/>
-                    <pic:cNvPicPr/>
+                    <pic:cNvPr id="0" name="Picture 2"/>
+                    <pic:cNvPicPr>
+                      <a:picLocks noChangeAspect="1" noChangeArrowheads="1"/>
+                    </pic:cNvPicPr>
                   </pic:nvPicPr>
                   <pic:blipFill>
-                    <a:blip r:embed="rId9"/>
+                    <a:blip r:embed="rId9">
+                      <a:extLst>
+                        <a:ext uri="{28A0092B-C50C-407E-A947-70E740481C1C}">
+                          <a14:useLocalDpi xmlns:a14="http://schemas.microsoft.com/office/drawing/2010/main" val="0"/>
+                        </a:ext>
+                      </a:extLst>
+                    </a:blip>
+                    <a:srcRect/>
                     <a:stretch>
                       <a:fillRect/>
                     </a:stretch>
                   </pic:blipFill>
-                  <pic:spPr>
+                  <pic:spPr bwMode="auto">
                     <a:xfrm>
                       <a:off x="0" y="0"/>
-                      <a:ext cx="5760720" cy="2596515"/>
+                      <a:ext cx="5760720" cy="3116580"/>
                     </a:xfrm>
                     <a:prstGeom prst="rect">
                       <a:avLst/>
                     </a:prstGeom>
+                    <a:noFill/>
+                    <a:ln>
+                      <a:noFill/>
+                    </a:ln>
                   </pic:spPr>
                 </pic:pic>
               </a:graphicData>
@@ -2411,678 +1910,30 @@
           <w:lang w:eastAsia="hu-HU"/>
         </w:rPr>
       </w:pPr>
-      <w:r>
-        <w:rPr>
-          <w:rFonts w:eastAsia="Times New Roman" w:cstheme="minorHAnsi"/>
-          <w:sz w:val="28"/>
-          <w:szCs w:val="28"/>
-          <w:lang w:eastAsia="hu-HU"/>
-        </w:rPr>
-        <w:t>2. Könnyen használható:</w:t>
-      </w:r>
-    </w:p>
-    <w:p>
-      <w:pPr>
-        <w:spacing w:before="100" w:beforeAutospacing="1" w:after="100" w:afterAutospacing="1" w:line="240" w:lineRule="auto"/>
-        <w:rPr>
-          <w:rFonts w:eastAsia="Times New Roman" w:cstheme="minorHAnsi"/>
-          <w:sz w:val="28"/>
-          <w:szCs w:val="28"/>
-          <w:lang w:eastAsia="hu-HU"/>
-        </w:rPr>
-      </w:pPr>
-      <w:r>
-        <w:rPr>
-          <w:rFonts w:eastAsia="Times New Roman" w:cstheme="minorHAnsi"/>
-          <w:sz w:val="28"/>
-          <w:szCs w:val="28"/>
-          <w:lang w:eastAsia="hu-HU"/>
-        </w:rPr>
-        <w:t xml:space="preserve">   - A Trello rendkívül intuitív, nem szükséges mélyebb technikai tudás, hogy elkezdjük használni. A drag-and-drop (húzás és ejtés) funkcióval könnyen áthelyezhetjük a kártyákat, listákat és feladatokat.</w:t>
-      </w:r>
-    </w:p>
-    <w:p>
-      <w:pPr>
-        <w:spacing w:before="100" w:beforeAutospacing="1" w:after="100" w:afterAutospacing="1" w:line="240" w:lineRule="auto"/>
-        <w:rPr>
-          <w:rFonts w:eastAsia="Times New Roman" w:cstheme="minorHAnsi"/>
-          <w:sz w:val="28"/>
-          <w:szCs w:val="28"/>
-          <w:lang w:eastAsia="hu-HU"/>
-        </w:rPr>
-      </w:pPr>
-    </w:p>
-    <w:p>
-      <w:pPr>
-        <w:spacing w:before="100" w:beforeAutospacing="1" w:after="100" w:afterAutospacing="1" w:line="240" w:lineRule="auto"/>
-        <w:rPr>
-          <w:rFonts w:eastAsia="Times New Roman" w:cstheme="minorHAnsi"/>
-          <w:sz w:val="28"/>
-          <w:szCs w:val="28"/>
-          <w:lang w:eastAsia="hu-HU"/>
-        </w:rPr>
-      </w:pPr>
-      <w:r>
-        <w:rPr>
-          <w:rFonts w:eastAsia="Times New Roman" w:cstheme="minorHAnsi"/>
-          <w:sz w:val="28"/>
-          <w:szCs w:val="28"/>
-          <w:lang w:eastAsia="hu-HU"/>
-        </w:rPr>
-        <w:t>3. Rugalmasság:</w:t>
-      </w:r>
-    </w:p>
-    <w:p>
-      <w:pPr>
-        <w:spacing w:before="100" w:beforeAutospacing="1" w:after="100" w:afterAutospacing="1" w:line="240" w:lineRule="auto"/>
-        <w:rPr>
-          <w:rFonts w:eastAsia="Times New Roman" w:cstheme="minorHAnsi"/>
-          <w:sz w:val="28"/>
-          <w:szCs w:val="28"/>
-          <w:lang w:eastAsia="hu-HU"/>
-        </w:rPr>
-      </w:pPr>
-      <w:r>
-        <w:rPr>
-          <w:rFonts w:eastAsia="Times New Roman" w:cstheme="minorHAnsi"/>
-          <w:sz w:val="28"/>
-          <w:szCs w:val="28"/>
-          <w:lang w:eastAsia="hu-HU"/>
-        </w:rPr>
-        <w:t xml:space="preserve">   - Használható különféle típusú projekteknél és célokra: csapatmunkához, személyes feladatkezeléshez, üzleti projektekhez stb. Könnyedén testreszabhatók a boardok, listák és kártyák, hogy illeszkedjenek a felhasználó igényeihez.</w:t>
-      </w:r>
-    </w:p>
-    <w:p>
-      <w:pPr>
-        <w:spacing w:before="100" w:beforeAutospacing="1" w:after="100" w:afterAutospacing="1" w:line="240" w:lineRule="auto"/>
-        <w:rPr>
-          <w:rFonts w:eastAsia="Times New Roman" w:cstheme="minorHAnsi"/>
-          <w:sz w:val="28"/>
-          <w:szCs w:val="28"/>
-          <w:lang w:eastAsia="hu-HU"/>
-        </w:rPr>
-      </w:pPr>
-    </w:p>
-    <w:p>
-      <w:pPr>
-        <w:spacing w:before="100" w:beforeAutospacing="1" w:after="100" w:afterAutospacing="1" w:line="240" w:lineRule="auto"/>
-        <w:rPr>
-          <w:rFonts w:eastAsia="Times New Roman" w:cstheme="minorHAnsi"/>
-          <w:sz w:val="28"/>
-          <w:szCs w:val="28"/>
-          <w:lang w:eastAsia="hu-HU"/>
-        </w:rPr>
-      </w:pPr>
-      <w:r>
-        <w:rPr>
-          <w:rFonts w:eastAsia="Times New Roman" w:cstheme="minorHAnsi"/>
-          <w:sz w:val="28"/>
-          <w:szCs w:val="28"/>
-          <w:lang w:eastAsia="hu-HU"/>
-        </w:rPr>
-        <w:t>4. Kollaboráció:</w:t>
-      </w:r>
-    </w:p>
-    <w:p>
-      <w:pPr>
-        <w:spacing w:before="100" w:beforeAutospacing="1" w:after="100" w:afterAutospacing="1" w:line="240" w:lineRule="auto"/>
-        <w:rPr>
-          <w:rFonts w:eastAsia="Times New Roman" w:cstheme="minorHAnsi"/>
-          <w:sz w:val="28"/>
-          <w:szCs w:val="28"/>
-          <w:lang w:eastAsia="hu-HU"/>
-        </w:rPr>
-      </w:pPr>
-      <w:r>
-        <w:rPr>
-          <w:rFonts w:eastAsia="Times New Roman" w:cstheme="minorHAnsi"/>
-          <w:sz w:val="28"/>
-          <w:szCs w:val="28"/>
-          <w:lang w:eastAsia="hu-HU"/>
-        </w:rPr>
-        <w:lastRenderedPageBreak/>
-        <w:t xml:space="preserve">   - A Trello kiválóan alkalmas csapatmunkára. A felhasználók meghívhatók a projektekbe, és közösen dolgozhatnak a feladatokon. Lehetőség van kommentelni a kártyák alatt, fájlokat csatolni, és különböző határidőket beállítani.</w:t>
-      </w:r>
-    </w:p>
-    <w:p>
-      <w:pPr>
-        <w:spacing w:before="100" w:beforeAutospacing="1" w:after="100" w:afterAutospacing="1" w:line="240" w:lineRule="auto"/>
-        <w:rPr>
-          <w:rFonts w:eastAsia="Times New Roman" w:cstheme="minorHAnsi"/>
-          <w:sz w:val="28"/>
-          <w:szCs w:val="28"/>
-          <w:lang w:eastAsia="hu-HU"/>
-        </w:rPr>
-      </w:pPr>
-    </w:p>
-    <w:p>
-      <w:pPr>
-        <w:spacing w:before="100" w:beforeAutospacing="1" w:after="100" w:afterAutospacing="1" w:line="240" w:lineRule="auto"/>
-        <w:rPr>
-          <w:rFonts w:eastAsia="Times New Roman" w:cstheme="minorHAnsi"/>
-          <w:sz w:val="28"/>
-          <w:szCs w:val="28"/>
-          <w:lang w:eastAsia="hu-HU"/>
-        </w:rPr>
-      </w:pPr>
-      <w:r>
-        <w:rPr>
-          <w:rFonts w:eastAsia="Times New Roman" w:cstheme="minorHAnsi"/>
-          <w:sz w:val="28"/>
-          <w:szCs w:val="28"/>
-          <w:lang w:eastAsia="hu-HU"/>
-        </w:rPr>
-        <w:t>5. Részletes feladatok:</w:t>
-      </w:r>
-    </w:p>
-    <w:p>
-      <w:pPr>
-        <w:spacing w:before="100" w:beforeAutospacing="1" w:after="100" w:afterAutospacing="1" w:line="240" w:lineRule="auto"/>
-        <w:rPr>
-          <w:rFonts w:eastAsia="Times New Roman" w:cstheme="minorHAnsi"/>
-          <w:sz w:val="28"/>
-          <w:szCs w:val="28"/>
-          <w:lang w:eastAsia="hu-HU"/>
-        </w:rPr>
-      </w:pPr>
-      <w:r>
-        <w:rPr>
-          <w:rFonts w:eastAsia="Times New Roman" w:cstheme="minorHAnsi"/>
-          <w:sz w:val="28"/>
-          <w:szCs w:val="28"/>
-          <w:lang w:eastAsia="hu-HU"/>
-        </w:rPr>
-        <w:t xml:space="preserve">   - Minden kártya részletes információkat tartalmazhat, például határidőket, címkéket, ellenőrök listáját, mellékleteket, kommenteket, ellenőrzőlistákat stb. Ez lehetővé teszi, hogy mindenki pontosan tudja, mit kell tenni és mikor.</w:t>
-      </w:r>
-    </w:p>
-    <w:p>
-      <w:pPr>
-        <w:spacing w:before="100" w:beforeAutospacing="1" w:after="100" w:afterAutospacing="1" w:line="240" w:lineRule="auto"/>
-        <w:rPr>
-          <w:rFonts w:eastAsia="Times New Roman" w:cstheme="minorHAnsi"/>
-          <w:sz w:val="28"/>
-          <w:szCs w:val="28"/>
-          <w:lang w:eastAsia="hu-HU"/>
-        </w:rPr>
-      </w:pPr>
-    </w:p>
-    <w:p>
-      <w:pPr>
-        <w:spacing w:before="100" w:beforeAutospacing="1" w:after="100" w:afterAutospacing="1" w:line="240" w:lineRule="auto"/>
-        <w:rPr>
-          <w:rFonts w:eastAsia="Times New Roman" w:cstheme="minorHAnsi"/>
-          <w:sz w:val="28"/>
-          <w:szCs w:val="28"/>
-          <w:lang w:eastAsia="hu-HU"/>
-        </w:rPr>
-      </w:pPr>
-      <w:r>
-        <w:rPr>
-          <w:rFonts w:eastAsia="Times New Roman" w:cstheme="minorHAnsi"/>
-          <w:sz w:val="28"/>
-          <w:szCs w:val="28"/>
-          <w:lang w:eastAsia="hu-HU"/>
-        </w:rPr>
-        <w:t>- Projektmenedzsment: Nyomon követhetjük a projektek előrehaladását, kezelhetjük a határidőket és feladatokat.</w:t>
-      </w:r>
-    </w:p>
-    <w:p>
-      <w:pPr>
-        <w:spacing w:before="100" w:beforeAutospacing="1" w:after="100" w:afterAutospacing="1" w:line="240" w:lineRule="auto"/>
-        <w:rPr>
-          <w:rFonts w:eastAsia="Times New Roman" w:cstheme="minorHAnsi"/>
-          <w:sz w:val="28"/>
-          <w:szCs w:val="28"/>
-          <w:lang w:eastAsia="hu-HU"/>
-        </w:rPr>
-      </w:pPr>
-      <w:r>
-        <w:rPr>
-          <w:rFonts w:eastAsia="Times New Roman" w:cstheme="minorHAnsi"/>
-          <w:sz w:val="28"/>
-          <w:szCs w:val="28"/>
-          <w:lang w:eastAsia="hu-HU"/>
-        </w:rPr>
-        <w:t>- Csapatmunka: Könnyen oszthatjuk meg a feladatokat és a projekt részleteit a csapattagokkal.</w:t>
-      </w:r>
-    </w:p>
-    <w:p>
-      <w:pPr>
-        <w:spacing w:before="100" w:beforeAutospacing="1" w:after="100" w:afterAutospacing="1" w:line="240" w:lineRule="auto"/>
-        <w:rPr>
-          <w:rFonts w:eastAsia="Times New Roman" w:cstheme="minorHAnsi"/>
-          <w:sz w:val="28"/>
-          <w:szCs w:val="28"/>
-          <w:lang w:eastAsia="hu-HU"/>
-        </w:rPr>
-      </w:pPr>
-      <w:r>
-        <w:rPr>
-          <w:rFonts w:eastAsia="Times New Roman" w:cstheme="minorHAnsi"/>
-          <w:sz w:val="28"/>
-          <w:szCs w:val="28"/>
-          <w:lang w:eastAsia="hu-HU"/>
-        </w:rPr>
-        <w:t>- Fejlesztési projektek: A szoftverfejlesztési projektek tervezéséhez és a fejlesztési ciklusok követéséhez is kiváló.</w:t>
-      </w:r>
-    </w:p>
-    <w:p>
-      <w:pPr>
-        <w:spacing w:before="100" w:beforeAutospacing="1" w:after="100" w:afterAutospacing="1" w:line="240" w:lineRule="auto"/>
-        <w:rPr>
-          <w:rFonts w:cstheme="minorHAnsi"/>
-          <w:b/>
-          <w:sz w:val="28"/>
-          <w:szCs w:val="28"/>
-        </w:rPr>
-      </w:pPr>
-    </w:p>
-    <w:p>
-      <w:pPr>
-        <w:spacing w:before="100" w:beforeAutospacing="1" w:after="100" w:afterAutospacing="1" w:line="240" w:lineRule="auto"/>
-        <w:rPr>
-          <w:rFonts w:eastAsia="Times New Roman" w:cstheme="minorHAnsi"/>
-          <w:sz w:val="28"/>
-          <w:szCs w:val="28"/>
-          <w:lang w:eastAsia="hu-HU"/>
-        </w:rPr>
-      </w:pPr>
-    </w:p>
-    <w:p>
-      <w:pPr>
-        <w:spacing w:before="100" w:beforeAutospacing="1" w:after="100" w:afterAutospacing="1" w:line="240" w:lineRule="auto"/>
-        <w:rPr>
-          <w:rFonts w:eastAsia="Times New Roman" w:cstheme="minorHAnsi"/>
-          <w:b/>
-          <w:sz w:val="28"/>
-          <w:szCs w:val="28"/>
-          <w:lang w:eastAsia="hu-HU"/>
-        </w:rPr>
-      </w:pPr>
-      <w:r>
-        <w:rPr>
-          <w:rFonts w:eastAsia="Times New Roman" w:cstheme="minorHAnsi"/>
-          <w:b/>
-          <w:sz w:val="28"/>
-          <w:szCs w:val="28"/>
-          <w:lang w:eastAsia="hu-HU"/>
-        </w:rPr>
-        <w:t xml:space="preserve">2.8 </w:t>
-      </w:r>
-      <w:r>
-        <w:rPr>
-          <w:rFonts w:eastAsia="Times New Roman" w:cstheme="minorHAnsi"/>
-          <w:b/>
-          <w:sz w:val="28"/>
-          <w:szCs w:val="28"/>
-          <w:lang w:eastAsia="hu-HU"/>
-        </w:rPr>
-        <w:t>Github</w:t>
-      </w:r>
-    </w:p>
-    <w:p>
-      <w:pPr>
-        <w:spacing w:before="100" w:beforeAutospacing="1" w:after="100" w:afterAutospacing="1" w:line="240" w:lineRule="auto"/>
-        <w:rPr>
-          <w:rFonts w:eastAsia="Times New Roman" w:cstheme="minorHAnsi"/>
-          <w:sz w:val="28"/>
-          <w:szCs w:val="28"/>
-          <w:lang w:eastAsia="hu-HU"/>
-        </w:rPr>
-      </w:pPr>
-      <w:r>
-        <w:rPr>
-          <w:rFonts w:eastAsia="Times New Roman" w:cstheme="minorHAnsi"/>
-          <w:sz w:val="28"/>
-          <w:szCs w:val="28"/>
-          <w:lang w:eastAsia="hu-HU"/>
-        </w:rPr>
-        <w:t xml:space="preserve"> </w:t>
-      </w:r>
-      <w:r>
-        <w:rPr>
-          <w:rFonts w:eastAsia="Times New Roman" w:cstheme="minorHAnsi"/>
-          <w:b/>
-          <w:sz w:val="28"/>
-          <w:szCs w:val="28"/>
-          <w:lang w:eastAsia="hu-HU"/>
-        </w:rPr>
-        <w:t xml:space="preserve">Github </w:t>
-      </w:r>
-      <w:r>
-        <w:rPr>
-          <w:rFonts w:eastAsia="Times New Roman" w:cstheme="minorHAnsi"/>
-          <w:sz w:val="28"/>
-          <w:szCs w:val="28"/>
-          <w:lang w:eastAsia="hu-HU"/>
-        </w:rPr>
-        <w:t>egy webalapú verziókezelő rendszer, amely a Git</w:t>
-      </w:r>
-      <w:r>
-        <w:rPr>
-          <w:rFonts w:eastAsia="Times New Roman" w:cstheme="minorHAnsi"/>
-          <w:b/>
-          <w:sz w:val="28"/>
-          <w:szCs w:val="28"/>
-          <w:lang w:eastAsia="hu-HU"/>
-        </w:rPr>
-        <w:t xml:space="preserve"> </w:t>
-      </w:r>
-      <w:r>
-        <w:rPr>
-          <w:rFonts w:eastAsia="Times New Roman" w:cstheme="minorHAnsi"/>
-          <w:sz w:val="28"/>
-          <w:szCs w:val="28"/>
-          <w:lang w:eastAsia="hu-HU"/>
-        </w:rPr>
-        <w:t>verziókezelő eszközt használja. Alapvetően arra szolgál, hogy a fejlesztők és csapatok könnyen kezelhessék a kódot, együttműködhessenek, és biztosítsák a különböző verziók közötti nyomon követést. A Github egy központi platform, amely lehetővé teszi a kód tárolását, megosztását és együttműködést más fejlesztőkkel.</w:t>
-      </w:r>
-    </w:p>
-    <w:p>
-      <w:pPr>
-        <w:spacing w:before="100" w:beforeAutospacing="1" w:after="100" w:afterAutospacing="1" w:line="240" w:lineRule="auto"/>
-        <w:rPr>
-          <w:rFonts w:eastAsia="Times New Roman" w:cstheme="minorHAnsi"/>
-          <w:sz w:val="28"/>
-          <w:szCs w:val="28"/>
-          <w:lang w:eastAsia="hu-HU"/>
-        </w:rPr>
-      </w:pPr>
-      <w:r>
-        <w:rPr>
-          <w:rFonts w:eastAsia="Times New Roman" w:cstheme="minorHAnsi"/>
-          <w:sz w:val="28"/>
-          <w:szCs w:val="28"/>
-          <w:lang w:eastAsia="hu-HU"/>
-        </w:rPr>
-        <w:t>Csapatmunka és Kollaboráció</w:t>
-      </w:r>
-    </w:p>
-    <w:p>
-      <w:pPr>
-        <w:spacing w:before="100" w:beforeAutospacing="1" w:after="100" w:afterAutospacing="1" w:line="240" w:lineRule="auto"/>
-        <w:rPr>
-          <w:rFonts w:eastAsia="Times New Roman" w:cstheme="minorHAnsi"/>
-          <w:sz w:val="28"/>
-          <w:szCs w:val="28"/>
-          <w:lang w:eastAsia="hu-HU"/>
-        </w:rPr>
-      </w:pPr>
-      <w:r>
-        <w:rPr>
-          <w:rFonts w:eastAsia="Times New Roman" w:cstheme="minorHAnsi"/>
-          <w:sz w:val="28"/>
-          <w:szCs w:val="28"/>
-          <w:lang w:eastAsia="hu-HU"/>
-        </w:rPr>
-        <w:t>A Github ideális eszköz csapatok számára. Lehetővé teszi, hogy több fejlesztő párhuzamosan dolgozzon ugyanazon a kódon, miközben biztosítja, hogy a különböző módosítások ne ütközzenek. A pull request és merge funkciók segítenek abban, hogy mindenki munkája egyesüljön, és a csapat tagjai kódot véleményezzenek.</w:t>
-      </w:r>
-    </w:p>
-    <w:p>
-      <w:pPr>
-        <w:spacing w:before="100" w:beforeAutospacing="1" w:after="100" w:afterAutospacing="1" w:line="240" w:lineRule="auto"/>
-        <w:rPr>
-          <w:rFonts w:eastAsia="Times New Roman" w:cstheme="minorHAnsi"/>
-          <w:sz w:val="28"/>
-          <w:szCs w:val="28"/>
-          <w:lang w:eastAsia="hu-HU"/>
-        </w:rPr>
-      </w:pPr>
-      <w:r>
-        <w:rPr>
-          <w:rFonts w:eastAsia="Times New Roman" w:cstheme="minorHAnsi"/>
-          <w:sz w:val="28"/>
-          <w:szCs w:val="28"/>
-          <w:lang w:eastAsia="hu-HU"/>
-        </w:rPr>
-        <w:lastRenderedPageBreak/>
-        <w:t>Nyilvános és privát tárolók:</w:t>
-      </w:r>
-    </w:p>
-    <w:p>
-      <w:pPr>
-        <w:spacing w:before="100" w:beforeAutospacing="1" w:after="100" w:afterAutospacing="1" w:line="240" w:lineRule="auto"/>
-        <w:rPr>
-          <w:rFonts w:eastAsia="Times New Roman" w:cstheme="minorHAnsi"/>
-          <w:sz w:val="28"/>
-          <w:szCs w:val="28"/>
-          <w:lang w:eastAsia="hu-HU"/>
-        </w:rPr>
-      </w:pPr>
-      <w:r>
-        <w:rPr>
-          <w:rFonts w:eastAsia="Times New Roman" w:cstheme="minorHAnsi"/>
-          <w:sz w:val="28"/>
-          <w:szCs w:val="28"/>
-          <w:lang w:eastAsia="hu-HU"/>
-        </w:rPr>
-        <w:t>A Github lehetővé teszi a nyilvános és privát tárolók létrehozását. Nyilvános tárolókkal a világ bármely fejlesztője hozzáférhet a kódhoz, így hasznos lehet open-source projekteknél. Privát tárolókat használhatunk, ha bizalmas vagy belső projekteken dolgozunk.</w:t>
-      </w:r>
-    </w:p>
-    <w:p>
-      <w:pPr>
-        <w:spacing w:before="100" w:beforeAutospacing="1" w:after="100" w:afterAutospacing="1" w:line="240" w:lineRule="auto"/>
-        <w:rPr>
-          <w:rFonts w:eastAsia="Times New Roman" w:cstheme="minorHAnsi"/>
-          <w:sz w:val="28"/>
-          <w:szCs w:val="28"/>
-          <w:lang w:eastAsia="hu-HU"/>
-        </w:rPr>
-      </w:pPr>
-      <w:r>
-        <w:rPr>
-          <w:rFonts w:eastAsia="Times New Roman" w:cstheme="minorHAnsi"/>
-          <w:sz w:val="28"/>
-          <w:szCs w:val="28"/>
-          <w:lang w:eastAsia="hu-HU"/>
-        </w:rPr>
-        <w:t>Kódmegosztás és Open Source közösség:</w:t>
-      </w:r>
-    </w:p>
-    <w:p>
-      <w:pPr>
-        <w:spacing w:before="100" w:beforeAutospacing="1" w:after="100" w:afterAutospacing="1" w:line="240" w:lineRule="auto"/>
-        <w:rPr>
-          <w:rFonts w:eastAsia="Times New Roman" w:cstheme="minorHAnsi"/>
-          <w:sz w:val="28"/>
-          <w:szCs w:val="28"/>
-          <w:lang w:eastAsia="hu-HU"/>
-        </w:rPr>
-      </w:pPr>
-      <w:r>
-        <w:rPr>
-          <w:rFonts w:eastAsia="Times New Roman" w:cstheme="minorHAnsi"/>
-          <w:sz w:val="28"/>
-          <w:szCs w:val="28"/>
-          <w:lang w:eastAsia="hu-HU"/>
-        </w:rPr>
-        <w:t>A GitHub központi szereplő az open source (nyílt forráskódú) közösségben. Fejlesztők milliói osztják meg a projektjeiket, hogy mások is felhasználhassák, javíthassák vagy hozzájárulhassanak hozzájuk. A GitHub a világ egyik legnagyobb kódmegosztó platformja.</w:t>
-      </w:r>
-    </w:p>
-    <w:p>
-      <w:pPr>
-        <w:spacing w:before="100" w:beforeAutospacing="1" w:after="100" w:afterAutospacing="1" w:line="240" w:lineRule="auto"/>
-        <w:rPr>
-          <w:rFonts w:eastAsia="Times New Roman" w:cstheme="minorHAnsi"/>
-          <w:sz w:val="28"/>
-          <w:szCs w:val="28"/>
-          <w:lang w:eastAsia="hu-HU"/>
-        </w:rPr>
-      </w:pPr>
-      <w:r>
-        <w:rPr>
-          <w:rFonts w:eastAsia="Times New Roman" w:cstheme="minorHAnsi"/>
-          <w:sz w:val="28"/>
-          <w:szCs w:val="28"/>
-          <w:lang w:eastAsia="hu-HU"/>
-        </w:rPr>
-        <w:t>Projektek és feladatok kezelése:</w:t>
-      </w:r>
-    </w:p>
-    <w:p>
-      <w:pPr>
-        <w:spacing w:before="100" w:beforeAutospacing="1" w:after="100" w:afterAutospacing="1" w:line="240" w:lineRule="auto"/>
-        <w:rPr>
-          <w:rFonts w:eastAsia="Times New Roman" w:cstheme="minorHAnsi"/>
-          <w:sz w:val="28"/>
-          <w:szCs w:val="28"/>
-          <w:lang w:eastAsia="hu-HU"/>
-        </w:rPr>
-      </w:pPr>
-      <w:r>
-        <w:rPr>
-          <w:rFonts w:eastAsia="Times New Roman" w:cstheme="minorHAnsi"/>
-          <w:sz w:val="28"/>
-          <w:szCs w:val="28"/>
-          <w:lang w:eastAsia="hu-HU"/>
-        </w:rPr>
-        <w:t>A GitHub nemcsak kód tárolására alkalmas, hanem projektkezelési eszközként is működik. A Issues (problémák) és Projects (projektek) funkciók lehetővé teszik, hogy feladatokat hozzunk létre, nyomon kövessük azok előrehaladását, és rendszerezzük a projekteket.</w:t>
-      </w:r>
-    </w:p>
-    <w:p>
-      <w:pPr>
-        <w:spacing w:before="100" w:beforeAutospacing="1" w:after="100" w:afterAutospacing="1" w:line="240" w:lineRule="auto"/>
-        <w:rPr>
-          <w:rFonts w:eastAsia="Times New Roman" w:cstheme="minorHAnsi"/>
-          <w:sz w:val="28"/>
-          <w:szCs w:val="28"/>
-          <w:lang w:eastAsia="hu-HU"/>
-        </w:rPr>
-      </w:pPr>
-      <w:r>
-        <w:rPr>
-          <w:rFonts w:eastAsia="Times New Roman" w:cstheme="minorHAnsi"/>
-          <w:sz w:val="28"/>
-          <w:szCs w:val="28"/>
-          <w:lang w:eastAsia="hu-HU"/>
-        </w:rPr>
-        <w:t>Dokumentáció:</w:t>
-      </w:r>
-    </w:p>
-    <w:p>
-      <w:pPr>
-        <w:spacing w:before="100" w:beforeAutospacing="1" w:after="100" w:afterAutospacing="1" w:line="240" w:lineRule="auto"/>
-        <w:rPr>
-          <w:rFonts w:eastAsia="Times New Roman" w:cstheme="minorHAnsi"/>
-          <w:sz w:val="28"/>
-          <w:szCs w:val="28"/>
-          <w:lang w:eastAsia="hu-HU"/>
-        </w:rPr>
-      </w:pPr>
-      <w:r>
-        <w:rPr>
-          <w:rFonts w:eastAsia="Times New Roman" w:cstheme="minorHAnsi"/>
-          <w:sz w:val="28"/>
-          <w:szCs w:val="28"/>
-          <w:lang w:eastAsia="hu-HU"/>
-        </w:rPr>
-        <w:t>A GitHub egyébként lehetőséget ad a projektek dokumentálására is, például a README.md fájlok segítségével, amelyek tartalmazhatják a projekt leírását, telepítési utasításokat, használati példákat stb.</w:t>
-      </w:r>
-    </w:p>
-    <w:p>
-      <w:pPr>
-        <w:spacing w:before="100" w:beforeAutospacing="1" w:after="100" w:afterAutospacing="1" w:line="240" w:lineRule="auto"/>
-        <w:rPr>
-          <w:rFonts w:eastAsia="Times New Roman" w:cstheme="minorHAnsi"/>
-          <w:sz w:val="28"/>
-          <w:szCs w:val="28"/>
-          <w:lang w:eastAsia="hu-HU"/>
-        </w:rPr>
-      </w:pPr>
-      <w:r>
-        <w:rPr>
-          <w:rFonts w:eastAsia="Times New Roman" w:cstheme="minorHAnsi"/>
-          <w:sz w:val="28"/>
-          <w:szCs w:val="28"/>
-          <w:lang w:eastAsia="hu-HU"/>
-        </w:rPr>
-        <w:t>Biztonság és Hozzáférés-vezérlés:</w:t>
-      </w:r>
-    </w:p>
-    <w:p>
-      <w:pPr>
-        <w:spacing w:before="100" w:beforeAutospacing="1" w:after="100" w:afterAutospacing="1" w:line="240" w:lineRule="auto"/>
-        <w:rPr>
-          <w:rFonts w:eastAsia="Times New Roman" w:cstheme="minorHAnsi"/>
-          <w:sz w:val="28"/>
-          <w:szCs w:val="28"/>
-          <w:lang w:eastAsia="hu-HU"/>
-        </w:rPr>
-      </w:pPr>
-      <w:r>
-        <w:rPr>
-          <w:rFonts w:eastAsia="Times New Roman" w:cstheme="minorHAnsi"/>
-          <w:sz w:val="28"/>
-          <w:szCs w:val="28"/>
-          <w:lang w:eastAsia="hu-HU"/>
-        </w:rPr>
-        <w:t>A GitHub biztosítja a biztonságos hozzáférést és a különböző szintű jogosultságokat. A csapattagok meghatározott szerepeket kaphatnak, például adminisztrátorok, fejlesztők vagy csak olvasók, biztosítva ezzel a kód védelmét.</w:t>
-      </w:r>
-    </w:p>
-    <w:p>
-      <w:pPr>
-        <w:spacing w:before="100" w:beforeAutospacing="1" w:after="100" w:afterAutospacing="1" w:line="240" w:lineRule="auto"/>
-        <w:rPr>
-          <w:rFonts w:eastAsia="Times New Roman" w:cstheme="minorHAnsi"/>
-          <w:sz w:val="28"/>
-          <w:szCs w:val="28"/>
-          <w:lang w:eastAsia="hu-HU"/>
-        </w:rPr>
-      </w:pPr>
-      <w:r>
-        <w:rPr>
-          <w:rFonts w:eastAsia="Times New Roman" w:cstheme="minorHAnsi"/>
-          <w:sz w:val="28"/>
-          <w:szCs w:val="28"/>
-          <w:lang w:eastAsia="hu-HU"/>
-        </w:rPr>
-        <w:t>Kódminőség javítása:</w:t>
-      </w:r>
-    </w:p>
-    <w:p>
-      <w:pPr>
-        <w:spacing w:before="100" w:beforeAutospacing="1" w:after="100" w:afterAutospacing="1" w:line="240" w:lineRule="auto"/>
-        <w:rPr>
-          <w:rFonts w:eastAsia="Times New Roman" w:cstheme="minorHAnsi"/>
-          <w:sz w:val="28"/>
-          <w:szCs w:val="28"/>
-          <w:lang w:eastAsia="hu-HU"/>
-        </w:rPr>
-      </w:pPr>
-      <w:r>
-        <w:rPr>
-          <w:rFonts w:eastAsia="Times New Roman" w:cstheme="minorHAnsi"/>
-          <w:sz w:val="28"/>
-          <w:szCs w:val="28"/>
-          <w:lang w:eastAsia="hu-HU"/>
-        </w:rPr>
-        <w:t>A pull request funkciók és az automatikus tesztelés segítenek abban, hogy a kód mindig magas színvonalú legyen. A fejlesztők egymás munkáját át tudják nézni, és biztosíthatják, hogy minden új kód frissítése a legjobb gyakorlatok szerint készüljön el.</w:t>
-      </w:r>
-    </w:p>
-    <w:p>
-      <w:pPr>
-        <w:spacing w:before="100" w:beforeAutospacing="1" w:after="100" w:afterAutospacing="1" w:line="240" w:lineRule="auto"/>
-        <w:rPr>
-          <w:rFonts w:eastAsia="Times New Roman" w:cstheme="minorHAnsi"/>
-          <w:sz w:val="28"/>
-          <w:szCs w:val="28"/>
-          <w:lang w:eastAsia="hu-HU"/>
-        </w:rPr>
-      </w:pPr>
-      <w:r>
-        <w:rPr>
-          <w:rFonts w:cstheme="minorHAnsi"/>
+    </w:p>
+    <w:p>
+      <w:pPr>
+        <w:spacing w:before="100" w:beforeAutospacing="1" w:after="100" w:afterAutospacing="1" w:line="240" w:lineRule="auto"/>
+        <w:rPr>
+          <w:rFonts w:eastAsia="Times New Roman" w:cstheme="minorHAnsi"/>
+          <w:sz w:val="28"/>
+          <w:szCs w:val="28"/>
+          <w:lang w:eastAsia="hu-HU"/>
+        </w:rPr>
+      </w:pPr>
+      <w:r>
+        <w:rPr>
+          <w:rFonts w:eastAsia="Times New Roman" w:cstheme="minorHAnsi"/>
           <w:noProof/>
           <w:sz w:val="28"/>
           <w:szCs w:val="28"/>
           <w:lang w:eastAsia="hu-HU"/>
         </w:rPr>
-        <w:lastRenderedPageBreak/>
         <w:drawing>
-          <wp:inline distT="0" distB="0" distL="0" distR="0" wp14:anchorId="24631166" wp14:editId="079F40C3">
-            <wp:extent cx="4733925" cy="5915025"/>
-            <wp:effectExtent l="0" t="0" r="9525" b="9525"/>
-            <wp:docPr id="4" name="Kép 4"/>
+          <wp:inline distT="0" distB="0" distL="0" distR="0">
+            <wp:extent cx="5753100" cy="3002280"/>
+            <wp:effectExtent l="0" t="0" r="0" b="7620"/>
+            <wp:docPr id="10" name="Kép 10"/>
             <wp:cNvGraphicFramePr>
               <a:graphicFrameLocks xmlns:a="http://schemas.openxmlformats.org/drawingml/2006/main" noChangeAspect="1"/>
             </wp:cNvGraphicFramePr>
@@ -3090,23 +1941,36 @@
               <a:graphicData uri="http://schemas.openxmlformats.org/drawingml/2006/picture">
                 <pic:pic xmlns:pic="http://schemas.openxmlformats.org/drawingml/2006/picture">
                   <pic:nvPicPr>
-                    <pic:cNvPr id="1" name=""/>
-                    <pic:cNvPicPr/>
+                    <pic:cNvPr id="0" name="Picture 3"/>
+                    <pic:cNvPicPr>
+                      <a:picLocks noChangeAspect="1" noChangeArrowheads="1"/>
+                    </pic:cNvPicPr>
                   </pic:nvPicPr>
                   <pic:blipFill>
-                    <a:blip r:embed="rId10"/>
+                    <a:blip r:embed="rId10">
+                      <a:extLst>
+                        <a:ext uri="{28A0092B-C50C-407E-A947-70E740481C1C}">
+                          <a14:useLocalDpi xmlns:a14="http://schemas.microsoft.com/office/drawing/2010/main" val="0"/>
+                        </a:ext>
+                      </a:extLst>
+                    </a:blip>
+                    <a:srcRect/>
                     <a:stretch>
                       <a:fillRect/>
                     </a:stretch>
                   </pic:blipFill>
-                  <pic:spPr>
+                  <pic:spPr bwMode="auto">
                     <a:xfrm>
                       <a:off x="0" y="0"/>
-                      <a:ext cx="4733925" cy="5915025"/>
+                      <a:ext cx="5753100" cy="3002280"/>
                     </a:xfrm>
                     <a:prstGeom prst="rect">
                       <a:avLst/>
                     </a:prstGeom>
+                    <a:noFill/>
+                    <a:ln>
+                      <a:noFill/>
+                    </a:ln>
                   </pic:spPr>
                 </pic:pic>
               </a:graphicData>
@@ -3118,40 +1982,548 @@
     <w:p>
       <w:pPr>
         <w:spacing w:before="100" w:beforeAutospacing="1" w:after="100" w:afterAutospacing="1" w:line="240" w:lineRule="auto"/>
-        <w:rPr>
-          <w:rFonts w:eastAsia="Times New Roman" w:cstheme="minorHAnsi"/>
-          <w:sz w:val="28"/>
-          <w:szCs w:val="28"/>
-          <w:lang w:eastAsia="hu-HU"/>
-        </w:rPr>
-      </w:pPr>
-    </w:p>
-    <w:p>
-      <w:pPr>
-        <w:rPr>
-          <w:rFonts w:eastAsia="Times New Roman" w:cstheme="minorHAnsi"/>
-          <w:b/>
-          <w:sz w:val="28"/>
-          <w:szCs w:val="28"/>
-          <w:lang w:eastAsia="hu-HU"/>
-        </w:rPr>
-      </w:pPr>
-      <w:r>
-        <w:rPr>
-          <w:rFonts w:eastAsia="Times New Roman" w:cstheme="minorHAnsi"/>
-          <w:b/>
-          <w:sz w:val="28"/>
-          <w:szCs w:val="28"/>
-          <w:lang w:eastAsia="hu-HU"/>
-        </w:rPr>
-        <w:t>3. Tervrajz:</w:t>
-      </w:r>
-    </w:p>
-    <w:p>
-      <w:pPr>
-        <w:rPr>
-          <w:b/>
-          <w:sz w:val="28"/>
+        <w:outlineLvl w:val="3"/>
+        <w:rPr>
+          <w:rFonts w:eastAsia="Times New Roman" w:cstheme="minorHAnsi"/>
+          <w:b/>
+          <w:bCs/>
+          <w:sz w:val="28"/>
+          <w:szCs w:val="28"/>
+          <w:lang w:eastAsia="hu-HU"/>
+        </w:rPr>
+      </w:pPr>
+      <w:r>
+        <w:rPr>
+          <w:rFonts w:eastAsia="Times New Roman" w:cstheme="minorHAnsi"/>
+          <w:b/>
+          <w:bCs/>
+          <w:sz w:val="28"/>
+          <w:szCs w:val="28"/>
+          <w:lang w:eastAsia="hu-HU"/>
+        </w:rPr>
+        <w:t>2.4 React</w:t>
+      </w:r>
+    </w:p>
+    <w:p>
+      <w:pPr>
+        <w:spacing w:before="100" w:beforeAutospacing="1" w:after="100" w:afterAutospacing="1" w:line="240" w:lineRule="auto"/>
+        <w:rPr>
+          <w:rFonts w:eastAsia="Times New Roman" w:cstheme="minorHAnsi"/>
+          <w:sz w:val="28"/>
+          <w:szCs w:val="28"/>
+          <w:lang w:eastAsia="hu-HU"/>
+        </w:rPr>
+      </w:pPr>
+      <w:bookmarkStart w:id="0" w:name="_GoBack"/>
+      <w:bookmarkEnd w:id="0"/>
+      <w:r>
+        <w:rPr>
+          <w:rFonts w:eastAsia="Times New Roman" w:cstheme="minorHAnsi"/>
+          <w:b/>
+          <w:sz w:val="28"/>
+          <w:szCs w:val="28"/>
+          <w:lang w:eastAsia="hu-HU"/>
+        </w:rPr>
+        <w:t>A React</w:t>
+      </w:r>
+      <w:r>
+        <w:rPr>
+          <w:rFonts w:eastAsia="Times New Roman" w:cstheme="minorHAnsi"/>
+          <w:sz w:val="28"/>
+          <w:szCs w:val="28"/>
+          <w:lang w:eastAsia="hu-HU"/>
+        </w:rPr>
+        <w:t xml:space="preserve"> egy JavaScript-könyvtár felhasználói felületek (UI) rendelésére. A felhasználói felület kis egységekből, például gombokból, szövegekből és képekből épül fel. A React segítségével újra felhasználható, egymásba ágyazható</w:t>
+      </w:r>
+      <w:r>
+        <w:rPr>
+          <w:rFonts w:eastAsia="Times New Roman" w:cstheme="minorHAnsi"/>
+          <w:sz w:val="28"/>
+          <w:szCs w:val="28"/>
+          <w:lang w:eastAsia="hu-HU"/>
+        </w:rPr>
+        <w:t xml:space="preserve"> alkatrészekké egyesítheti őket</w:t>
+      </w:r>
+      <w:r>
+        <w:rPr>
+          <w:rFonts w:eastAsia="Times New Roman" w:cstheme="minorHAnsi"/>
+          <w:sz w:val="28"/>
+          <w:szCs w:val="28"/>
+          <w:lang w:eastAsia="hu-HU"/>
+        </w:rPr>
+        <w:t xml:space="preserve">. A webhelyektől a telefonos alkalmazásokig minden, ami a képernyőn látható, összetevőkre bontható. </w:t>
+      </w:r>
+      <w:r>
+        <w:rPr>
+          <w:rFonts w:eastAsia="Times New Roman" w:cstheme="minorHAnsi"/>
+          <w:sz w:val="28"/>
+          <w:szCs w:val="28"/>
+          <w:lang w:eastAsia="hu-HU"/>
+        </w:rPr>
+        <w:lastRenderedPageBreak/>
+        <w:t>Ebben a fejezetben megtanulhatja a React összetevők létrehozását, testre szabását és feltételes megjelenítését.</w:t>
+      </w:r>
+      <w:r>
+        <w:rPr>
+          <w:rFonts w:cstheme="minorHAnsi"/>
+          <w:sz w:val="28"/>
+          <w:szCs w:val="28"/>
+        </w:rPr>
+        <w:t xml:space="preserve"> </w:t>
+      </w:r>
+      <w:r>
+        <w:rPr>
+          <w:rFonts w:eastAsia="Times New Roman" w:cstheme="minorHAnsi"/>
+          <w:b/>
+          <w:sz w:val="28"/>
+          <w:szCs w:val="28"/>
+          <w:lang w:eastAsia="hu-HU"/>
+        </w:rPr>
+        <w:t>A React</w:t>
+      </w:r>
+      <w:r>
+        <w:rPr>
+          <w:rFonts w:eastAsia="Times New Roman" w:cstheme="minorHAnsi"/>
+          <w:sz w:val="28"/>
+          <w:szCs w:val="28"/>
+          <w:lang w:eastAsia="hu-HU"/>
+        </w:rPr>
+        <w:t xml:space="preserve"> alkalmazások a felhasználói felület izolált részeiből, úgyneve</w:t>
+      </w:r>
+      <w:r>
+        <w:rPr>
+          <w:rFonts w:eastAsia="Times New Roman" w:cstheme="minorHAnsi"/>
+          <w:sz w:val="28"/>
+          <w:szCs w:val="28"/>
+          <w:lang w:eastAsia="hu-HU"/>
+        </w:rPr>
+        <w:t>zett összetevőkből épülnek fel.</w:t>
+      </w:r>
+      <w:r>
+        <w:rPr>
+          <w:rFonts w:eastAsia="Times New Roman" w:cstheme="minorHAnsi"/>
+          <w:sz w:val="28"/>
+          <w:szCs w:val="28"/>
+          <w:lang w:eastAsia="hu-HU"/>
+        </w:rPr>
+        <w:t xml:space="preserve"> A React komponens egy JavaScript-függvény, amelyet megszórhat jelöléssel. Az alkotóelemek kicsik lehetnek, mint egy gomb, vagy akár egy teljes oldal méretűek is.</w:t>
+      </w:r>
+      <w:r>
+        <w:rPr>
+          <w:rFonts w:cstheme="minorHAnsi"/>
+          <w:sz w:val="28"/>
+          <w:szCs w:val="28"/>
+        </w:rPr>
+        <w:t xml:space="preserve"> </w:t>
+      </w:r>
+      <w:r>
+        <w:rPr>
+          <w:rFonts w:eastAsia="Times New Roman" w:cstheme="minorHAnsi"/>
+          <w:sz w:val="28"/>
+          <w:szCs w:val="28"/>
+          <w:lang w:eastAsia="hu-HU"/>
+        </w:rPr>
+        <w:t>Minden React összetevő egy JavaScript függvény, amely tartalmazhat néhány jelölést, amelyet a React megjelenít a böngészőben. A React összetevők a JSX nevű szintaktikai bővítményt használják a jelölés megjelenítésére. A JSX nagyon hasonlít a HTML-re, de egy kicsit szigorúbb, és képes dinamikus információkat megjeleníteni.</w:t>
+      </w:r>
+    </w:p>
+    <w:p>
+      <w:pPr>
+        <w:spacing w:before="100" w:beforeAutospacing="1" w:after="100" w:afterAutospacing="1" w:line="240" w:lineRule="auto"/>
+        <w:rPr>
+          <w:rFonts w:eastAsia="Times New Roman" w:cstheme="minorHAnsi"/>
+          <w:b/>
+          <w:sz w:val="28"/>
+          <w:szCs w:val="28"/>
+          <w:lang w:eastAsia="hu-HU"/>
+        </w:rPr>
+      </w:pPr>
+    </w:p>
+    <w:p>
+      <w:pPr>
+        <w:rPr>
+          <w:b/>
+          <w:sz w:val="28"/>
+        </w:rPr>
+      </w:pPr>
+      <w:r>
+        <w:rPr>
+          <w:b/>
+          <w:sz w:val="28"/>
+        </w:rPr>
+        <w:t>2.5 ASP. NET Web API</w:t>
+      </w:r>
+    </w:p>
+    <w:p>
+      <w:pPr>
+        <w:spacing w:before="100" w:beforeAutospacing="1" w:after="100" w:afterAutospacing="1" w:line="240" w:lineRule="auto"/>
+        <w:rPr>
+          <w:rFonts w:eastAsia="Times New Roman" w:cstheme="minorHAnsi"/>
+          <w:sz w:val="28"/>
+          <w:szCs w:val="28"/>
+          <w:lang w:eastAsia="hu-HU"/>
+        </w:rPr>
+      </w:pPr>
+      <w:r>
+        <w:rPr>
+          <w:rFonts w:eastAsia="Times New Roman" w:cstheme="minorHAnsi"/>
+          <w:sz w:val="28"/>
+          <w:szCs w:val="28"/>
+          <w:lang w:eastAsia="hu-HU"/>
+        </w:rPr>
+        <w:t xml:space="preserve">A </w:t>
+      </w:r>
+      <w:r>
+        <w:rPr>
+          <w:rFonts w:eastAsia="Times New Roman" w:cstheme="minorHAnsi"/>
+          <w:b/>
+          <w:bCs/>
+          <w:sz w:val="28"/>
+          <w:szCs w:val="28"/>
+          <w:lang w:eastAsia="hu-HU"/>
+        </w:rPr>
+        <w:t>Web API</w:t>
+      </w:r>
+      <w:r>
+        <w:rPr>
+          <w:rFonts w:eastAsia="Times New Roman" w:cstheme="minorHAnsi"/>
+          <w:sz w:val="28"/>
+          <w:szCs w:val="28"/>
+          <w:lang w:eastAsia="hu-HU"/>
+        </w:rPr>
+        <w:t xml:space="preserve"> segítségével RESTful szolgáltatásokat hozunk létre, amelyek lehetővé teszik az adatok kommunikációját a front-end (React) és a back-end között. Az API fogja kezelni az adatbázissal való interakciókat, mint például a spanyol szavak lekérdezését és a felhasználói kérések fogadását.</w:t>
+      </w:r>
+      <w:r>
+        <w:rPr>
+          <w:rFonts w:cstheme="minorHAnsi"/>
+          <w:sz w:val="28"/>
+          <w:szCs w:val="28"/>
+        </w:rPr>
+        <w:t xml:space="preserve">  </w:t>
+      </w:r>
+      <w:r>
+        <w:rPr>
+          <w:rFonts w:eastAsia="Times New Roman" w:cstheme="minorHAnsi"/>
+          <w:sz w:val="28"/>
+          <w:szCs w:val="28"/>
+          <w:lang w:eastAsia="hu-HU"/>
+        </w:rPr>
+        <w:t>A webes API egy alkalmazásprogramozási felület (API) webszerverhez vagy webböngészőhöz. Webfejlesztési koncepcióként kapcsolódhat egy webalkalmazás ügyféloldalához (beleértve a használt webes keretrendszereket</w:t>
+      </w:r>
+      <w:r>
+        <w:rPr>
+          <w:rFonts w:eastAsia="Times New Roman" w:cstheme="minorHAnsi"/>
+          <w:sz w:val="28"/>
+          <w:szCs w:val="28"/>
+          <w:lang w:eastAsia="hu-HU"/>
+        </w:rPr>
+        <w:t xml:space="preserve"> is</w:t>
+      </w:r>
+      <w:r>
+        <w:rPr>
+          <w:rFonts w:eastAsia="Times New Roman" w:cstheme="minorHAnsi"/>
+          <w:sz w:val="28"/>
+          <w:szCs w:val="28"/>
+          <w:lang w:eastAsia="hu-HU"/>
+        </w:rPr>
+        <w:t>). A szerveroldali webes API egy vagy több nyilvánosan elérhető végpontból áll egy meghatározott kérelem-válasz üzenetrendszerhez, amelyet általában JSON-ban vagy XML- ben fejeznek ki egy HTTP</w:t>
+      </w:r>
+      <w:r>
+        <w:rPr>
+          <w:rFonts w:eastAsia="Times New Roman" w:cstheme="minorHAnsi"/>
+          <w:sz w:val="28"/>
+          <w:szCs w:val="28"/>
+          <w:lang w:eastAsia="hu-HU"/>
+        </w:rPr>
+        <w:t xml:space="preserve"> -alapú webszerver segítségével</w:t>
+      </w:r>
+      <w:r>
+        <w:rPr>
+          <w:rFonts w:eastAsia="Times New Roman" w:cstheme="minorHAnsi"/>
+          <w:sz w:val="28"/>
+          <w:szCs w:val="28"/>
+          <w:lang w:eastAsia="hu-HU"/>
+        </w:rPr>
+        <w:t>. A szerver API (SAPI) nem tekinthető szerveroldali webes API-nak, kivéve, ha nyilvánosan elérhető egy távoli webalkalmazás által.</w:t>
+      </w:r>
+    </w:p>
+    <w:p>
+      <w:pPr>
+        <w:spacing w:before="100" w:beforeAutospacing="1" w:after="100" w:afterAutospacing="1" w:line="240" w:lineRule="auto"/>
+        <w:rPr>
+          <w:rFonts w:eastAsia="Times New Roman" w:cstheme="minorHAnsi"/>
+          <w:sz w:val="28"/>
+          <w:szCs w:val="28"/>
+          <w:lang w:eastAsia="hu-HU"/>
+        </w:rPr>
+      </w:pPr>
+    </w:p>
+    <w:p>
+      <w:pPr>
+        <w:rPr>
+          <w:b/>
+          <w:sz w:val="28"/>
+        </w:rPr>
+      </w:pPr>
+      <w:r>
+        <w:rPr>
+          <w:b/>
+          <w:sz w:val="28"/>
+        </w:rPr>
+        <w:t>2.6 MySQL</w:t>
+      </w:r>
+    </w:p>
+    <w:p>
+      <w:pPr>
+        <w:spacing w:before="100" w:beforeAutospacing="1" w:after="100" w:afterAutospacing="1" w:line="240" w:lineRule="auto"/>
+        <w:rPr>
+          <w:rFonts w:cstheme="minorHAnsi"/>
+          <w:sz w:val="28"/>
+          <w:szCs w:val="28"/>
+        </w:rPr>
+      </w:pPr>
+      <w:r>
+        <w:rPr>
+          <w:rFonts w:cstheme="minorHAnsi"/>
+          <w:b/>
+          <w:sz w:val="28"/>
+          <w:szCs w:val="28"/>
+        </w:rPr>
+        <w:t xml:space="preserve"> MySQL</w:t>
+      </w:r>
+      <w:r>
+        <w:rPr>
+          <w:rFonts w:cstheme="minorHAnsi"/>
+          <w:sz w:val="28"/>
+          <w:szCs w:val="28"/>
+        </w:rPr>
+        <w:t xml:space="preserve"> egy népszerű, nyílt forráskódú relá</w:t>
+      </w:r>
+      <w:r>
+        <w:rPr>
+          <w:rFonts w:cstheme="minorHAnsi"/>
+          <w:sz w:val="28"/>
+          <w:szCs w:val="28"/>
+        </w:rPr>
+        <w:t xml:space="preserve">ciós adatbázis­kezelő rendszer, </w:t>
+      </w:r>
+      <w:r>
+        <w:rPr>
+          <w:rFonts w:cstheme="minorHAnsi"/>
+          <w:sz w:val="28"/>
+          <w:szCs w:val="28"/>
+        </w:rPr>
+        <w:t>melyet gyakran használnak dinamikus webhel</w:t>
+      </w:r>
+      <w:r>
+        <w:rPr>
+          <w:rFonts w:cstheme="minorHAnsi"/>
+          <w:sz w:val="28"/>
+          <w:szCs w:val="28"/>
+        </w:rPr>
+        <w:t xml:space="preserve">yek szolgáltatására. Az SQL egy </w:t>
+      </w:r>
+      <w:r>
+        <w:rPr>
+          <w:rFonts w:cstheme="minorHAnsi"/>
+          <w:sz w:val="28"/>
+          <w:szCs w:val="28"/>
+        </w:rPr>
+        <w:t>programozók által használt nyelv, amely lehe</w:t>
+      </w:r>
+      <w:r>
+        <w:rPr>
+          <w:rFonts w:cstheme="minorHAnsi"/>
+          <w:sz w:val="28"/>
+          <w:szCs w:val="28"/>
+        </w:rPr>
+        <w:t xml:space="preserve">tővé teszi relációs adatbázisok </w:t>
+      </w:r>
+      <w:r>
+        <w:rPr>
+          <w:rFonts w:cstheme="minorHAnsi"/>
+          <w:sz w:val="28"/>
+          <w:szCs w:val="28"/>
+        </w:rPr>
+        <w:t>létrehozását, módosítását, adatok lekérdezés</w:t>
+      </w:r>
+      <w:r>
+        <w:rPr>
+          <w:rFonts w:cstheme="minorHAnsi"/>
+          <w:sz w:val="28"/>
+          <w:szCs w:val="28"/>
+        </w:rPr>
+        <w:t xml:space="preserve">ét és a felhasználói hozzáférés </w:t>
+      </w:r>
+      <w:r>
+        <w:rPr>
+          <w:rFonts w:cstheme="minorHAnsi"/>
+          <w:sz w:val="28"/>
+          <w:szCs w:val="28"/>
+        </w:rPr>
+        <w:t>szabályozását. A relációs adatbázisok az</w:t>
+      </w:r>
+      <w:r>
+        <w:rPr>
+          <w:rFonts w:cstheme="minorHAnsi"/>
+          <w:sz w:val="28"/>
+          <w:szCs w:val="28"/>
+        </w:rPr>
+        <w:t xml:space="preserve"> adatokat egy vagy több táblába </w:t>
+      </w:r>
+      <w:r>
+        <w:rPr>
+          <w:rFonts w:cstheme="minorHAnsi"/>
+          <w:sz w:val="28"/>
+          <w:szCs w:val="28"/>
+        </w:rPr>
+        <w:t>szervezik, ahol az adatok kapcsolatban le</w:t>
+      </w:r>
+      <w:r>
+        <w:rPr>
+          <w:rFonts w:cstheme="minorHAnsi"/>
+          <w:sz w:val="28"/>
+          <w:szCs w:val="28"/>
+        </w:rPr>
+        <w:t xml:space="preserve">hetnek egymással, ami segíti az </w:t>
+      </w:r>
+      <w:r>
+        <w:rPr>
+          <w:rFonts w:cstheme="minorHAnsi"/>
+          <w:sz w:val="28"/>
+          <w:szCs w:val="28"/>
+        </w:rPr>
+        <w:t>adatok strukturálását, és kezelését.</w:t>
+      </w:r>
+    </w:p>
+    <w:p>
+      <w:pPr>
+        <w:spacing w:before="100" w:beforeAutospacing="1" w:after="100" w:afterAutospacing="1" w:line="240" w:lineRule="auto"/>
+        <w:rPr>
+          <w:rFonts w:cstheme="minorHAnsi"/>
+          <w:sz w:val="28"/>
+          <w:szCs w:val="28"/>
+        </w:rPr>
+      </w:pPr>
+    </w:p>
+    <w:p>
+      <w:pPr>
+        <w:spacing w:before="100" w:beforeAutospacing="1" w:after="100" w:afterAutospacing="1" w:line="240" w:lineRule="auto"/>
+        <w:rPr>
+          <w:rFonts w:cstheme="minorHAnsi"/>
+          <w:b/>
+          <w:sz w:val="28"/>
+          <w:szCs w:val="28"/>
+        </w:rPr>
+      </w:pPr>
+      <w:r>
+        <w:rPr>
+          <w:rFonts w:cstheme="minorHAnsi"/>
+          <w:b/>
+          <w:sz w:val="28"/>
+          <w:szCs w:val="28"/>
+        </w:rPr>
+        <w:lastRenderedPageBreak/>
+        <w:t>2.7 Trello</w:t>
+      </w:r>
+    </w:p>
+    <w:p>
+      <w:pPr>
+        <w:spacing w:before="100" w:beforeAutospacing="1" w:after="100" w:afterAutospacing="1" w:line="240" w:lineRule="auto"/>
+        <w:rPr>
+          <w:rFonts w:eastAsia="Times New Roman" w:cstheme="minorHAnsi"/>
+          <w:sz w:val="28"/>
+          <w:szCs w:val="28"/>
+          <w:lang w:eastAsia="hu-HU"/>
+        </w:rPr>
+      </w:pPr>
+      <w:r>
+        <w:rPr>
+          <w:rFonts w:eastAsia="Times New Roman" w:cstheme="minorHAnsi"/>
+          <w:sz w:val="28"/>
+          <w:szCs w:val="28"/>
+          <w:lang w:eastAsia="hu-HU"/>
+        </w:rPr>
+        <w:t xml:space="preserve">A </w:t>
+      </w:r>
+      <w:r>
+        <w:rPr>
+          <w:rFonts w:eastAsia="Times New Roman" w:cstheme="minorHAnsi"/>
+          <w:b/>
+          <w:sz w:val="28"/>
+          <w:szCs w:val="28"/>
+          <w:lang w:eastAsia="hu-HU"/>
+        </w:rPr>
+        <w:t>Trello</w:t>
+      </w:r>
+      <w:r>
+        <w:rPr>
+          <w:rFonts w:eastAsia="Times New Roman" w:cstheme="minorHAnsi"/>
+          <w:sz w:val="28"/>
+          <w:szCs w:val="28"/>
+          <w:lang w:eastAsia="hu-HU"/>
+        </w:rPr>
+        <w:t xml:space="preserve"> egy vizuális projektmenedzsment eszköz, amely segít a csapatoknak, egyéni felhasználóknak vagy cégeknek a feladatok és projektek nyomon követésében és szervezésében. A rendszer alapja a **kanban módszertan**, ami egy vizuális feladatkezelési rendszer, amely segít átlátni a munka áramlását, és hatékonyan nyomon követni a projekt előrehaladását.</w:t>
+      </w:r>
+    </w:p>
+    <w:p>
+      <w:pPr>
+        <w:spacing w:before="100" w:beforeAutospacing="1" w:after="100" w:afterAutospacing="1" w:line="240" w:lineRule="auto"/>
+        <w:rPr>
+          <w:rFonts w:eastAsia="Times New Roman" w:cstheme="minorHAnsi"/>
+          <w:sz w:val="28"/>
+          <w:szCs w:val="28"/>
+          <w:lang w:eastAsia="hu-HU"/>
+        </w:rPr>
+      </w:pPr>
+      <w:r>
+        <w:rPr>
+          <w:rFonts w:eastAsia="Times New Roman" w:cstheme="minorHAnsi"/>
+          <w:sz w:val="28"/>
+          <w:szCs w:val="28"/>
+          <w:lang w:eastAsia="hu-HU"/>
+        </w:rPr>
+        <w:t>1. Vizuális áttekintés:</w:t>
+      </w:r>
+    </w:p>
+    <w:p>
+      <w:pPr>
+        <w:spacing w:before="100" w:beforeAutospacing="1" w:after="100" w:afterAutospacing="1" w:line="240" w:lineRule="auto"/>
+        <w:rPr>
+          <w:rFonts w:eastAsia="Times New Roman" w:cstheme="minorHAnsi"/>
+          <w:sz w:val="28"/>
+          <w:szCs w:val="28"/>
+          <w:lang w:eastAsia="hu-HU"/>
+        </w:rPr>
+      </w:pPr>
+      <w:r>
+        <w:rPr>
+          <w:rFonts w:eastAsia="Times New Roman" w:cstheme="minorHAnsi"/>
+          <w:sz w:val="28"/>
+          <w:szCs w:val="28"/>
+          <w:lang w:eastAsia="hu-HU"/>
+        </w:rPr>
+        <w:t xml:space="preserve">   - A Trello kártyák és listák segítségével könnyedén követhetjük, hogy mi történik a projektünkben. A kártyák állapotát (pl. "To-Do", "In Progress", "Done") vizuálisan is könnyen követhetjük, ami segít abban, hogy gyorsan átlássuk a feladatok állapotát.</w:t>
+      </w:r>
+    </w:p>
+    <w:p>
+      <w:pPr>
+        <w:spacing w:before="100" w:beforeAutospacing="1" w:after="100" w:afterAutospacing="1" w:line="240" w:lineRule="auto"/>
+        <w:rPr>
+          <w:rFonts w:eastAsia="Times New Roman" w:cstheme="minorHAnsi"/>
+          <w:sz w:val="28"/>
+          <w:szCs w:val="28"/>
+          <w:lang w:eastAsia="hu-HU"/>
+        </w:rPr>
+      </w:pPr>
+    </w:p>
+    <w:p>
+      <w:pPr>
+        <w:spacing w:before="100" w:beforeAutospacing="1" w:after="100" w:afterAutospacing="1" w:line="240" w:lineRule="auto"/>
+        <w:rPr>
+          <w:rFonts w:eastAsia="Times New Roman" w:cstheme="minorHAnsi"/>
+          <w:sz w:val="28"/>
+          <w:szCs w:val="28"/>
+          <w:lang w:eastAsia="hu-HU"/>
         </w:rPr>
       </w:pPr>
       <w:r>
@@ -3162,12 +2534,11 @@
           <w:szCs w:val="28"/>
           <w:lang w:eastAsia="hu-HU"/>
         </w:rPr>
-        <w:lastRenderedPageBreak/>
         <w:drawing>
-          <wp:inline distT="0" distB="0" distL="0" distR="0" wp14:anchorId="6C2977B5" wp14:editId="0DE25DA8">
-            <wp:extent cx="5760720" cy="2896870"/>
+          <wp:inline distT="0" distB="0" distL="0" distR="0" wp14:anchorId="6788602B" wp14:editId="75DE4FCC">
+            <wp:extent cx="5760720" cy="2596515"/>
             <wp:effectExtent l="0" t="0" r="0" b="0"/>
-            <wp:docPr id="1" name="Kép 1"/>
+            <wp:docPr id="3" name="Kép 3"/>
             <wp:cNvGraphicFramePr>
               <a:graphicFrameLocks xmlns:a="http://schemas.openxmlformats.org/drawingml/2006/main" noChangeAspect="1"/>
             </wp:cNvGraphicFramePr>
@@ -3187,6 +2558,825 @@
                   <pic:spPr>
                     <a:xfrm>
                       <a:off x="0" y="0"/>
+                      <a:ext cx="5760720" cy="2596515"/>
+                    </a:xfrm>
+                    <a:prstGeom prst="rect">
+                      <a:avLst/>
+                    </a:prstGeom>
+                  </pic:spPr>
+                </pic:pic>
+              </a:graphicData>
+            </a:graphic>
+          </wp:inline>
+        </w:drawing>
+      </w:r>
+    </w:p>
+    <w:p>
+      <w:pPr>
+        <w:spacing w:before="100" w:beforeAutospacing="1" w:after="100" w:afterAutospacing="1" w:line="240" w:lineRule="auto"/>
+        <w:rPr>
+          <w:rFonts w:eastAsia="Times New Roman" w:cstheme="minorHAnsi"/>
+          <w:sz w:val="28"/>
+          <w:szCs w:val="28"/>
+          <w:lang w:eastAsia="hu-HU"/>
+        </w:rPr>
+      </w:pPr>
+    </w:p>
+    <w:p>
+      <w:pPr>
+        <w:spacing w:before="100" w:beforeAutospacing="1" w:after="100" w:afterAutospacing="1" w:line="240" w:lineRule="auto"/>
+        <w:rPr>
+          <w:rFonts w:eastAsia="Times New Roman" w:cstheme="minorHAnsi"/>
+          <w:sz w:val="28"/>
+          <w:szCs w:val="28"/>
+          <w:lang w:eastAsia="hu-HU"/>
+        </w:rPr>
+      </w:pPr>
+      <w:r>
+        <w:rPr>
+          <w:rFonts w:eastAsia="Times New Roman" w:cstheme="minorHAnsi"/>
+          <w:sz w:val="28"/>
+          <w:szCs w:val="28"/>
+          <w:lang w:eastAsia="hu-HU"/>
+        </w:rPr>
+        <w:t>2. Könnyen használható:</w:t>
+      </w:r>
+    </w:p>
+    <w:p>
+      <w:pPr>
+        <w:spacing w:before="100" w:beforeAutospacing="1" w:after="100" w:afterAutospacing="1" w:line="240" w:lineRule="auto"/>
+        <w:rPr>
+          <w:rFonts w:eastAsia="Times New Roman" w:cstheme="minorHAnsi"/>
+          <w:sz w:val="28"/>
+          <w:szCs w:val="28"/>
+          <w:lang w:eastAsia="hu-HU"/>
+        </w:rPr>
+      </w:pPr>
+      <w:r>
+        <w:rPr>
+          <w:rFonts w:eastAsia="Times New Roman" w:cstheme="minorHAnsi"/>
+          <w:sz w:val="28"/>
+          <w:szCs w:val="28"/>
+          <w:lang w:eastAsia="hu-HU"/>
+        </w:rPr>
+        <w:t xml:space="preserve">   - A Trello rendkívül intuitív, nem szükséges mélyebb technikai tudás, hogy elkezdjük használni. A drag-and-drop (húzás és ejtés) funkcióval könnyen áthelyezhetjük a kártyákat, listákat és feladatokat.</w:t>
+      </w:r>
+    </w:p>
+    <w:p>
+      <w:pPr>
+        <w:spacing w:before="100" w:beforeAutospacing="1" w:after="100" w:afterAutospacing="1" w:line="240" w:lineRule="auto"/>
+        <w:rPr>
+          <w:rFonts w:eastAsia="Times New Roman" w:cstheme="minorHAnsi"/>
+          <w:sz w:val="28"/>
+          <w:szCs w:val="28"/>
+          <w:lang w:eastAsia="hu-HU"/>
+        </w:rPr>
+      </w:pPr>
+    </w:p>
+    <w:p>
+      <w:pPr>
+        <w:spacing w:before="100" w:beforeAutospacing="1" w:after="100" w:afterAutospacing="1" w:line="240" w:lineRule="auto"/>
+        <w:rPr>
+          <w:rFonts w:eastAsia="Times New Roman" w:cstheme="minorHAnsi"/>
+          <w:sz w:val="28"/>
+          <w:szCs w:val="28"/>
+          <w:lang w:eastAsia="hu-HU"/>
+        </w:rPr>
+      </w:pPr>
+      <w:r>
+        <w:rPr>
+          <w:rFonts w:eastAsia="Times New Roman" w:cstheme="minorHAnsi"/>
+          <w:sz w:val="28"/>
+          <w:szCs w:val="28"/>
+          <w:lang w:eastAsia="hu-HU"/>
+        </w:rPr>
+        <w:t>3. Rugalmasság:</w:t>
+      </w:r>
+    </w:p>
+    <w:p>
+      <w:pPr>
+        <w:spacing w:before="100" w:beforeAutospacing="1" w:after="100" w:afterAutospacing="1" w:line="240" w:lineRule="auto"/>
+        <w:rPr>
+          <w:rFonts w:eastAsia="Times New Roman" w:cstheme="minorHAnsi"/>
+          <w:sz w:val="28"/>
+          <w:szCs w:val="28"/>
+          <w:lang w:eastAsia="hu-HU"/>
+        </w:rPr>
+      </w:pPr>
+      <w:r>
+        <w:rPr>
+          <w:rFonts w:eastAsia="Times New Roman" w:cstheme="minorHAnsi"/>
+          <w:sz w:val="28"/>
+          <w:szCs w:val="28"/>
+          <w:lang w:eastAsia="hu-HU"/>
+        </w:rPr>
+        <w:lastRenderedPageBreak/>
+        <w:t xml:space="preserve">   - Használható különféle típusú projekteknél és célokra: csapatmunkához, személyes feladatkezeléshez, üzleti projektekhez stb. Könnyedén testreszabhatók a boardok, listák és kártyák, hogy illeszkedjenek a felhasználó igényeihez.</w:t>
+      </w:r>
+    </w:p>
+    <w:p>
+      <w:pPr>
+        <w:spacing w:before="100" w:beforeAutospacing="1" w:after="100" w:afterAutospacing="1" w:line="240" w:lineRule="auto"/>
+        <w:rPr>
+          <w:rFonts w:eastAsia="Times New Roman" w:cstheme="minorHAnsi"/>
+          <w:sz w:val="28"/>
+          <w:szCs w:val="28"/>
+          <w:lang w:eastAsia="hu-HU"/>
+        </w:rPr>
+      </w:pPr>
+    </w:p>
+    <w:p>
+      <w:pPr>
+        <w:spacing w:before="100" w:beforeAutospacing="1" w:after="100" w:afterAutospacing="1" w:line="240" w:lineRule="auto"/>
+        <w:rPr>
+          <w:rFonts w:eastAsia="Times New Roman" w:cstheme="minorHAnsi"/>
+          <w:sz w:val="28"/>
+          <w:szCs w:val="28"/>
+          <w:lang w:eastAsia="hu-HU"/>
+        </w:rPr>
+      </w:pPr>
+      <w:r>
+        <w:rPr>
+          <w:rFonts w:eastAsia="Times New Roman" w:cstheme="minorHAnsi"/>
+          <w:sz w:val="28"/>
+          <w:szCs w:val="28"/>
+          <w:lang w:eastAsia="hu-HU"/>
+        </w:rPr>
+        <w:t>4. Kollaboráció:</w:t>
+      </w:r>
+    </w:p>
+    <w:p>
+      <w:pPr>
+        <w:spacing w:before="100" w:beforeAutospacing="1" w:after="100" w:afterAutospacing="1" w:line="240" w:lineRule="auto"/>
+        <w:rPr>
+          <w:rFonts w:eastAsia="Times New Roman" w:cstheme="minorHAnsi"/>
+          <w:sz w:val="28"/>
+          <w:szCs w:val="28"/>
+          <w:lang w:eastAsia="hu-HU"/>
+        </w:rPr>
+      </w:pPr>
+      <w:r>
+        <w:rPr>
+          <w:rFonts w:eastAsia="Times New Roman" w:cstheme="minorHAnsi"/>
+          <w:sz w:val="28"/>
+          <w:szCs w:val="28"/>
+          <w:lang w:eastAsia="hu-HU"/>
+        </w:rPr>
+        <w:t xml:space="preserve">   - A Trello kiválóan alkalmas csapatmunkára. A felhasználók meghívhatók a projektekbe, és közösen dolgozhatnak a feladatokon. Lehetőség van kommentelni a kártyák alatt, fájlokat csatolni, és különböző határidőket beállítani.</w:t>
+      </w:r>
+    </w:p>
+    <w:p>
+      <w:pPr>
+        <w:spacing w:before="100" w:beforeAutospacing="1" w:after="100" w:afterAutospacing="1" w:line="240" w:lineRule="auto"/>
+        <w:rPr>
+          <w:rFonts w:eastAsia="Times New Roman" w:cstheme="minorHAnsi"/>
+          <w:sz w:val="28"/>
+          <w:szCs w:val="28"/>
+          <w:lang w:eastAsia="hu-HU"/>
+        </w:rPr>
+      </w:pPr>
+    </w:p>
+    <w:p>
+      <w:pPr>
+        <w:spacing w:before="100" w:beforeAutospacing="1" w:after="100" w:afterAutospacing="1" w:line="240" w:lineRule="auto"/>
+        <w:rPr>
+          <w:rFonts w:eastAsia="Times New Roman" w:cstheme="minorHAnsi"/>
+          <w:sz w:val="28"/>
+          <w:szCs w:val="28"/>
+          <w:lang w:eastAsia="hu-HU"/>
+        </w:rPr>
+      </w:pPr>
+      <w:r>
+        <w:rPr>
+          <w:rFonts w:eastAsia="Times New Roman" w:cstheme="minorHAnsi"/>
+          <w:sz w:val="28"/>
+          <w:szCs w:val="28"/>
+          <w:lang w:eastAsia="hu-HU"/>
+        </w:rPr>
+        <w:t>5. Részletes feladatok:</w:t>
+      </w:r>
+    </w:p>
+    <w:p>
+      <w:pPr>
+        <w:spacing w:before="100" w:beforeAutospacing="1" w:after="100" w:afterAutospacing="1" w:line="240" w:lineRule="auto"/>
+        <w:rPr>
+          <w:rFonts w:eastAsia="Times New Roman" w:cstheme="minorHAnsi"/>
+          <w:sz w:val="28"/>
+          <w:szCs w:val="28"/>
+          <w:lang w:eastAsia="hu-HU"/>
+        </w:rPr>
+      </w:pPr>
+      <w:r>
+        <w:rPr>
+          <w:rFonts w:eastAsia="Times New Roman" w:cstheme="minorHAnsi"/>
+          <w:sz w:val="28"/>
+          <w:szCs w:val="28"/>
+          <w:lang w:eastAsia="hu-HU"/>
+        </w:rPr>
+        <w:t xml:space="preserve">   - Minden kártya részletes információkat tartalmazhat, például határidőket, címkéket, ellenőrök listáját, mellékleteket, kommenteket, ellenőrzőlistákat stb. Ez lehetővé teszi, hogy mindenki pontosan tudja, mit kell tenni és mikor.</w:t>
+      </w:r>
+    </w:p>
+    <w:p>
+      <w:pPr>
+        <w:spacing w:before="100" w:beforeAutospacing="1" w:after="100" w:afterAutospacing="1" w:line="240" w:lineRule="auto"/>
+        <w:rPr>
+          <w:rFonts w:eastAsia="Times New Roman" w:cstheme="minorHAnsi"/>
+          <w:sz w:val="28"/>
+          <w:szCs w:val="28"/>
+          <w:lang w:eastAsia="hu-HU"/>
+        </w:rPr>
+      </w:pPr>
+    </w:p>
+    <w:p>
+      <w:pPr>
+        <w:spacing w:before="100" w:beforeAutospacing="1" w:after="100" w:afterAutospacing="1" w:line="240" w:lineRule="auto"/>
+        <w:rPr>
+          <w:rFonts w:eastAsia="Times New Roman" w:cstheme="minorHAnsi"/>
+          <w:sz w:val="28"/>
+          <w:szCs w:val="28"/>
+          <w:lang w:eastAsia="hu-HU"/>
+        </w:rPr>
+      </w:pPr>
+      <w:r>
+        <w:rPr>
+          <w:rFonts w:eastAsia="Times New Roman" w:cstheme="minorHAnsi"/>
+          <w:sz w:val="28"/>
+          <w:szCs w:val="28"/>
+          <w:lang w:eastAsia="hu-HU"/>
+        </w:rPr>
+        <w:t>- Projektmenedzsment: Nyomon követhetjük a projektek előrehaladását, kezelhetjük a határidőket és feladatokat.</w:t>
+      </w:r>
+    </w:p>
+    <w:p>
+      <w:pPr>
+        <w:spacing w:before="100" w:beforeAutospacing="1" w:after="100" w:afterAutospacing="1" w:line="240" w:lineRule="auto"/>
+        <w:rPr>
+          <w:rFonts w:eastAsia="Times New Roman" w:cstheme="minorHAnsi"/>
+          <w:sz w:val="28"/>
+          <w:szCs w:val="28"/>
+          <w:lang w:eastAsia="hu-HU"/>
+        </w:rPr>
+      </w:pPr>
+      <w:r>
+        <w:rPr>
+          <w:rFonts w:eastAsia="Times New Roman" w:cstheme="minorHAnsi"/>
+          <w:sz w:val="28"/>
+          <w:szCs w:val="28"/>
+          <w:lang w:eastAsia="hu-HU"/>
+        </w:rPr>
+        <w:t>- Csapatmunka: Könnyen oszthatjuk meg a feladatokat és a projekt részleteit a csapattagokkal.</w:t>
+      </w:r>
+    </w:p>
+    <w:p>
+      <w:pPr>
+        <w:spacing w:before="100" w:beforeAutospacing="1" w:after="100" w:afterAutospacing="1" w:line="240" w:lineRule="auto"/>
+        <w:rPr>
+          <w:rFonts w:eastAsia="Times New Roman" w:cstheme="minorHAnsi"/>
+          <w:sz w:val="28"/>
+          <w:szCs w:val="28"/>
+          <w:lang w:eastAsia="hu-HU"/>
+        </w:rPr>
+      </w:pPr>
+      <w:r>
+        <w:rPr>
+          <w:rFonts w:eastAsia="Times New Roman" w:cstheme="minorHAnsi"/>
+          <w:sz w:val="28"/>
+          <w:szCs w:val="28"/>
+          <w:lang w:eastAsia="hu-HU"/>
+        </w:rPr>
+        <w:t>- Fejlesztési projektek: A szoftverfejlesztési projektek tervezéséhez és a fejlesztési ciklusok követéséhez is kiváló.</w:t>
+      </w:r>
+    </w:p>
+    <w:p>
+      <w:pPr>
+        <w:spacing w:before="100" w:beforeAutospacing="1" w:after="100" w:afterAutospacing="1" w:line="240" w:lineRule="auto"/>
+        <w:rPr>
+          <w:rFonts w:cstheme="minorHAnsi"/>
+          <w:b/>
+          <w:sz w:val="28"/>
+          <w:szCs w:val="28"/>
+        </w:rPr>
+      </w:pPr>
+    </w:p>
+    <w:p>
+      <w:pPr>
+        <w:spacing w:before="100" w:beforeAutospacing="1" w:after="100" w:afterAutospacing="1" w:line="240" w:lineRule="auto"/>
+        <w:rPr>
+          <w:rFonts w:eastAsia="Times New Roman" w:cstheme="minorHAnsi"/>
+          <w:sz w:val="28"/>
+          <w:szCs w:val="28"/>
+          <w:lang w:eastAsia="hu-HU"/>
+        </w:rPr>
+      </w:pPr>
+    </w:p>
+    <w:p>
+      <w:pPr>
+        <w:spacing w:before="100" w:beforeAutospacing="1" w:after="100" w:afterAutospacing="1" w:line="240" w:lineRule="auto"/>
+        <w:rPr>
+          <w:rFonts w:eastAsia="Times New Roman" w:cstheme="minorHAnsi"/>
+          <w:b/>
+          <w:sz w:val="28"/>
+          <w:szCs w:val="28"/>
+          <w:lang w:eastAsia="hu-HU"/>
+        </w:rPr>
+      </w:pPr>
+      <w:r>
+        <w:rPr>
+          <w:rFonts w:eastAsia="Times New Roman" w:cstheme="minorHAnsi"/>
+          <w:b/>
+          <w:sz w:val="28"/>
+          <w:szCs w:val="28"/>
+          <w:lang w:eastAsia="hu-HU"/>
+        </w:rPr>
+        <w:t xml:space="preserve">2.8 </w:t>
+      </w:r>
+      <w:r>
+        <w:rPr>
+          <w:rFonts w:eastAsia="Times New Roman" w:cstheme="minorHAnsi"/>
+          <w:b/>
+          <w:sz w:val="28"/>
+          <w:szCs w:val="28"/>
+          <w:lang w:eastAsia="hu-HU"/>
+        </w:rPr>
+        <w:t>Github</w:t>
+      </w:r>
+    </w:p>
+    <w:p>
+      <w:pPr>
+        <w:spacing w:before="100" w:beforeAutospacing="1" w:after="100" w:afterAutospacing="1" w:line="240" w:lineRule="auto"/>
+        <w:rPr>
+          <w:rFonts w:eastAsia="Times New Roman" w:cstheme="minorHAnsi"/>
+          <w:sz w:val="28"/>
+          <w:szCs w:val="28"/>
+          <w:lang w:eastAsia="hu-HU"/>
+        </w:rPr>
+      </w:pPr>
+      <w:r>
+        <w:rPr>
+          <w:rFonts w:eastAsia="Times New Roman" w:cstheme="minorHAnsi"/>
+          <w:sz w:val="28"/>
+          <w:szCs w:val="28"/>
+          <w:lang w:eastAsia="hu-HU"/>
+        </w:rPr>
+        <w:t xml:space="preserve"> </w:t>
+      </w:r>
+      <w:r>
+        <w:rPr>
+          <w:rFonts w:eastAsia="Times New Roman" w:cstheme="minorHAnsi"/>
+          <w:b/>
+          <w:sz w:val="28"/>
+          <w:szCs w:val="28"/>
+          <w:lang w:eastAsia="hu-HU"/>
+        </w:rPr>
+        <w:t xml:space="preserve">Github </w:t>
+      </w:r>
+      <w:r>
+        <w:rPr>
+          <w:rFonts w:eastAsia="Times New Roman" w:cstheme="minorHAnsi"/>
+          <w:sz w:val="28"/>
+          <w:szCs w:val="28"/>
+          <w:lang w:eastAsia="hu-HU"/>
+        </w:rPr>
+        <w:t>egy webalapú verziókezelő rendszer, amely a Git</w:t>
+      </w:r>
+      <w:r>
+        <w:rPr>
+          <w:rFonts w:eastAsia="Times New Roman" w:cstheme="minorHAnsi"/>
+          <w:b/>
+          <w:sz w:val="28"/>
+          <w:szCs w:val="28"/>
+          <w:lang w:eastAsia="hu-HU"/>
+        </w:rPr>
+        <w:t xml:space="preserve"> </w:t>
+      </w:r>
+      <w:r>
+        <w:rPr>
+          <w:rFonts w:eastAsia="Times New Roman" w:cstheme="minorHAnsi"/>
+          <w:sz w:val="28"/>
+          <w:szCs w:val="28"/>
+          <w:lang w:eastAsia="hu-HU"/>
+        </w:rPr>
+        <w:t xml:space="preserve">verziókezelő eszközt használja. Alapvetően arra szolgál, hogy a fejlesztők és csapatok könnyen kezelhessék a kódot, együttműködhessenek, és biztosítsák a különböző verziók </w:t>
+      </w:r>
+      <w:r>
+        <w:rPr>
+          <w:rFonts w:eastAsia="Times New Roman" w:cstheme="minorHAnsi"/>
+          <w:sz w:val="28"/>
+          <w:szCs w:val="28"/>
+          <w:lang w:eastAsia="hu-HU"/>
+        </w:rPr>
+        <w:lastRenderedPageBreak/>
+        <w:t>közötti nyomon követést. A Github egy központi platform, amely lehetővé teszi a kód tárolását, megosztását és együttműködést más fejlesztőkkel.</w:t>
+      </w:r>
+    </w:p>
+    <w:p>
+      <w:pPr>
+        <w:spacing w:before="100" w:beforeAutospacing="1" w:after="100" w:afterAutospacing="1" w:line="240" w:lineRule="auto"/>
+        <w:rPr>
+          <w:rFonts w:eastAsia="Times New Roman" w:cstheme="minorHAnsi"/>
+          <w:sz w:val="28"/>
+          <w:szCs w:val="28"/>
+          <w:lang w:eastAsia="hu-HU"/>
+        </w:rPr>
+      </w:pPr>
+      <w:r>
+        <w:rPr>
+          <w:rFonts w:eastAsia="Times New Roman" w:cstheme="minorHAnsi"/>
+          <w:sz w:val="28"/>
+          <w:szCs w:val="28"/>
+          <w:lang w:eastAsia="hu-HU"/>
+        </w:rPr>
+        <w:t>Csapatmunka és Kollaboráció</w:t>
+      </w:r>
+    </w:p>
+    <w:p>
+      <w:pPr>
+        <w:spacing w:before="100" w:beforeAutospacing="1" w:after="100" w:afterAutospacing="1" w:line="240" w:lineRule="auto"/>
+        <w:rPr>
+          <w:rFonts w:eastAsia="Times New Roman" w:cstheme="minorHAnsi"/>
+          <w:sz w:val="28"/>
+          <w:szCs w:val="28"/>
+          <w:lang w:eastAsia="hu-HU"/>
+        </w:rPr>
+      </w:pPr>
+      <w:r>
+        <w:rPr>
+          <w:rFonts w:eastAsia="Times New Roman" w:cstheme="minorHAnsi"/>
+          <w:sz w:val="28"/>
+          <w:szCs w:val="28"/>
+          <w:lang w:eastAsia="hu-HU"/>
+        </w:rPr>
+        <w:t>A Github ideális eszköz csapatok számára. Lehetővé teszi, hogy több fejlesztő párhuzamosan dolgozzon ugyanazon a kódon, miközben biztosítja, hogy a különböző módosítások ne ütközzenek. A pull request és merge funkciók segítenek abban, hogy mindenki munkája egyesüljön, és a csapat tagjai kódot véleményezzenek.</w:t>
+      </w:r>
+    </w:p>
+    <w:p>
+      <w:pPr>
+        <w:spacing w:before="100" w:beforeAutospacing="1" w:after="100" w:afterAutospacing="1" w:line="240" w:lineRule="auto"/>
+        <w:rPr>
+          <w:rFonts w:eastAsia="Times New Roman" w:cstheme="minorHAnsi"/>
+          <w:sz w:val="28"/>
+          <w:szCs w:val="28"/>
+          <w:lang w:eastAsia="hu-HU"/>
+        </w:rPr>
+      </w:pPr>
+      <w:r>
+        <w:rPr>
+          <w:rFonts w:eastAsia="Times New Roman" w:cstheme="minorHAnsi"/>
+          <w:sz w:val="28"/>
+          <w:szCs w:val="28"/>
+          <w:lang w:eastAsia="hu-HU"/>
+        </w:rPr>
+        <w:t>Nyilvános és privát tárolók:</w:t>
+      </w:r>
+    </w:p>
+    <w:p>
+      <w:pPr>
+        <w:spacing w:before="100" w:beforeAutospacing="1" w:after="100" w:afterAutospacing="1" w:line="240" w:lineRule="auto"/>
+        <w:rPr>
+          <w:rFonts w:eastAsia="Times New Roman" w:cstheme="minorHAnsi"/>
+          <w:sz w:val="28"/>
+          <w:szCs w:val="28"/>
+          <w:lang w:eastAsia="hu-HU"/>
+        </w:rPr>
+      </w:pPr>
+      <w:r>
+        <w:rPr>
+          <w:rFonts w:eastAsia="Times New Roman" w:cstheme="minorHAnsi"/>
+          <w:sz w:val="28"/>
+          <w:szCs w:val="28"/>
+          <w:lang w:eastAsia="hu-HU"/>
+        </w:rPr>
+        <w:t>A Github lehetővé teszi a nyilvános és privát tárolók létrehozását. Nyilvános tárolókkal a világ bármely fejlesztője hozzáférhet a kódhoz, így hasznos lehet open-source projekteknél. Privát tárolókat használhatunk, ha bizalmas vagy belső projekteken dolgozunk.</w:t>
+      </w:r>
+    </w:p>
+    <w:p>
+      <w:pPr>
+        <w:spacing w:before="100" w:beforeAutospacing="1" w:after="100" w:afterAutospacing="1" w:line="240" w:lineRule="auto"/>
+        <w:rPr>
+          <w:rFonts w:eastAsia="Times New Roman" w:cstheme="minorHAnsi"/>
+          <w:sz w:val="28"/>
+          <w:szCs w:val="28"/>
+          <w:lang w:eastAsia="hu-HU"/>
+        </w:rPr>
+      </w:pPr>
+      <w:r>
+        <w:rPr>
+          <w:rFonts w:eastAsia="Times New Roman" w:cstheme="minorHAnsi"/>
+          <w:sz w:val="28"/>
+          <w:szCs w:val="28"/>
+          <w:lang w:eastAsia="hu-HU"/>
+        </w:rPr>
+        <w:t>Kódmegosztás és Open Source közösség:</w:t>
+      </w:r>
+    </w:p>
+    <w:p>
+      <w:pPr>
+        <w:spacing w:before="100" w:beforeAutospacing="1" w:after="100" w:afterAutospacing="1" w:line="240" w:lineRule="auto"/>
+        <w:rPr>
+          <w:rFonts w:eastAsia="Times New Roman" w:cstheme="minorHAnsi"/>
+          <w:sz w:val="28"/>
+          <w:szCs w:val="28"/>
+          <w:lang w:eastAsia="hu-HU"/>
+        </w:rPr>
+      </w:pPr>
+      <w:r>
+        <w:rPr>
+          <w:rFonts w:eastAsia="Times New Roman" w:cstheme="minorHAnsi"/>
+          <w:sz w:val="28"/>
+          <w:szCs w:val="28"/>
+          <w:lang w:eastAsia="hu-HU"/>
+        </w:rPr>
+        <w:t>A GitHub központi szereplő az open source (nyílt forráskódú) közösségben. Fejlesztők milliói osztják meg a projektjeiket, hogy mások is felhasználhassák, javíthassák vagy hozzájárulhassanak hozzájuk. A GitHub a világ egyik legnagyobb kódmegosztó platformja.</w:t>
+      </w:r>
+    </w:p>
+    <w:p>
+      <w:pPr>
+        <w:spacing w:before="100" w:beforeAutospacing="1" w:after="100" w:afterAutospacing="1" w:line="240" w:lineRule="auto"/>
+        <w:rPr>
+          <w:rFonts w:eastAsia="Times New Roman" w:cstheme="minorHAnsi"/>
+          <w:sz w:val="28"/>
+          <w:szCs w:val="28"/>
+          <w:lang w:eastAsia="hu-HU"/>
+        </w:rPr>
+      </w:pPr>
+      <w:r>
+        <w:rPr>
+          <w:rFonts w:eastAsia="Times New Roman" w:cstheme="minorHAnsi"/>
+          <w:sz w:val="28"/>
+          <w:szCs w:val="28"/>
+          <w:lang w:eastAsia="hu-HU"/>
+        </w:rPr>
+        <w:t>Projektek és feladatok kezelése:</w:t>
+      </w:r>
+    </w:p>
+    <w:p>
+      <w:pPr>
+        <w:spacing w:before="100" w:beforeAutospacing="1" w:after="100" w:afterAutospacing="1" w:line="240" w:lineRule="auto"/>
+        <w:rPr>
+          <w:rFonts w:eastAsia="Times New Roman" w:cstheme="minorHAnsi"/>
+          <w:sz w:val="28"/>
+          <w:szCs w:val="28"/>
+          <w:lang w:eastAsia="hu-HU"/>
+        </w:rPr>
+      </w:pPr>
+      <w:r>
+        <w:rPr>
+          <w:rFonts w:eastAsia="Times New Roman" w:cstheme="minorHAnsi"/>
+          <w:sz w:val="28"/>
+          <w:szCs w:val="28"/>
+          <w:lang w:eastAsia="hu-HU"/>
+        </w:rPr>
+        <w:t>A GitHub nemcsak kód tárolására alkalmas, hanem projektkezelési eszközként is működik. A Issues (problémák) és Projects (projektek) funkciók lehetővé teszik, hogy feladatokat hozzunk létre, nyomon kövessük azok előrehaladását, és rendszerezzük a projekteket.</w:t>
+      </w:r>
+    </w:p>
+    <w:p>
+      <w:pPr>
+        <w:spacing w:before="100" w:beforeAutospacing="1" w:after="100" w:afterAutospacing="1" w:line="240" w:lineRule="auto"/>
+        <w:rPr>
+          <w:rFonts w:eastAsia="Times New Roman" w:cstheme="minorHAnsi"/>
+          <w:sz w:val="28"/>
+          <w:szCs w:val="28"/>
+          <w:lang w:eastAsia="hu-HU"/>
+        </w:rPr>
+      </w:pPr>
+      <w:r>
+        <w:rPr>
+          <w:rFonts w:eastAsia="Times New Roman" w:cstheme="minorHAnsi"/>
+          <w:sz w:val="28"/>
+          <w:szCs w:val="28"/>
+          <w:lang w:eastAsia="hu-HU"/>
+        </w:rPr>
+        <w:t>Dokumentáció:</w:t>
+      </w:r>
+    </w:p>
+    <w:p>
+      <w:pPr>
+        <w:spacing w:before="100" w:beforeAutospacing="1" w:after="100" w:afterAutospacing="1" w:line="240" w:lineRule="auto"/>
+        <w:rPr>
+          <w:rFonts w:eastAsia="Times New Roman" w:cstheme="minorHAnsi"/>
+          <w:sz w:val="28"/>
+          <w:szCs w:val="28"/>
+          <w:lang w:eastAsia="hu-HU"/>
+        </w:rPr>
+      </w:pPr>
+      <w:r>
+        <w:rPr>
+          <w:rFonts w:eastAsia="Times New Roman" w:cstheme="minorHAnsi"/>
+          <w:sz w:val="28"/>
+          <w:szCs w:val="28"/>
+          <w:lang w:eastAsia="hu-HU"/>
+        </w:rPr>
+        <w:t>A GitHub egyébként lehetőséget ad a projektek dokumentálására is, például a README.md fájlok segítségével, amelyek tartalmazhatják a projekt leírását, telepítési utasításokat, használati példákat stb.</w:t>
+      </w:r>
+    </w:p>
+    <w:p>
+      <w:pPr>
+        <w:spacing w:before="100" w:beforeAutospacing="1" w:after="100" w:afterAutospacing="1" w:line="240" w:lineRule="auto"/>
+        <w:rPr>
+          <w:rFonts w:eastAsia="Times New Roman" w:cstheme="minorHAnsi"/>
+          <w:sz w:val="28"/>
+          <w:szCs w:val="28"/>
+          <w:lang w:eastAsia="hu-HU"/>
+        </w:rPr>
+      </w:pPr>
+      <w:r>
+        <w:rPr>
+          <w:rFonts w:eastAsia="Times New Roman" w:cstheme="minorHAnsi"/>
+          <w:sz w:val="28"/>
+          <w:szCs w:val="28"/>
+          <w:lang w:eastAsia="hu-HU"/>
+        </w:rPr>
+        <w:t>Biztonság és Hozzáférés-vezérlés:</w:t>
+      </w:r>
+    </w:p>
+    <w:p>
+      <w:pPr>
+        <w:spacing w:before="100" w:beforeAutospacing="1" w:after="100" w:afterAutospacing="1" w:line="240" w:lineRule="auto"/>
+        <w:rPr>
+          <w:rFonts w:eastAsia="Times New Roman" w:cstheme="minorHAnsi"/>
+          <w:sz w:val="28"/>
+          <w:szCs w:val="28"/>
+          <w:lang w:eastAsia="hu-HU"/>
+        </w:rPr>
+      </w:pPr>
+      <w:r>
+        <w:rPr>
+          <w:rFonts w:eastAsia="Times New Roman" w:cstheme="minorHAnsi"/>
+          <w:sz w:val="28"/>
+          <w:szCs w:val="28"/>
+          <w:lang w:eastAsia="hu-HU"/>
+        </w:rPr>
+        <w:t>A GitHub biztosítja a biztonságos hozzáférést és a különböző szintű jogosultságokat. A csapattagok meghatározott szerepeket kaphatnak, például adminisztrátorok, fejlesztők vagy csak olvasók, biztosítva ezzel a kód védelmét.</w:t>
+      </w:r>
+    </w:p>
+    <w:p>
+      <w:pPr>
+        <w:spacing w:before="100" w:beforeAutospacing="1" w:after="100" w:afterAutospacing="1" w:line="240" w:lineRule="auto"/>
+        <w:rPr>
+          <w:rFonts w:eastAsia="Times New Roman" w:cstheme="minorHAnsi"/>
+          <w:sz w:val="28"/>
+          <w:szCs w:val="28"/>
+          <w:lang w:eastAsia="hu-HU"/>
+        </w:rPr>
+      </w:pPr>
+      <w:r>
+        <w:rPr>
+          <w:rFonts w:eastAsia="Times New Roman" w:cstheme="minorHAnsi"/>
+          <w:sz w:val="28"/>
+          <w:szCs w:val="28"/>
+          <w:lang w:eastAsia="hu-HU"/>
+        </w:rPr>
+        <w:lastRenderedPageBreak/>
+        <w:t>Kódminőség javítása:</w:t>
+      </w:r>
+    </w:p>
+    <w:p>
+      <w:pPr>
+        <w:spacing w:before="100" w:beforeAutospacing="1" w:after="100" w:afterAutospacing="1" w:line="240" w:lineRule="auto"/>
+        <w:rPr>
+          <w:rFonts w:eastAsia="Times New Roman" w:cstheme="minorHAnsi"/>
+          <w:sz w:val="28"/>
+          <w:szCs w:val="28"/>
+          <w:lang w:eastAsia="hu-HU"/>
+        </w:rPr>
+      </w:pPr>
+      <w:r>
+        <w:rPr>
+          <w:rFonts w:eastAsia="Times New Roman" w:cstheme="minorHAnsi"/>
+          <w:sz w:val="28"/>
+          <w:szCs w:val="28"/>
+          <w:lang w:eastAsia="hu-HU"/>
+        </w:rPr>
+        <w:t>A pull request funkciók és az automatikus tesztelés segítenek abban, hogy a kód mindig magas színvonalú legyen. A fejlesztők egymás munkáját át tudják nézni, és biztosíthatják, hogy minden új kód frissítése a legjobb gyakorlatok szerint készüljön el.</w:t>
+      </w:r>
+    </w:p>
+    <w:p>
+      <w:pPr>
+        <w:spacing w:before="100" w:beforeAutospacing="1" w:after="100" w:afterAutospacing="1" w:line="240" w:lineRule="auto"/>
+        <w:rPr>
+          <w:rFonts w:eastAsia="Times New Roman" w:cstheme="minorHAnsi"/>
+          <w:sz w:val="28"/>
+          <w:szCs w:val="28"/>
+          <w:lang w:eastAsia="hu-HU"/>
+        </w:rPr>
+      </w:pPr>
+      <w:r>
+        <w:rPr>
+          <w:rFonts w:cstheme="minorHAnsi"/>
+          <w:noProof/>
+          <w:sz w:val="28"/>
+          <w:szCs w:val="28"/>
+          <w:lang w:eastAsia="hu-HU"/>
+        </w:rPr>
+        <w:drawing>
+          <wp:inline distT="0" distB="0" distL="0" distR="0" wp14:anchorId="24631166" wp14:editId="079F40C3">
+            <wp:extent cx="4733925" cy="5915025"/>
+            <wp:effectExtent l="0" t="0" r="9525" b="9525"/>
+            <wp:docPr id="4" name="Kép 4"/>
+            <wp:cNvGraphicFramePr>
+              <a:graphicFrameLocks xmlns:a="http://schemas.openxmlformats.org/drawingml/2006/main" noChangeAspect="1"/>
+            </wp:cNvGraphicFramePr>
+            <a:graphic xmlns:a="http://schemas.openxmlformats.org/drawingml/2006/main">
+              <a:graphicData uri="http://schemas.openxmlformats.org/drawingml/2006/picture">
+                <pic:pic xmlns:pic="http://schemas.openxmlformats.org/drawingml/2006/picture">
+                  <pic:nvPicPr>
+                    <pic:cNvPr id="1" name=""/>
+                    <pic:cNvPicPr/>
+                  </pic:nvPicPr>
+                  <pic:blipFill>
+                    <a:blip r:embed="rId12"/>
+                    <a:stretch>
+                      <a:fillRect/>
+                    </a:stretch>
+                  </pic:blipFill>
+                  <pic:spPr>
+                    <a:xfrm>
+                      <a:off x="0" y="0"/>
+                      <a:ext cx="4733925" cy="5915025"/>
+                    </a:xfrm>
+                    <a:prstGeom prst="rect">
+                      <a:avLst/>
+                    </a:prstGeom>
+                  </pic:spPr>
+                </pic:pic>
+              </a:graphicData>
+            </a:graphic>
+          </wp:inline>
+        </w:drawing>
+      </w:r>
+    </w:p>
+    <w:p>
+      <w:pPr>
+        <w:spacing w:before="100" w:beforeAutospacing="1" w:after="100" w:afterAutospacing="1" w:line="240" w:lineRule="auto"/>
+        <w:rPr>
+          <w:rFonts w:eastAsia="Times New Roman" w:cstheme="minorHAnsi"/>
+          <w:sz w:val="28"/>
+          <w:szCs w:val="28"/>
+          <w:lang w:eastAsia="hu-HU"/>
+        </w:rPr>
+      </w:pPr>
+    </w:p>
+    <w:p>
+      <w:pPr>
+        <w:rPr>
+          <w:rFonts w:eastAsia="Times New Roman" w:cstheme="minorHAnsi"/>
+          <w:b/>
+          <w:sz w:val="28"/>
+          <w:szCs w:val="28"/>
+          <w:lang w:eastAsia="hu-HU"/>
+        </w:rPr>
+      </w:pPr>
+      <w:r>
+        <w:rPr>
+          <w:rFonts w:eastAsia="Times New Roman" w:cstheme="minorHAnsi"/>
+          <w:b/>
+          <w:sz w:val="28"/>
+          <w:szCs w:val="28"/>
+          <w:lang w:eastAsia="hu-HU"/>
+        </w:rPr>
+        <w:t>3. Tervrajz:</w:t>
+      </w:r>
+    </w:p>
+    <w:p>
+      <w:pPr>
+        <w:rPr>
+          <w:b/>
+          <w:sz w:val="28"/>
+        </w:rPr>
+      </w:pPr>
+      <w:r>
+        <w:rPr>
+          <w:rFonts w:cstheme="minorHAnsi"/>
+          <w:noProof/>
+          <w:sz w:val="28"/>
+          <w:szCs w:val="28"/>
+          <w:lang w:eastAsia="hu-HU"/>
+        </w:rPr>
+        <w:lastRenderedPageBreak/>
+        <w:drawing>
+          <wp:inline distT="0" distB="0" distL="0" distR="0" wp14:anchorId="6C2977B5" wp14:editId="0DE25DA8">
+            <wp:extent cx="5760720" cy="2896870"/>
+            <wp:effectExtent l="0" t="0" r="0" b="0"/>
+            <wp:docPr id="1" name="Kép 1"/>
+            <wp:cNvGraphicFramePr>
+              <a:graphicFrameLocks xmlns:a="http://schemas.openxmlformats.org/drawingml/2006/main" noChangeAspect="1"/>
+            </wp:cNvGraphicFramePr>
+            <a:graphic xmlns:a="http://schemas.openxmlformats.org/drawingml/2006/main">
+              <a:graphicData uri="http://schemas.openxmlformats.org/drawingml/2006/picture">
+                <pic:pic xmlns:pic="http://schemas.openxmlformats.org/drawingml/2006/picture">
+                  <pic:nvPicPr>
+                    <pic:cNvPr id="1" name=""/>
+                    <pic:cNvPicPr/>
+                  </pic:nvPicPr>
+                  <pic:blipFill>
+                    <a:blip r:embed="rId13"/>
+                    <a:stretch>
+                      <a:fillRect/>
+                    </a:stretch>
+                  </pic:blipFill>
+                  <pic:spPr>
+                    <a:xfrm>
+                      <a:off x="0" y="0"/>
                       <a:ext cx="5760720" cy="2896870"/>
                     </a:xfrm>
                     <a:prstGeom prst="rect">
@@ -3265,7 +3455,7 @@
           <w:lang w:eastAsia="hu-HU"/>
         </w:rPr>
       </w:pPr>
-      <w:hyperlink r:id="rId12" w:history="1">
+      <w:hyperlink r:id="rId14" w:history="1">
         <w:r>
           <w:rPr>
             <w:rStyle w:val="Hiperhivatkozs"/>
@@ -3312,7 +3502,7 @@
           <w:lang w:eastAsia="hu-HU"/>
         </w:rPr>
       </w:pPr>
-      <w:hyperlink r:id="rId13" w:history="1">
+      <w:hyperlink r:id="rId15" w:history="1">
         <w:r>
           <w:rPr>
             <w:rStyle w:val="Hiperhivatkozs"/>
@@ -3359,7 +3549,7 @@
           <w:lang w:eastAsia="hu-HU"/>
         </w:rPr>
       </w:pPr>
-      <w:hyperlink r:id="rId14" w:history="1">
+      <w:hyperlink r:id="rId16" w:history="1">
         <w:r>
           <w:rPr>
             <w:rStyle w:val="Hiperhivatkozs"/>
@@ -3406,7 +3596,7 @@
           <w:lang w:eastAsia="hu-HU"/>
         </w:rPr>
       </w:pPr>
-      <w:hyperlink r:id="rId15" w:history="1">
+      <w:hyperlink r:id="rId17" w:history="1">
         <w:r>
           <w:rPr>
             <w:rStyle w:val="Hiperhivatkozs"/>
@@ -3646,6 +3836,7 @@
     <w:lsdException w:name="HTML Sample" w:semiHidden="1" w:unhideWhenUsed="1"/>
     <w:lsdException w:name="HTML Typewriter" w:semiHidden="1" w:unhideWhenUsed="1"/>
     <w:lsdException w:name="HTML Variable" w:semiHidden="1" w:unhideWhenUsed="1"/>
+    <w:lsdException w:name="Normal Table" w:semiHidden="1" w:unhideWhenUsed="1"/>
     <w:lsdException w:name="annotation subject" w:semiHidden="1" w:unhideWhenUsed="1"/>
     <w:lsdException w:name="No List" w:semiHidden="1" w:unhideWhenUsed="1"/>
     <w:lsdException w:name="Outline List 1" w:semiHidden="1" w:unhideWhenUsed="1"/>
@@ -3689,8 +3880,10 @@
     <w:lsdException w:name="Table Elegant" w:semiHidden="1" w:unhideWhenUsed="1"/>
     <w:lsdException w:name="Table Professional" w:semiHidden="1" w:unhideWhenUsed="1"/>
     <w:lsdException w:name="Table Subtle 1" w:semiHidden="1" w:unhideWhenUsed="1"/>
+    <w:lsdException w:name="Table Subtle 2" w:semiHidden="1" w:unhideWhenUsed="1"/>
     <w:lsdException w:name="Table Web 1" w:semiHidden="1" w:unhideWhenUsed="1"/>
     <w:lsdException w:name="Table Web 2" w:semiHidden="1" w:unhideWhenUsed="1"/>
+    <w:lsdException w:name="Table Web 3" w:semiHidden="1" w:unhideWhenUsed="1"/>
     <w:lsdException w:name="Balloon Text" w:semiHidden="1" w:unhideWhenUsed="1"/>
     <w:lsdException w:name="Table Grid" w:uiPriority="39"/>
     <w:lsdException w:name="Table Theme" w:semiHidden="1" w:unhideWhenUsed="1"/>

--- a/nyelvbáziss.docx
+++ b/nyelvbáziss.docx
@@ -1188,17 +1188,13 @@
       </w:pPr>
       <w:r>
         <w:rPr>
-          <w:rFonts w:eastAsia="Times New Roman" w:cstheme="minorHAnsi"/>
           <w:noProof/>
-          <w:sz w:val="28"/>
-          <w:szCs w:val="28"/>
-          <w:lang w:eastAsia="hu-HU"/>
         </w:rPr>
         <w:drawing>
-          <wp:inline distT="0" distB="0" distL="0" distR="0">
-            <wp:extent cx="5745480" cy="2773680"/>
-            <wp:effectExtent l="0" t="0" r="7620" b="7620"/>
-            <wp:docPr id="6" name="Kép 6"/>
+          <wp:inline distT="0" distB="0" distL="0" distR="0" wp14:anchorId="615B353E" wp14:editId="64CB96A7">
+            <wp:extent cx="5760720" cy="2778125"/>
+            <wp:effectExtent l="0" t="0" r="0" b="3175"/>
+            <wp:docPr id="2" name="Kép 2"/>
             <wp:cNvGraphicFramePr>
               <a:graphicFrameLocks xmlns:a="http://schemas.openxmlformats.org/drawingml/2006/main" noChangeAspect="1"/>
             </wp:cNvGraphicFramePr>
@@ -1206,36 +1202,23 @@
               <a:graphicData uri="http://schemas.openxmlformats.org/drawingml/2006/picture">
                 <pic:pic xmlns:pic="http://schemas.openxmlformats.org/drawingml/2006/picture">
                   <pic:nvPicPr>
-                    <pic:cNvPr id="0" name="Picture 2"/>
-                    <pic:cNvPicPr>
-                      <a:picLocks noChangeAspect="1" noChangeArrowheads="1"/>
-                    </pic:cNvPicPr>
+                    <pic:cNvPr id="1" name=""/>
+                    <pic:cNvPicPr/>
                   </pic:nvPicPr>
                   <pic:blipFill>
-                    <a:blip r:embed="rId5" cstate="print">
-                      <a:extLst>
-                        <a:ext uri="{28A0092B-C50C-407E-A947-70E740481C1C}">
-                          <a14:useLocalDpi xmlns:a14="http://schemas.microsoft.com/office/drawing/2010/main" val="0"/>
-                        </a:ext>
-                      </a:extLst>
-                    </a:blip>
-                    <a:srcRect/>
+                    <a:blip r:embed="rId5"/>
                     <a:stretch>
                       <a:fillRect/>
                     </a:stretch>
                   </pic:blipFill>
-                  <pic:spPr bwMode="auto">
+                  <pic:spPr>
                     <a:xfrm>
                       <a:off x="0" y="0"/>
-                      <a:ext cx="5745480" cy="2773680"/>
+                      <a:ext cx="5760720" cy="2778125"/>
                     </a:xfrm>
                     <a:prstGeom prst="rect">
                       <a:avLst/>
                     </a:prstGeom>
-                    <a:noFill/>
-                    <a:ln>
-                      <a:noFill/>
-                    </a:ln>
                   </pic:spPr>
                 </pic:pic>
               </a:graphicData>
@@ -1276,18 +1259,14 @@
       </w:pPr>
       <w:r>
         <w:rPr>
-          <w:rFonts w:eastAsia="Times New Roman" w:cstheme="minorHAnsi"/>
           <w:noProof/>
-          <w:sz w:val="28"/>
-          <w:szCs w:val="28"/>
-          <w:lang w:eastAsia="hu-HU"/>
         </w:rPr>
         <w:lastRenderedPageBreak/>
         <w:drawing>
-          <wp:inline distT="0" distB="0" distL="0" distR="0">
-            <wp:extent cx="5760720" cy="3238500"/>
+          <wp:inline distT="0" distB="0" distL="0" distR="0" wp14:anchorId="405B436B" wp14:editId="17AFC1D4">
+            <wp:extent cx="5760720" cy="2770505"/>
             <wp:effectExtent l="0" t="0" r="0" b="0"/>
-            <wp:docPr id="7" name="Kép 7"/>
+            <wp:docPr id="11" name="Kép 11"/>
             <wp:cNvGraphicFramePr>
               <a:graphicFrameLocks xmlns:a="http://schemas.openxmlformats.org/drawingml/2006/main" noChangeAspect="1"/>
             </wp:cNvGraphicFramePr>
@@ -1295,36 +1274,23 @@
               <a:graphicData uri="http://schemas.openxmlformats.org/drawingml/2006/picture">
                 <pic:pic xmlns:pic="http://schemas.openxmlformats.org/drawingml/2006/picture">
                   <pic:nvPicPr>
-                    <pic:cNvPr id="0" name="Picture 3"/>
-                    <pic:cNvPicPr>
-                      <a:picLocks noChangeAspect="1" noChangeArrowheads="1"/>
-                    </pic:cNvPicPr>
+                    <pic:cNvPr id="1" name=""/>
+                    <pic:cNvPicPr/>
                   </pic:nvPicPr>
                   <pic:blipFill>
-                    <a:blip r:embed="rId6" cstate="print">
-                      <a:extLst>
-                        <a:ext uri="{28A0092B-C50C-407E-A947-70E740481C1C}">
-                          <a14:useLocalDpi xmlns:a14="http://schemas.microsoft.com/office/drawing/2010/main" val="0"/>
-                        </a:ext>
-                      </a:extLst>
-                    </a:blip>
-                    <a:srcRect/>
+                    <a:blip r:embed="rId6"/>
                     <a:stretch>
                       <a:fillRect/>
                     </a:stretch>
                   </pic:blipFill>
-                  <pic:spPr bwMode="auto">
+                  <pic:spPr>
                     <a:xfrm>
                       <a:off x="0" y="0"/>
-                      <a:ext cx="5760720" cy="3238500"/>
+                      <a:ext cx="5760720" cy="2770505"/>
                     </a:xfrm>
                     <a:prstGeom prst="rect">
                       <a:avLst/>
                     </a:prstGeom>
-                    <a:noFill/>
-                    <a:ln>
-                      <a:noFill/>
-                    </a:ln>
                   </pic:spPr>
                 </pic:pic>
               </a:graphicData>
@@ -1376,17 +1342,13 @@
       </w:pPr>
       <w:r>
         <w:rPr>
-          <w:rFonts w:eastAsia="Times New Roman" w:cstheme="minorHAnsi"/>
           <w:noProof/>
-          <w:sz w:val="28"/>
-          <w:szCs w:val="28"/>
-          <w:lang w:eastAsia="hu-HU"/>
         </w:rPr>
         <w:drawing>
-          <wp:inline distT="0" distB="0" distL="0" distR="0">
-            <wp:extent cx="5760720" cy="3238500"/>
+          <wp:inline distT="0" distB="0" distL="0" distR="0" wp14:anchorId="23C1356F" wp14:editId="7FF63A18">
+            <wp:extent cx="5760720" cy="2781300"/>
             <wp:effectExtent l="0" t="0" r="0" b="0"/>
-            <wp:docPr id="8" name="Kép 8"/>
+            <wp:docPr id="12" name="Kép 12"/>
             <wp:cNvGraphicFramePr>
               <a:graphicFrameLocks xmlns:a="http://schemas.openxmlformats.org/drawingml/2006/main" noChangeAspect="1"/>
             </wp:cNvGraphicFramePr>
@@ -1394,36 +1356,23 @@
               <a:graphicData uri="http://schemas.openxmlformats.org/drawingml/2006/picture">
                 <pic:pic xmlns:pic="http://schemas.openxmlformats.org/drawingml/2006/picture">
                   <pic:nvPicPr>
-                    <pic:cNvPr id="0" name="Picture 4"/>
-                    <pic:cNvPicPr>
-                      <a:picLocks noChangeAspect="1" noChangeArrowheads="1"/>
-                    </pic:cNvPicPr>
+                    <pic:cNvPr id="1" name=""/>
+                    <pic:cNvPicPr/>
                   </pic:nvPicPr>
                   <pic:blipFill>
-                    <a:blip r:embed="rId7" cstate="print">
-                      <a:extLst>
-                        <a:ext uri="{28A0092B-C50C-407E-A947-70E740481C1C}">
-                          <a14:useLocalDpi xmlns:a14="http://schemas.microsoft.com/office/drawing/2010/main" val="0"/>
-                        </a:ext>
-                      </a:extLst>
-                    </a:blip>
-                    <a:srcRect/>
+                    <a:blip r:embed="rId7"/>
                     <a:stretch>
                       <a:fillRect/>
                     </a:stretch>
                   </pic:blipFill>
-                  <pic:spPr bwMode="auto">
+                  <pic:spPr>
                     <a:xfrm>
                       <a:off x="0" y="0"/>
-                      <a:ext cx="5760720" cy="3238500"/>
+                      <a:ext cx="5760720" cy="2781300"/>
                     </a:xfrm>
                     <a:prstGeom prst="rect">
                       <a:avLst/>
                     </a:prstGeom>
-                    <a:noFill/>
-                    <a:ln>
-                      <a:noFill/>
-                    </a:ln>
                   </pic:spPr>
                 </pic:pic>
               </a:graphicData>
@@ -1458,323 +1407,29 @@
           <w:szCs w:val="28"/>
           <w:lang w:eastAsia="hu-HU"/>
         </w:rPr>
-        <w:t>Itt tudunk bejelentkezni.</w:t>
-      </w:r>
-    </w:p>
-    <w:p>
-      <w:pPr>
-        <w:spacing w:before="100" w:beforeAutospacing="1" w:after="100" w:afterAutospacing="1" w:line="240" w:lineRule="auto"/>
-        <w:rPr>
-          <w:rFonts w:eastAsia="Times New Roman" w:cstheme="minorHAnsi"/>
-          <w:sz w:val="28"/>
-          <w:szCs w:val="28"/>
-          <w:lang w:eastAsia="hu-HU"/>
-        </w:rPr>
-      </w:pPr>
-    </w:p>
-    <w:p>
-      <w:pPr>
-        <w:spacing w:before="100" w:beforeAutospacing="1" w:after="100" w:afterAutospacing="1" w:line="240" w:lineRule="auto"/>
-        <w:rPr>
-          <w:rFonts w:eastAsia="Times New Roman" w:cstheme="minorHAnsi"/>
-          <w:b/>
-          <w:sz w:val="28"/>
-          <w:szCs w:val="28"/>
-          <w:lang w:eastAsia="hu-HU"/>
-        </w:rPr>
-      </w:pPr>
-      <w:r>
-        <w:rPr>
-          <w:rFonts w:eastAsia="Times New Roman" w:cstheme="minorHAnsi"/>
-          <w:b/>
-          <w:sz w:val="28"/>
-          <w:szCs w:val="28"/>
-          <w:lang w:eastAsia="hu-HU"/>
-        </w:rPr>
-        <w:t>2.3. MySQL ­ phpmyadmin</w:t>
-      </w:r>
-    </w:p>
-    <w:p>
-      <w:pPr>
-        <w:spacing w:before="100" w:beforeAutospacing="1" w:after="100" w:afterAutospacing="1" w:line="240" w:lineRule="auto"/>
-        <w:rPr>
-          <w:rFonts w:eastAsia="Times New Roman" w:cstheme="minorHAnsi"/>
-          <w:sz w:val="28"/>
-          <w:szCs w:val="28"/>
-          <w:lang w:eastAsia="hu-HU"/>
-        </w:rPr>
-      </w:pPr>
-      <w:r>
-        <w:rPr>
-          <w:rFonts w:eastAsia="Times New Roman" w:cstheme="minorHAnsi"/>
-          <w:b/>
-          <w:sz w:val="28"/>
-          <w:szCs w:val="28"/>
-          <w:lang w:eastAsia="hu-HU"/>
+        <w:t>Nem enged tovább amíg nem regisztráltál</w:t>
+      </w:r>
+    </w:p>
+    <w:p>
+      <w:pPr>
+        <w:spacing w:before="100" w:beforeAutospacing="1" w:after="100" w:afterAutospacing="1" w:line="240" w:lineRule="auto"/>
+        <w:rPr>
+          <w:rFonts w:eastAsia="Times New Roman" w:cstheme="minorHAnsi"/>
+          <w:sz w:val="28"/>
+          <w:szCs w:val="28"/>
+          <w:lang w:eastAsia="hu-HU"/>
+        </w:rPr>
+      </w:pPr>
+      <w:r>
+        <w:rPr>
+          <w:noProof/>
         </w:rPr>
         <w:lastRenderedPageBreak/>
-        <w:t>A XAMPP</w:t>
-      </w:r>
-      <w:r>
-        <w:rPr>
-          <w:rFonts w:eastAsia="Times New Roman" w:cstheme="minorHAnsi"/>
-          <w:sz w:val="28"/>
-          <w:szCs w:val="28"/>
-          <w:lang w:eastAsia="hu-HU"/>
-        </w:rPr>
-        <w:t xml:space="preserve"> egy összeállított, platformfüggetle</w:t>
-      </w:r>
-      <w:r>
-        <w:rPr>
-          <w:rFonts w:eastAsia="Times New Roman" w:cstheme="minorHAnsi"/>
-          <w:sz w:val="28"/>
-          <w:szCs w:val="28"/>
-          <w:lang w:eastAsia="hu-HU"/>
-        </w:rPr>
-        <w:t xml:space="preserve">n webszerver­szoftvercsomag. Ez </w:t>
-      </w:r>
-      <w:r>
-        <w:rPr>
-          <w:rFonts w:eastAsia="Times New Roman" w:cstheme="minorHAnsi"/>
-          <w:sz w:val="28"/>
-          <w:szCs w:val="28"/>
-          <w:lang w:eastAsia="hu-HU"/>
-        </w:rPr>
-        <w:t>egy integrált rendszert alkot, mely le</w:t>
-      </w:r>
-      <w:r>
-        <w:rPr>
-          <w:rFonts w:eastAsia="Times New Roman" w:cstheme="minorHAnsi"/>
-          <w:sz w:val="28"/>
-          <w:szCs w:val="28"/>
-          <w:lang w:eastAsia="hu-HU"/>
-        </w:rPr>
-        <w:t xml:space="preserve">hetővé teszi webes alkalmazások </w:t>
-      </w:r>
-      <w:r>
-        <w:rPr>
-          <w:rFonts w:eastAsia="Times New Roman" w:cstheme="minorHAnsi"/>
-          <w:sz w:val="28"/>
-          <w:szCs w:val="28"/>
-          <w:lang w:eastAsia="hu-HU"/>
-        </w:rPr>
-        <w:t>készítését, tesztelését és futtatását e</w:t>
-      </w:r>
-      <w:r>
-        <w:rPr>
-          <w:rFonts w:eastAsia="Times New Roman" w:cstheme="minorHAnsi"/>
-          <w:sz w:val="28"/>
-          <w:szCs w:val="28"/>
-          <w:lang w:eastAsia="hu-HU"/>
-        </w:rPr>
-        <w:t xml:space="preserve">gy csomagban. A XAMPP részeként </w:t>
-      </w:r>
-      <w:r>
-        <w:rPr>
-          <w:rFonts w:eastAsia="Times New Roman" w:cstheme="minorHAnsi"/>
-          <w:sz w:val="28"/>
-          <w:szCs w:val="28"/>
-          <w:lang w:eastAsia="hu-HU"/>
-        </w:rPr>
-        <w:t>elérhető a phpMyAdmin is, mely</w:t>
-      </w:r>
-      <w:r>
-        <w:rPr>
-          <w:rFonts w:eastAsia="Times New Roman" w:cstheme="minorHAnsi"/>
-          <w:sz w:val="28"/>
-          <w:szCs w:val="28"/>
-          <w:lang w:eastAsia="hu-HU"/>
-        </w:rPr>
-        <w:t xml:space="preserve"> egy ingyenes, nyílt forráskódú </w:t>
-      </w:r>
-      <w:r>
-        <w:rPr>
-          <w:rFonts w:eastAsia="Times New Roman" w:cstheme="minorHAnsi"/>
-          <w:sz w:val="28"/>
-          <w:szCs w:val="28"/>
-          <w:lang w:eastAsia="hu-HU"/>
-        </w:rPr>
-        <w:t>adminisztrációs eszköz a MySQL adatbázisok kezelésére</w:t>
-      </w:r>
-      <w:r>
-        <w:rPr>
-          <w:rFonts w:eastAsia="Times New Roman" w:cstheme="minorHAnsi"/>
-          <w:sz w:val="28"/>
-          <w:szCs w:val="28"/>
-          <w:lang w:eastAsia="hu-HU"/>
-        </w:rPr>
-        <w:t xml:space="preserve">. Ez a szoftver </w:t>
-      </w:r>
-      <w:r>
-        <w:rPr>
-          <w:rFonts w:eastAsia="Times New Roman" w:cstheme="minorHAnsi"/>
-          <w:sz w:val="28"/>
-          <w:szCs w:val="28"/>
-          <w:lang w:eastAsia="hu-HU"/>
-        </w:rPr>
-        <w:t>könnyen telepíthető és használható, és k</w:t>
-      </w:r>
-      <w:r>
-        <w:rPr>
-          <w:rFonts w:eastAsia="Times New Roman" w:cstheme="minorHAnsi"/>
-          <w:sz w:val="28"/>
-          <w:szCs w:val="28"/>
-          <w:lang w:eastAsia="hu-HU"/>
-        </w:rPr>
-        <w:t xml:space="preserve">iválóan alkalmas az adatbázisok </w:t>
-      </w:r>
-      <w:r>
-        <w:rPr>
-          <w:rFonts w:eastAsia="Times New Roman" w:cstheme="minorHAnsi"/>
-          <w:sz w:val="28"/>
-          <w:szCs w:val="28"/>
-          <w:lang w:eastAsia="hu-HU"/>
-        </w:rPr>
-        <w:t>intuitív adminisztrációjára. A phpMyAdmin</w:t>
-      </w:r>
-      <w:r>
-        <w:rPr>
-          <w:rFonts w:eastAsia="Times New Roman" w:cstheme="minorHAnsi"/>
-          <w:sz w:val="28"/>
-          <w:szCs w:val="28"/>
-          <w:lang w:eastAsia="hu-HU"/>
-        </w:rPr>
-        <w:t xml:space="preserve"> számos fontos funkciót kínál a </w:t>
-      </w:r>
-      <w:r>
-        <w:rPr>
-          <w:rFonts w:eastAsia="Times New Roman" w:cstheme="minorHAnsi"/>
-          <w:sz w:val="28"/>
-          <w:szCs w:val="28"/>
-          <w:lang w:eastAsia="hu-HU"/>
-        </w:rPr>
-        <w:t>felhasználóknak. Képes adatbázi</w:t>
-      </w:r>
-      <w:r>
-        <w:rPr>
-          <w:rFonts w:eastAsia="Times New Roman" w:cstheme="minorHAnsi"/>
-          <w:sz w:val="28"/>
-          <w:szCs w:val="28"/>
-          <w:lang w:eastAsia="hu-HU"/>
-        </w:rPr>
-        <w:t xml:space="preserve">sok létrehozására, törlésére és </w:t>
-      </w:r>
-      <w:r>
-        <w:rPr>
-          <w:rFonts w:eastAsia="Times New Roman" w:cstheme="minorHAnsi"/>
-          <w:sz w:val="28"/>
-          <w:szCs w:val="28"/>
-          <w:lang w:eastAsia="hu-HU"/>
-        </w:rPr>
-        <w:t>módosítására, valamint táblák kezelésér</w:t>
-      </w:r>
-      <w:r>
-        <w:rPr>
-          <w:rFonts w:eastAsia="Times New Roman" w:cstheme="minorHAnsi"/>
-          <w:sz w:val="28"/>
-          <w:szCs w:val="28"/>
-          <w:lang w:eastAsia="hu-HU"/>
-        </w:rPr>
-        <w:t xml:space="preserve">e, beleértve azok létrehozását, </w:t>
-      </w:r>
-      <w:r>
-        <w:rPr>
-          <w:rFonts w:eastAsia="Times New Roman" w:cstheme="minorHAnsi"/>
-          <w:sz w:val="28"/>
-          <w:szCs w:val="28"/>
-          <w:lang w:eastAsia="hu-HU"/>
-        </w:rPr>
-        <w:t>törlését és módosítását is. Emellett l</w:t>
-      </w:r>
-      <w:r>
-        <w:rPr>
-          <w:rFonts w:eastAsia="Times New Roman" w:cstheme="minorHAnsi"/>
-          <w:sz w:val="28"/>
-          <w:szCs w:val="28"/>
-          <w:lang w:eastAsia="hu-HU"/>
-        </w:rPr>
-        <w:t xml:space="preserve">ehetőséget nyújt az egyes mezők </w:t>
-      </w:r>
-      <w:r>
-        <w:rPr>
-          <w:rFonts w:eastAsia="Times New Roman" w:cstheme="minorHAnsi"/>
-          <w:sz w:val="28"/>
-          <w:szCs w:val="28"/>
-          <w:lang w:eastAsia="hu-HU"/>
-        </w:rPr>
-        <w:t>módosítására, hozzáadására vagy tö</w:t>
-      </w:r>
-      <w:r>
-        <w:rPr>
-          <w:rFonts w:eastAsia="Times New Roman" w:cstheme="minorHAnsi"/>
-          <w:sz w:val="28"/>
-          <w:szCs w:val="28"/>
-          <w:lang w:eastAsia="hu-HU"/>
-        </w:rPr>
-        <w:t xml:space="preserve">rlésére, valamint SQL parancsok </w:t>
-      </w:r>
-      <w:r>
-        <w:rPr>
-          <w:rFonts w:eastAsia="Times New Roman" w:cstheme="minorHAnsi"/>
-          <w:sz w:val="28"/>
-          <w:szCs w:val="28"/>
-          <w:lang w:eastAsia="hu-HU"/>
-        </w:rPr>
-        <w:t>futtatására az adatbázisban.</w:t>
-      </w:r>
-    </w:p>
-    <w:p>
-      <w:pPr>
-        <w:spacing w:before="100" w:beforeAutospacing="1" w:after="100" w:afterAutospacing="1" w:line="240" w:lineRule="auto"/>
-        <w:rPr>
-          <w:rFonts w:eastAsia="Times New Roman" w:cstheme="minorHAnsi"/>
-          <w:sz w:val="28"/>
-          <w:szCs w:val="28"/>
-          <w:lang w:eastAsia="hu-HU"/>
-        </w:rPr>
-      </w:pPr>
-      <w:r>
-        <w:rPr>
-          <w:rFonts w:eastAsia="Times New Roman" w:cstheme="minorHAnsi"/>
-          <w:sz w:val="28"/>
-          <w:szCs w:val="28"/>
-          <w:lang w:eastAsia="hu-HU"/>
-        </w:rPr>
-        <w:t xml:space="preserve">Az </w:t>
-      </w:r>
-      <w:r>
-        <w:rPr>
-          <w:rFonts w:eastAsia="Times New Roman" w:cstheme="minorHAnsi"/>
-          <w:sz w:val="28"/>
-          <w:szCs w:val="28"/>
-          <w:lang w:eastAsia="hu-HU"/>
-        </w:rPr>
-        <w:t>tábláinkról és az adatainkról képek</w:t>
-      </w:r>
-    </w:p>
-    <w:p>
-      <w:pPr>
-        <w:spacing w:before="100" w:beforeAutospacing="1" w:after="100" w:afterAutospacing="1" w:line="240" w:lineRule="auto"/>
-        <w:rPr>
-          <w:rFonts w:eastAsia="Times New Roman" w:cstheme="minorHAnsi"/>
-          <w:sz w:val="28"/>
-          <w:szCs w:val="28"/>
-          <w:lang w:eastAsia="hu-HU"/>
-        </w:rPr>
-      </w:pPr>
-      <w:r>
-        <w:rPr>
-          <w:rFonts w:eastAsia="Times New Roman" w:cstheme="minorHAnsi"/>
-          <w:noProof/>
-          <w:sz w:val="28"/>
-          <w:szCs w:val="28"/>
-          <w:lang w:eastAsia="hu-HU"/>
-        </w:rPr>
         <w:drawing>
-          <wp:inline distT="0" distB="0" distL="0" distR="0">
-            <wp:extent cx="5760720" cy="3368040"/>
-            <wp:effectExtent l="0" t="0" r="0" b="3810"/>
-            <wp:docPr id="5" name="Kép 5"/>
+          <wp:inline distT="0" distB="0" distL="0" distR="0" wp14:anchorId="56FBFB48" wp14:editId="33B3BD82">
+            <wp:extent cx="5760720" cy="2784475"/>
+            <wp:effectExtent l="0" t="0" r="0" b="0"/>
+            <wp:docPr id="13" name="Kép 13"/>
             <wp:cNvGraphicFramePr>
               <a:graphicFrameLocks xmlns:a="http://schemas.openxmlformats.org/drawingml/2006/main" noChangeAspect="1"/>
             </wp:cNvGraphicFramePr>
@@ -1782,36 +1437,23 @@
               <a:graphicData uri="http://schemas.openxmlformats.org/drawingml/2006/picture">
                 <pic:pic xmlns:pic="http://schemas.openxmlformats.org/drawingml/2006/picture">
                   <pic:nvPicPr>
-                    <pic:cNvPr id="0" name="Picture 1"/>
-                    <pic:cNvPicPr>
-                      <a:picLocks noChangeAspect="1" noChangeArrowheads="1"/>
-                    </pic:cNvPicPr>
+                    <pic:cNvPr id="1" name=""/>
+                    <pic:cNvPicPr/>
                   </pic:nvPicPr>
                   <pic:blipFill>
-                    <a:blip r:embed="rId8">
-                      <a:extLst>
-                        <a:ext uri="{28A0092B-C50C-407E-A947-70E740481C1C}">
-                          <a14:useLocalDpi xmlns:a14="http://schemas.microsoft.com/office/drawing/2010/main" val="0"/>
-                        </a:ext>
-                      </a:extLst>
-                    </a:blip>
-                    <a:srcRect/>
+                    <a:blip r:embed="rId8"/>
                     <a:stretch>
                       <a:fillRect/>
                     </a:stretch>
                   </pic:blipFill>
-                  <pic:spPr bwMode="auto">
+                  <pic:spPr>
                     <a:xfrm>
                       <a:off x="0" y="0"/>
-                      <a:ext cx="5760720" cy="3368040"/>
+                      <a:ext cx="5760720" cy="2784475"/>
                     </a:xfrm>
                     <a:prstGeom prst="rect">
                       <a:avLst/>
                     </a:prstGeom>
-                    <a:noFill/>
-                    <a:ln>
-                      <a:noFill/>
-                    </a:ln>
                   </pic:spPr>
                 </pic:pic>
               </a:graphicData>
@@ -1830,20 +1472,46 @@
           <w:lang w:eastAsia="hu-HU"/>
         </w:rPr>
       </w:pPr>
-      <w:r>
-        <w:rPr>
-          <w:rFonts w:eastAsia="Times New Roman" w:cstheme="minorHAnsi"/>
+      <w:proofErr w:type="spellStart"/>
+      <w:r>
+        <w:rPr>
+          <w:rFonts w:eastAsia="Times New Roman" w:cstheme="minorHAnsi"/>
+          <w:sz w:val="28"/>
+          <w:szCs w:val="28"/>
+          <w:lang w:eastAsia="hu-HU"/>
+        </w:rPr>
+        <w:t>bejelentekezésnél</w:t>
+      </w:r>
+      <w:proofErr w:type="spellEnd"/>
+      <w:r>
+        <w:rPr>
+          <w:rFonts w:eastAsia="Times New Roman" w:cstheme="minorHAnsi"/>
+          <w:sz w:val="28"/>
+          <w:szCs w:val="28"/>
+          <w:lang w:eastAsia="hu-HU"/>
+        </w:rPr>
+        <w:t xml:space="preserve"> ugyanez</w:t>
+      </w:r>
+    </w:p>
+    <w:p>
+      <w:pPr>
+        <w:spacing w:before="100" w:beforeAutospacing="1" w:after="100" w:afterAutospacing="1" w:line="240" w:lineRule="auto"/>
+        <w:rPr>
+          <w:rFonts w:eastAsia="Times New Roman" w:cstheme="minorHAnsi"/>
+          <w:sz w:val="28"/>
+          <w:szCs w:val="28"/>
+          <w:lang w:eastAsia="hu-HU"/>
+        </w:rPr>
+      </w:pPr>
+      <w:r>
+        <w:rPr>
           <w:noProof/>
-          <w:sz w:val="28"/>
-          <w:szCs w:val="28"/>
-          <w:lang w:eastAsia="hu-HU"/>
-        </w:rPr>
-        <w:lastRenderedPageBreak/>
+        </w:rPr>
         <w:drawing>
-          <wp:inline distT="0" distB="0" distL="0" distR="0">
-            <wp:extent cx="5760720" cy="3116580"/>
-            <wp:effectExtent l="0" t="0" r="0" b="7620"/>
-            <wp:docPr id="9" name="Kép 9"/>
+          <wp:inline distT="0" distB="0" distL="0" distR="0" wp14:anchorId="1924812E" wp14:editId="54FB32C0">
+            <wp:extent cx="2628900" cy="447675"/>
+            <wp:effectExtent l="0" t="0" r="0" b="9525"/>
+            <wp:docPr id="14" name="Kép 14"/>
             <wp:cNvGraphicFramePr>
               <a:graphicFrameLocks xmlns:a="http://schemas.openxmlformats.org/drawingml/2006/main" noChangeAspect="1"/>
             </wp:cNvGraphicFramePr>
@@ -1851,36 +1519,23 @@
               <a:graphicData uri="http://schemas.openxmlformats.org/drawingml/2006/picture">
                 <pic:pic xmlns:pic="http://schemas.openxmlformats.org/drawingml/2006/picture">
                   <pic:nvPicPr>
-                    <pic:cNvPr id="0" name="Picture 2"/>
-                    <pic:cNvPicPr>
-                      <a:picLocks noChangeAspect="1" noChangeArrowheads="1"/>
-                    </pic:cNvPicPr>
+                    <pic:cNvPr id="1" name=""/>
+                    <pic:cNvPicPr/>
                   </pic:nvPicPr>
                   <pic:blipFill>
-                    <a:blip r:embed="rId9">
-                      <a:extLst>
-                        <a:ext uri="{28A0092B-C50C-407E-A947-70E740481C1C}">
-                          <a14:useLocalDpi xmlns:a14="http://schemas.microsoft.com/office/drawing/2010/main" val="0"/>
-                        </a:ext>
-                      </a:extLst>
-                    </a:blip>
-                    <a:srcRect/>
+                    <a:blip r:embed="rId9"/>
                     <a:stretch>
                       <a:fillRect/>
                     </a:stretch>
                   </pic:blipFill>
-                  <pic:spPr bwMode="auto">
+                  <pic:spPr>
                     <a:xfrm>
                       <a:off x="0" y="0"/>
-                      <a:ext cx="5760720" cy="3116580"/>
+                      <a:ext cx="2628900" cy="447675"/>
                     </a:xfrm>
                     <a:prstGeom prst="rect">
                       <a:avLst/>
                     </a:prstGeom>
-                    <a:noFill/>
-                    <a:ln>
-                      <a:noFill/>
-                    </a:ln>
                   </pic:spPr>
                 </pic:pic>
               </a:graphicData>
@@ -1899,28 +1554,729 @@
           <w:lang w:eastAsia="hu-HU"/>
         </w:rPr>
       </w:pPr>
-    </w:p>
-    <w:p>
-      <w:pPr>
-        <w:spacing w:before="100" w:beforeAutospacing="1" w:after="100" w:afterAutospacing="1" w:line="240" w:lineRule="auto"/>
-        <w:rPr>
-          <w:rFonts w:eastAsia="Times New Roman" w:cstheme="minorHAnsi"/>
-          <w:sz w:val="28"/>
-          <w:szCs w:val="28"/>
-          <w:lang w:eastAsia="hu-HU"/>
-        </w:rPr>
-      </w:pPr>
-    </w:p>
-    <w:p>
-      <w:pPr>
-        <w:spacing w:before="100" w:beforeAutospacing="1" w:after="100" w:afterAutospacing="1" w:line="240" w:lineRule="auto"/>
-        <w:rPr>
-          <w:rFonts w:eastAsia="Times New Roman" w:cstheme="minorHAnsi"/>
-          <w:sz w:val="28"/>
-          <w:szCs w:val="28"/>
-          <w:lang w:eastAsia="hu-HU"/>
-        </w:rPr>
-      </w:pPr>
+      <w:r>
+        <w:rPr>
+          <w:rFonts w:eastAsia="Times New Roman" w:cstheme="minorHAnsi"/>
+          <w:sz w:val="28"/>
+          <w:szCs w:val="28"/>
+          <w:lang w:eastAsia="hu-HU"/>
+        </w:rPr>
+        <w:t>Az oldalnak van ikonja meg neve is</w:t>
+      </w:r>
+    </w:p>
+    <w:p>
+      <w:pPr>
+        <w:spacing w:before="100" w:beforeAutospacing="1" w:after="100" w:afterAutospacing="1" w:line="240" w:lineRule="auto"/>
+        <w:rPr>
+          <w:rFonts w:eastAsia="Times New Roman" w:cstheme="minorHAnsi"/>
+          <w:sz w:val="28"/>
+          <w:szCs w:val="28"/>
+          <w:lang w:eastAsia="hu-HU"/>
+        </w:rPr>
+      </w:pPr>
+    </w:p>
+    <w:p>
+      <w:pPr>
+        <w:spacing w:before="100" w:beforeAutospacing="1" w:after="100" w:afterAutospacing="1" w:line="240" w:lineRule="auto"/>
+        <w:rPr>
+          <w:rFonts w:eastAsia="Times New Roman" w:cstheme="minorHAnsi"/>
+          <w:sz w:val="28"/>
+          <w:szCs w:val="28"/>
+          <w:lang w:eastAsia="hu-HU"/>
+        </w:rPr>
+      </w:pPr>
+      <w:r>
+        <w:rPr>
+          <w:noProof/>
+        </w:rPr>
+        <w:drawing>
+          <wp:inline distT="0" distB="0" distL="0" distR="0" wp14:anchorId="08B280BC" wp14:editId="1F4F3209">
+            <wp:extent cx="5760720" cy="309245"/>
+            <wp:effectExtent l="0" t="0" r="0" b="0"/>
+            <wp:docPr id="15" name="Kép 15"/>
+            <wp:cNvGraphicFramePr>
+              <a:graphicFrameLocks xmlns:a="http://schemas.openxmlformats.org/drawingml/2006/main" noChangeAspect="1"/>
+            </wp:cNvGraphicFramePr>
+            <a:graphic xmlns:a="http://schemas.openxmlformats.org/drawingml/2006/main">
+              <a:graphicData uri="http://schemas.openxmlformats.org/drawingml/2006/picture">
+                <pic:pic xmlns:pic="http://schemas.openxmlformats.org/drawingml/2006/picture">
+                  <pic:nvPicPr>
+                    <pic:cNvPr id="1" name=""/>
+                    <pic:cNvPicPr/>
+                  </pic:nvPicPr>
+                  <pic:blipFill>
+                    <a:blip r:embed="rId10"/>
+                    <a:stretch>
+                      <a:fillRect/>
+                    </a:stretch>
+                  </pic:blipFill>
+                  <pic:spPr>
+                    <a:xfrm>
+                      <a:off x="0" y="0"/>
+                      <a:ext cx="5760720" cy="309245"/>
+                    </a:xfrm>
+                    <a:prstGeom prst="rect">
+                      <a:avLst/>
+                    </a:prstGeom>
+                  </pic:spPr>
+                </pic:pic>
+              </a:graphicData>
+            </a:graphic>
+          </wp:inline>
+        </w:drawing>
+      </w:r>
+    </w:p>
+    <w:p>
+      <w:pPr>
+        <w:spacing w:before="100" w:beforeAutospacing="1" w:after="100" w:afterAutospacing="1" w:line="240" w:lineRule="auto"/>
+        <w:rPr>
+          <w:rFonts w:eastAsia="Times New Roman" w:cstheme="minorHAnsi"/>
+          <w:sz w:val="28"/>
+          <w:szCs w:val="28"/>
+          <w:lang w:eastAsia="hu-HU"/>
+        </w:rPr>
+      </w:pPr>
+      <w:r>
+        <w:rPr>
+          <w:rFonts w:eastAsia="Times New Roman" w:cstheme="minorHAnsi"/>
+          <w:sz w:val="28"/>
+          <w:szCs w:val="28"/>
+          <w:lang w:eastAsia="hu-HU"/>
+        </w:rPr>
+        <w:t xml:space="preserve">van hozzá működő </w:t>
+      </w:r>
+      <w:proofErr w:type="spellStart"/>
+      <w:r>
+        <w:rPr>
+          <w:rFonts w:eastAsia="Times New Roman" w:cstheme="minorHAnsi"/>
+          <w:sz w:val="28"/>
+          <w:szCs w:val="28"/>
+          <w:lang w:eastAsia="hu-HU"/>
+        </w:rPr>
+        <w:t>navbar</w:t>
+      </w:r>
+      <w:proofErr w:type="spellEnd"/>
+      <w:r>
+        <w:rPr>
+          <w:rFonts w:eastAsia="Times New Roman" w:cstheme="minorHAnsi"/>
+          <w:sz w:val="28"/>
+          <w:szCs w:val="28"/>
+          <w:lang w:eastAsia="hu-HU"/>
+        </w:rPr>
+        <w:t xml:space="preserve"> is</w:t>
+      </w:r>
+    </w:p>
+    <w:p>
+      <w:pPr>
+        <w:spacing w:before="100" w:beforeAutospacing="1" w:after="100" w:afterAutospacing="1" w:line="240" w:lineRule="auto"/>
+        <w:rPr>
+          <w:rFonts w:eastAsia="Times New Roman" w:cstheme="minorHAnsi"/>
+          <w:sz w:val="28"/>
+          <w:szCs w:val="28"/>
+          <w:lang w:eastAsia="hu-HU"/>
+        </w:rPr>
+      </w:pPr>
+    </w:p>
+    <w:p>
+      <w:pPr>
+        <w:spacing w:before="100" w:beforeAutospacing="1" w:after="100" w:afterAutospacing="1" w:line="240" w:lineRule="auto"/>
+        <w:rPr>
+          <w:rFonts w:eastAsia="Times New Roman" w:cstheme="minorHAnsi"/>
+          <w:b/>
+          <w:sz w:val="28"/>
+          <w:szCs w:val="28"/>
+          <w:lang w:eastAsia="hu-HU"/>
+        </w:rPr>
+      </w:pPr>
+      <w:r>
+        <w:rPr>
+          <w:rFonts w:eastAsia="Times New Roman" w:cstheme="minorHAnsi"/>
+          <w:b/>
+          <w:sz w:val="28"/>
+          <w:szCs w:val="28"/>
+          <w:lang w:eastAsia="hu-HU"/>
+        </w:rPr>
+        <w:t>2.3. MySQL ­ phpmyadmin</w:t>
+      </w:r>
+    </w:p>
+    <w:p>
+      <w:pPr>
+        <w:spacing w:before="100" w:beforeAutospacing="1" w:after="100" w:afterAutospacing="1" w:line="240" w:lineRule="auto"/>
+        <w:rPr>
+          <w:rFonts w:eastAsia="Times New Roman" w:cstheme="minorHAnsi"/>
+          <w:sz w:val="28"/>
+          <w:szCs w:val="28"/>
+          <w:lang w:eastAsia="hu-HU"/>
+        </w:rPr>
+      </w:pPr>
+      <w:r>
+        <w:rPr>
+          <w:rFonts w:eastAsia="Times New Roman" w:cstheme="minorHAnsi"/>
+          <w:b/>
+          <w:sz w:val="28"/>
+          <w:szCs w:val="28"/>
+          <w:lang w:eastAsia="hu-HU"/>
+        </w:rPr>
+        <w:t>A XAMPP</w:t>
+      </w:r>
+      <w:r>
+        <w:rPr>
+          <w:rFonts w:eastAsia="Times New Roman" w:cstheme="minorHAnsi"/>
+          <w:sz w:val="28"/>
+          <w:szCs w:val="28"/>
+          <w:lang w:eastAsia="hu-HU"/>
+        </w:rPr>
+        <w:t xml:space="preserve"> egy összeállított, platformfüggetle</w:t>
+      </w:r>
+      <w:r>
+        <w:rPr>
+          <w:rFonts w:eastAsia="Times New Roman" w:cstheme="minorHAnsi"/>
+          <w:sz w:val="28"/>
+          <w:szCs w:val="28"/>
+          <w:lang w:eastAsia="hu-HU"/>
+        </w:rPr>
+        <w:t xml:space="preserve">n webszerver­szoftvercsomag. Ez </w:t>
+      </w:r>
+      <w:r>
+        <w:rPr>
+          <w:rFonts w:eastAsia="Times New Roman" w:cstheme="minorHAnsi"/>
+          <w:sz w:val="28"/>
+          <w:szCs w:val="28"/>
+          <w:lang w:eastAsia="hu-HU"/>
+        </w:rPr>
+        <w:t>egy integrált rendszert alkot, mely le</w:t>
+      </w:r>
+      <w:r>
+        <w:rPr>
+          <w:rFonts w:eastAsia="Times New Roman" w:cstheme="minorHAnsi"/>
+          <w:sz w:val="28"/>
+          <w:szCs w:val="28"/>
+          <w:lang w:eastAsia="hu-HU"/>
+        </w:rPr>
+        <w:t xml:space="preserve">hetővé teszi webes alkalmazások </w:t>
+      </w:r>
+      <w:r>
+        <w:rPr>
+          <w:rFonts w:eastAsia="Times New Roman" w:cstheme="minorHAnsi"/>
+          <w:sz w:val="28"/>
+          <w:szCs w:val="28"/>
+          <w:lang w:eastAsia="hu-HU"/>
+        </w:rPr>
+        <w:t>készítését, tesztelését és futtatását e</w:t>
+      </w:r>
+      <w:r>
+        <w:rPr>
+          <w:rFonts w:eastAsia="Times New Roman" w:cstheme="minorHAnsi"/>
+          <w:sz w:val="28"/>
+          <w:szCs w:val="28"/>
+          <w:lang w:eastAsia="hu-HU"/>
+        </w:rPr>
+        <w:t xml:space="preserve">gy csomagban. A XAMPP részeként </w:t>
+      </w:r>
+      <w:r>
+        <w:rPr>
+          <w:rFonts w:eastAsia="Times New Roman" w:cstheme="minorHAnsi"/>
+          <w:sz w:val="28"/>
+          <w:szCs w:val="28"/>
+          <w:lang w:eastAsia="hu-HU"/>
+        </w:rPr>
+        <w:t>elérhető a phpMyAdmin is, mely</w:t>
+      </w:r>
+      <w:r>
+        <w:rPr>
+          <w:rFonts w:eastAsia="Times New Roman" w:cstheme="minorHAnsi"/>
+          <w:sz w:val="28"/>
+          <w:szCs w:val="28"/>
+          <w:lang w:eastAsia="hu-HU"/>
+        </w:rPr>
+        <w:t xml:space="preserve"> egy ingyenes, nyílt forráskódú </w:t>
+      </w:r>
+      <w:r>
+        <w:rPr>
+          <w:rFonts w:eastAsia="Times New Roman" w:cstheme="minorHAnsi"/>
+          <w:sz w:val="28"/>
+          <w:szCs w:val="28"/>
+          <w:lang w:eastAsia="hu-HU"/>
+        </w:rPr>
+        <w:t>adminisztrációs eszköz a MySQL adatbázisok kezelésére</w:t>
+      </w:r>
+      <w:r>
+        <w:rPr>
+          <w:rFonts w:eastAsia="Times New Roman" w:cstheme="minorHAnsi"/>
+          <w:sz w:val="28"/>
+          <w:szCs w:val="28"/>
+          <w:lang w:eastAsia="hu-HU"/>
+        </w:rPr>
+        <w:t xml:space="preserve">. Ez a szoftver </w:t>
+      </w:r>
+      <w:r>
+        <w:rPr>
+          <w:rFonts w:eastAsia="Times New Roman" w:cstheme="minorHAnsi"/>
+          <w:sz w:val="28"/>
+          <w:szCs w:val="28"/>
+          <w:lang w:eastAsia="hu-HU"/>
+        </w:rPr>
+        <w:t>könnyen telepíthető és használható, és k</w:t>
+      </w:r>
+      <w:r>
+        <w:rPr>
+          <w:rFonts w:eastAsia="Times New Roman" w:cstheme="minorHAnsi"/>
+          <w:sz w:val="28"/>
+          <w:szCs w:val="28"/>
+          <w:lang w:eastAsia="hu-HU"/>
+        </w:rPr>
+        <w:t xml:space="preserve">iválóan alkalmas az adatbázisok </w:t>
+      </w:r>
+      <w:r>
+        <w:rPr>
+          <w:rFonts w:eastAsia="Times New Roman" w:cstheme="minorHAnsi"/>
+          <w:sz w:val="28"/>
+          <w:szCs w:val="28"/>
+          <w:lang w:eastAsia="hu-HU"/>
+        </w:rPr>
+        <w:t>intuitív adminisztrációjára. A phpMyAdmin</w:t>
+      </w:r>
+      <w:r>
+        <w:rPr>
+          <w:rFonts w:eastAsia="Times New Roman" w:cstheme="minorHAnsi"/>
+          <w:sz w:val="28"/>
+          <w:szCs w:val="28"/>
+          <w:lang w:eastAsia="hu-HU"/>
+        </w:rPr>
+        <w:t xml:space="preserve"> számos fontos funkciót kínál a </w:t>
+      </w:r>
+      <w:r>
+        <w:rPr>
+          <w:rFonts w:eastAsia="Times New Roman" w:cstheme="minorHAnsi"/>
+          <w:sz w:val="28"/>
+          <w:szCs w:val="28"/>
+          <w:lang w:eastAsia="hu-HU"/>
+        </w:rPr>
+        <w:t>felhasználóknak. Képes adatbázi</w:t>
+      </w:r>
+      <w:r>
+        <w:rPr>
+          <w:rFonts w:eastAsia="Times New Roman" w:cstheme="minorHAnsi"/>
+          <w:sz w:val="28"/>
+          <w:szCs w:val="28"/>
+          <w:lang w:eastAsia="hu-HU"/>
+        </w:rPr>
+        <w:t xml:space="preserve">sok létrehozására, törlésére és </w:t>
+      </w:r>
+      <w:r>
+        <w:rPr>
+          <w:rFonts w:eastAsia="Times New Roman" w:cstheme="minorHAnsi"/>
+          <w:sz w:val="28"/>
+          <w:szCs w:val="28"/>
+          <w:lang w:eastAsia="hu-HU"/>
+        </w:rPr>
+        <w:t>módosítására, valamint táblák kezelésér</w:t>
+      </w:r>
+      <w:r>
+        <w:rPr>
+          <w:rFonts w:eastAsia="Times New Roman" w:cstheme="minorHAnsi"/>
+          <w:sz w:val="28"/>
+          <w:szCs w:val="28"/>
+          <w:lang w:eastAsia="hu-HU"/>
+        </w:rPr>
+        <w:t xml:space="preserve">e, beleértve azok létrehozását, </w:t>
+      </w:r>
+      <w:r>
+        <w:rPr>
+          <w:rFonts w:eastAsia="Times New Roman" w:cstheme="minorHAnsi"/>
+          <w:sz w:val="28"/>
+          <w:szCs w:val="28"/>
+          <w:lang w:eastAsia="hu-HU"/>
+        </w:rPr>
+        <w:t>törlését és módosítását is. Emellett l</w:t>
+      </w:r>
+      <w:r>
+        <w:rPr>
+          <w:rFonts w:eastAsia="Times New Roman" w:cstheme="minorHAnsi"/>
+          <w:sz w:val="28"/>
+          <w:szCs w:val="28"/>
+          <w:lang w:eastAsia="hu-HU"/>
+        </w:rPr>
+        <w:t xml:space="preserve">ehetőséget nyújt az egyes mezők </w:t>
+      </w:r>
+      <w:r>
+        <w:rPr>
+          <w:rFonts w:eastAsia="Times New Roman" w:cstheme="minorHAnsi"/>
+          <w:sz w:val="28"/>
+          <w:szCs w:val="28"/>
+          <w:lang w:eastAsia="hu-HU"/>
+        </w:rPr>
+        <w:t>módosítására, hozzáadására vagy tö</w:t>
+      </w:r>
+      <w:r>
+        <w:rPr>
+          <w:rFonts w:eastAsia="Times New Roman" w:cstheme="minorHAnsi"/>
+          <w:sz w:val="28"/>
+          <w:szCs w:val="28"/>
+          <w:lang w:eastAsia="hu-HU"/>
+        </w:rPr>
+        <w:t xml:space="preserve">rlésére, valamint SQL parancsok </w:t>
+      </w:r>
+      <w:r>
+        <w:rPr>
+          <w:rFonts w:eastAsia="Times New Roman" w:cstheme="minorHAnsi"/>
+          <w:sz w:val="28"/>
+          <w:szCs w:val="28"/>
+          <w:lang w:eastAsia="hu-HU"/>
+        </w:rPr>
+        <w:t>futtatására az adatbázisban.</w:t>
+      </w:r>
+    </w:p>
+    <w:p>
+      <w:pPr>
+        <w:spacing w:before="100" w:beforeAutospacing="1" w:after="100" w:afterAutospacing="1" w:line="240" w:lineRule="auto"/>
+        <w:rPr>
+          <w:rFonts w:eastAsia="Times New Roman" w:cstheme="minorHAnsi"/>
+          <w:sz w:val="28"/>
+          <w:szCs w:val="28"/>
+          <w:lang w:eastAsia="hu-HU"/>
+        </w:rPr>
+      </w:pPr>
+      <w:r>
+        <w:rPr>
+          <w:rFonts w:eastAsia="Times New Roman" w:cstheme="minorHAnsi"/>
+          <w:sz w:val="28"/>
+          <w:szCs w:val="28"/>
+          <w:lang w:eastAsia="hu-HU"/>
+        </w:rPr>
+        <w:lastRenderedPageBreak/>
+        <w:t xml:space="preserve">Az </w:t>
+      </w:r>
+      <w:r>
+        <w:rPr>
+          <w:rFonts w:eastAsia="Times New Roman" w:cstheme="minorHAnsi"/>
+          <w:sz w:val="28"/>
+          <w:szCs w:val="28"/>
+          <w:lang w:eastAsia="hu-HU"/>
+        </w:rPr>
+        <w:t>tábláinkról és az adatainkról képek</w:t>
+      </w:r>
+    </w:p>
+    <w:p>
+      <w:pPr>
+        <w:spacing w:before="100" w:beforeAutospacing="1" w:after="100" w:afterAutospacing="1" w:line="240" w:lineRule="auto"/>
+        <w:rPr>
+          <w:rFonts w:eastAsia="Times New Roman" w:cstheme="minorHAnsi"/>
+          <w:sz w:val="28"/>
+          <w:szCs w:val="28"/>
+          <w:lang w:eastAsia="hu-HU"/>
+        </w:rPr>
+      </w:pPr>
+      <w:r>
+        <w:rPr>
+          <w:noProof/>
+        </w:rPr>
+        <w:drawing>
+          <wp:inline distT="0" distB="0" distL="0" distR="0" wp14:anchorId="27C7E82C" wp14:editId="4AD8130F">
+            <wp:extent cx="5760720" cy="2788920"/>
+            <wp:effectExtent l="0" t="0" r="0" b="0"/>
+            <wp:docPr id="16" name="Kép 16"/>
+            <wp:cNvGraphicFramePr>
+              <a:graphicFrameLocks xmlns:a="http://schemas.openxmlformats.org/drawingml/2006/main" noChangeAspect="1"/>
+            </wp:cNvGraphicFramePr>
+            <a:graphic xmlns:a="http://schemas.openxmlformats.org/drawingml/2006/main">
+              <a:graphicData uri="http://schemas.openxmlformats.org/drawingml/2006/picture">
+                <pic:pic xmlns:pic="http://schemas.openxmlformats.org/drawingml/2006/picture">
+                  <pic:nvPicPr>
+                    <pic:cNvPr id="1" name=""/>
+                    <pic:cNvPicPr/>
+                  </pic:nvPicPr>
+                  <pic:blipFill>
+                    <a:blip r:embed="rId11"/>
+                    <a:stretch>
+                      <a:fillRect/>
+                    </a:stretch>
+                  </pic:blipFill>
+                  <pic:spPr>
+                    <a:xfrm>
+                      <a:off x="0" y="0"/>
+                      <a:ext cx="5760720" cy="2788920"/>
+                    </a:xfrm>
+                    <a:prstGeom prst="rect">
+                      <a:avLst/>
+                    </a:prstGeom>
+                  </pic:spPr>
+                </pic:pic>
+              </a:graphicData>
+            </a:graphic>
+          </wp:inline>
+        </w:drawing>
+      </w:r>
+    </w:p>
+    <w:p>
+      <w:pPr>
+        <w:spacing w:before="100" w:beforeAutospacing="1" w:after="100" w:afterAutospacing="1" w:line="240" w:lineRule="auto"/>
+        <w:rPr>
+          <w:rFonts w:eastAsia="Times New Roman" w:cstheme="minorHAnsi"/>
+          <w:sz w:val="28"/>
+          <w:szCs w:val="28"/>
+          <w:lang w:eastAsia="hu-HU"/>
+        </w:rPr>
+      </w:pPr>
+      <w:r>
+        <w:rPr>
+          <w:rFonts w:eastAsia="Times New Roman" w:cstheme="minorHAnsi"/>
+          <w:sz w:val="28"/>
+          <w:szCs w:val="28"/>
+          <w:lang w:eastAsia="hu-HU"/>
+        </w:rPr>
+        <w:t>a magyar szavak</w:t>
+      </w:r>
+    </w:p>
+    <w:p>
+      <w:pPr>
+        <w:spacing w:before="100" w:beforeAutospacing="1" w:after="100" w:afterAutospacing="1" w:line="240" w:lineRule="auto"/>
+        <w:rPr>
+          <w:rFonts w:eastAsia="Times New Roman" w:cstheme="minorHAnsi"/>
+          <w:sz w:val="28"/>
+          <w:szCs w:val="28"/>
+          <w:lang w:eastAsia="hu-HU"/>
+        </w:rPr>
+      </w:pPr>
+      <w:r>
+        <w:rPr>
+          <w:noProof/>
+        </w:rPr>
+        <w:lastRenderedPageBreak/>
+        <w:drawing>
+          <wp:inline distT="0" distB="0" distL="0" distR="0" wp14:anchorId="57D151CC" wp14:editId="5CEA3936">
+            <wp:extent cx="5019675" cy="7553325"/>
+            <wp:effectExtent l="0" t="0" r="9525" b="9525"/>
+            <wp:docPr id="17" name="Kép 17"/>
+            <wp:cNvGraphicFramePr>
+              <a:graphicFrameLocks xmlns:a="http://schemas.openxmlformats.org/drawingml/2006/main" noChangeAspect="1"/>
+            </wp:cNvGraphicFramePr>
+            <a:graphic xmlns:a="http://schemas.openxmlformats.org/drawingml/2006/main">
+              <a:graphicData uri="http://schemas.openxmlformats.org/drawingml/2006/picture">
+                <pic:pic xmlns:pic="http://schemas.openxmlformats.org/drawingml/2006/picture">
+                  <pic:nvPicPr>
+                    <pic:cNvPr id="1" name=""/>
+                    <pic:cNvPicPr/>
+                  </pic:nvPicPr>
+                  <pic:blipFill>
+                    <a:blip r:embed="rId12"/>
+                    <a:stretch>
+                      <a:fillRect/>
+                    </a:stretch>
+                  </pic:blipFill>
+                  <pic:spPr>
+                    <a:xfrm>
+                      <a:off x="0" y="0"/>
+                      <a:ext cx="5019675" cy="7553325"/>
+                    </a:xfrm>
+                    <a:prstGeom prst="rect">
+                      <a:avLst/>
+                    </a:prstGeom>
+                  </pic:spPr>
+                </pic:pic>
+              </a:graphicData>
+            </a:graphic>
+          </wp:inline>
+        </w:drawing>
+      </w:r>
+    </w:p>
+    <w:p>
+      <w:pPr>
+        <w:spacing w:before="100" w:beforeAutospacing="1" w:after="100" w:afterAutospacing="1" w:line="240" w:lineRule="auto"/>
+        <w:rPr>
+          <w:rFonts w:eastAsia="Times New Roman" w:cstheme="minorHAnsi"/>
+          <w:sz w:val="28"/>
+          <w:szCs w:val="28"/>
+          <w:lang w:eastAsia="hu-HU"/>
+        </w:rPr>
+      </w:pPr>
+      <w:r>
+        <w:rPr>
+          <w:rFonts w:eastAsia="Times New Roman" w:cstheme="minorHAnsi"/>
+          <w:sz w:val="28"/>
+          <w:szCs w:val="28"/>
+          <w:lang w:eastAsia="hu-HU"/>
+        </w:rPr>
+        <w:t>a spanyol szavak</w:t>
+      </w:r>
+    </w:p>
+    <w:p>
+      <w:pPr>
+        <w:spacing w:before="100" w:beforeAutospacing="1" w:after="100" w:afterAutospacing="1" w:line="240" w:lineRule="auto"/>
+        <w:rPr>
+          <w:rFonts w:eastAsia="Times New Roman" w:cstheme="minorHAnsi"/>
+          <w:sz w:val="28"/>
+          <w:szCs w:val="28"/>
+          <w:lang w:eastAsia="hu-HU"/>
+        </w:rPr>
+      </w:pPr>
+      <w:r>
+        <w:rPr>
+          <w:noProof/>
+        </w:rPr>
+        <w:lastRenderedPageBreak/>
+        <w:drawing>
+          <wp:inline distT="0" distB="0" distL="0" distR="0" wp14:anchorId="38C7E748" wp14:editId="74AC2A26">
+            <wp:extent cx="5029200" cy="7562850"/>
+            <wp:effectExtent l="0" t="0" r="0" b="0"/>
+            <wp:docPr id="18" name="Kép 18"/>
+            <wp:cNvGraphicFramePr>
+              <a:graphicFrameLocks xmlns:a="http://schemas.openxmlformats.org/drawingml/2006/main" noChangeAspect="1"/>
+            </wp:cNvGraphicFramePr>
+            <a:graphic xmlns:a="http://schemas.openxmlformats.org/drawingml/2006/main">
+              <a:graphicData uri="http://schemas.openxmlformats.org/drawingml/2006/picture">
+                <pic:pic xmlns:pic="http://schemas.openxmlformats.org/drawingml/2006/picture">
+                  <pic:nvPicPr>
+                    <pic:cNvPr id="1" name=""/>
+                    <pic:cNvPicPr/>
+                  </pic:nvPicPr>
+                  <pic:blipFill>
+                    <a:blip r:embed="rId13"/>
+                    <a:stretch>
+                      <a:fillRect/>
+                    </a:stretch>
+                  </pic:blipFill>
+                  <pic:spPr>
+                    <a:xfrm>
+                      <a:off x="0" y="0"/>
+                      <a:ext cx="5029200" cy="7562850"/>
+                    </a:xfrm>
+                    <a:prstGeom prst="rect">
+                      <a:avLst/>
+                    </a:prstGeom>
+                  </pic:spPr>
+                </pic:pic>
+              </a:graphicData>
+            </a:graphic>
+          </wp:inline>
+        </w:drawing>
+      </w:r>
+    </w:p>
+    <w:p>
+      <w:pPr>
+        <w:spacing w:before="100" w:beforeAutospacing="1" w:after="100" w:afterAutospacing="1" w:line="240" w:lineRule="auto"/>
+        <w:rPr>
+          <w:rFonts w:eastAsia="Times New Roman" w:cstheme="minorHAnsi"/>
+          <w:sz w:val="28"/>
+          <w:szCs w:val="28"/>
+          <w:lang w:eastAsia="hu-HU"/>
+        </w:rPr>
+      </w:pPr>
+    </w:p>
+    <w:p>
+      <w:pPr>
+        <w:spacing w:before="100" w:beforeAutospacing="1" w:after="100" w:afterAutospacing="1" w:line="240" w:lineRule="auto"/>
+        <w:rPr>
+          <w:rFonts w:eastAsia="Times New Roman" w:cstheme="minorHAnsi"/>
+          <w:sz w:val="28"/>
+          <w:szCs w:val="28"/>
+          <w:lang w:eastAsia="hu-HU"/>
+        </w:rPr>
+      </w:pPr>
+      <w:r>
+        <w:rPr>
+          <w:rFonts w:eastAsia="Times New Roman" w:cstheme="minorHAnsi"/>
+          <w:sz w:val="28"/>
+          <w:szCs w:val="28"/>
+          <w:lang w:eastAsia="hu-HU"/>
+        </w:rPr>
+        <w:t>magyar mondtatok</w:t>
+      </w:r>
+    </w:p>
+    <w:p>
+      <w:pPr>
+        <w:spacing w:before="100" w:beforeAutospacing="1" w:after="100" w:afterAutospacing="1" w:line="240" w:lineRule="auto"/>
+        <w:rPr>
+          <w:rFonts w:eastAsia="Times New Roman" w:cstheme="minorHAnsi"/>
+          <w:sz w:val="28"/>
+          <w:szCs w:val="28"/>
+          <w:lang w:eastAsia="hu-HU"/>
+        </w:rPr>
+      </w:pPr>
+      <w:r>
+        <w:rPr>
+          <w:noProof/>
+        </w:rPr>
+        <w:lastRenderedPageBreak/>
+        <w:drawing>
+          <wp:inline distT="0" distB="0" distL="0" distR="0" wp14:anchorId="0C1C4B22" wp14:editId="47DCD83F">
+            <wp:extent cx="5760720" cy="3004185"/>
+            <wp:effectExtent l="0" t="0" r="0" b="5715"/>
+            <wp:docPr id="19" name="Kép 19"/>
+            <wp:cNvGraphicFramePr>
+              <a:graphicFrameLocks xmlns:a="http://schemas.openxmlformats.org/drawingml/2006/main" noChangeAspect="1"/>
+            </wp:cNvGraphicFramePr>
+            <a:graphic xmlns:a="http://schemas.openxmlformats.org/drawingml/2006/main">
+              <a:graphicData uri="http://schemas.openxmlformats.org/drawingml/2006/picture">
+                <pic:pic xmlns:pic="http://schemas.openxmlformats.org/drawingml/2006/picture">
+                  <pic:nvPicPr>
+                    <pic:cNvPr id="1" name=""/>
+                    <pic:cNvPicPr/>
+                  </pic:nvPicPr>
+                  <pic:blipFill>
+                    <a:blip r:embed="rId14"/>
+                    <a:stretch>
+                      <a:fillRect/>
+                    </a:stretch>
+                  </pic:blipFill>
+                  <pic:spPr>
+                    <a:xfrm>
+                      <a:off x="0" y="0"/>
+                      <a:ext cx="5760720" cy="3004185"/>
+                    </a:xfrm>
+                    <a:prstGeom prst="rect">
+                      <a:avLst/>
+                    </a:prstGeom>
+                  </pic:spPr>
+                </pic:pic>
+              </a:graphicData>
+            </a:graphic>
+          </wp:inline>
+        </w:drawing>
+      </w:r>
+    </w:p>
+    <w:p>
+      <w:pPr>
+        <w:spacing w:before="100" w:beforeAutospacing="1" w:after="100" w:afterAutospacing="1" w:line="240" w:lineRule="auto"/>
+        <w:rPr>
+          <w:rFonts w:eastAsia="Times New Roman" w:cstheme="minorHAnsi"/>
+          <w:sz w:val="28"/>
+          <w:szCs w:val="28"/>
+          <w:lang w:eastAsia="hu-HU"/>
+        </w:rPr>
+      </w:pPr>
+      <w:r>
+        <w:rPr>
+          <w:rFonts w:eastAsia="Times New Roman" w:cstheme="minorHAnsi"/>
+          <w:sz w:val="28"/>
+          <w:szCs w:val="28"/>
+          <w:lang w:eastAsia="hu-HU"/>
+        </w:rPr>
+        <w:t>spanyol mondatok</w:t>
+      </w:r>
+    </w:p>
+    <w:p>
+      <w:pPr>
+        <w:spacing w:before="100" w:beforeAutospacing="1" w:after="100" w:afterAutospacing="1" w:line="240" w:lineRule="auto"/>
+        <w:rPr>
+          <w:rFonts w:eastAsia="Times New Roman" w:cstheme="minorHAnsi"/>
+          <w:sz w:val="28"/>
+          <w:szCs w:val="28"/>
+          <w:lang w:eastAsia="hu-HU"/>
+        </w:rPr>
+      </w:pPr>
+    </w:p>
+    <w:p>
+      <w:pPr>
+        <w:spacing w:before="100" w:beforeAutospacing="1" w:after="100" w:afterAutospacing="1" w:line="240" w:lineRule="auto"/>
+        <w:rPr>
+          <w:rFonts w:eastAsia="Times New Roman" w:cstheme="minorHAnsi"/>
+          <w:sz w:val="28"/>
+          <w:szCs w:val="28"/>
+          <w:lang w:eastAsia="hu-HU"/>
+        </w:rPr>
+      </w:pPr>
+      <w:bookmarkStart w:id="0" w:name="_GoBack"/>
       <w:r>
         <w:rPr>
           <w:rFonts w:eastAsia="Times New Roman" w:cstheme="minorHAnsi"/>
@@ -1947,7 +2303,7 @@
                     </pic:cNvPicPr>
                   </pic:nvPicPr>
                   <pic:blipFill>
-                    <a:blip r:embed="rId10">
+                    <a:blip r:embed="rId15">
                       <a:extLst>
                         <a:ext uri="{28A0092B-C50C-407E-A947-70E740481C1C}">
                           <a14:useLocalDpi xmlns:a14="http://schemas.microsoft.com/office/drawing/2010/main" val="0"/>
@@ -1979,6 +2335,7 @@
         </w:drawing>
       </w:r>
     </w:p>
+    <w:bookmarkEnd w:id="0"/>
     <w:p>
       <w:pPr>
         <w:spacing w:before="100" w:beforeAutospacing="1" w:after="100" w:afterAutospacing="1" w:line="240" w:lineRule="auto"/>
@@ -2014,8 +2371,6 @@
           <w:lang w:eastAsia="hu-HU"/>
         </w:rPr>
       </w:pPr>
-      <w:bookmarkStart w:id="0" w:name="_GoBack"/>
-      <w:bookmarkEnd w:id="0"/>
       <w:r>
         <w:rPr>
           <w:rFonts w:eastAsia="Times New Roman" w:cstheme="minorHAnsi"/>
@@ -2051,7 +2406,7 @@
           <w:szCs w:val="28"/>
           <w:lang w:eastAsia="hu-HU"/>
         </w:rPr>
-        <w:t xml:space="preserve">. A webhelyektől a telefonos alkalmazásokig minden, ami a képernyőn látható, összetevőkre bontható. </w:t>
+        <w:t xml:space="preserve">. A webhelyektől a telefonos alkalmazásokig minden, ami a képernyőn látható, összetevőkre bontható. Ebben a fejezetben megtanulhatja a React összetevők létrehozását, testre </w:t>
       </w:r>
       <w:r>
         <w:rPr>
@@ -2061,7 +2416,7 @@
           <w:lang w:eastAsia="hu-HU"/>
         </w:rPr>
         <w:lastRenderedPageBreak/>
-        <w:t>Ebben a fejezetben megtanulhatja a React összetevők létrehozását, testre szabását és feltételes megjelenítését.</w:t>
+        <w:t>szabását és feltételes megjelenítését.</w:t>
       </w:r>
       <w:r>
         <w:rPr>
@@ -2422,27 +2777,27 @@
           <w:sz w:val="28"/>
           <w:szCs w:val="28"/>
         </w:rPr>
+        <w:t>2.7 Trello</w:t>
+      </w:r>
+    </w:p>
+    <w:p>
+      <w:pPr>
+        <w:spacing w:before="100" w:beforeAutospacing="1" w:after="100" w:afterAutospacing="1" w:line="240" w:lineRule="auto"/>
+        <w:rPr>
+          <w:rFonts w:eastAsia="Times New Roman" w:cstheme="minorHAnsi"/>
+          <w:sz w:val="28"/>
+          <w:szCs w:val="28"/>
+          <w:lang w:eastAsia="hu-HU"/>
+        </w:rPr>
+      </w:pPr>
+      <w:r>
+        <w:rPr>
+          <w:rFonts w:eastAsia="Times New Roman" w:cstheme="minorHAnsi"/>
+          <w:sz w:val="28"/>
+          <w:szCs w:val="28"/>
+          <w:lang w:eastAsia="hu-HU"/>
+        </w:rPr>
         <w:lastRenderedPageBreak/>
-        <w:t>2.7 Trello</w:t>
-      </w:r>
-    </w:p>
-    <w:p>
-      <w:pPr>
-        <w:spacing w:before="100" w:beforeAutospacing="1" w:after="100" w:afterAutospacing="1" w:line="240" w:lineRule="auto"/>
-        <w:rPr>
-          <w:rFonts w:eastAsia="Times New Roman" w:cstheme="minorHAnsi"/>
-          <w:sz w:val="28"/>
-          <w:szCs w:val="28"/>
-          <w:lang w:eastAsia="hu-HU"/>
-        </w:rPr>
-      </w:pPr>
-      <w:r>
-        <w:rPr>
-          <w:rFonts w:eastAsia="Times New Roman" w:cstheme="minorHAnsi"/>
-          <w:sz w:val="28"/>
-          <w:szCs w:val="28"/>
-          <w:lang w:eastAsia="hu-HU"/>
-        </w:rPr>
         <w:t xml:space="preserve">A </w:t>
       </w:r>
       <w:r>
@@ -2550,7 +2905,7 @@
                     <pic:cNvPicPr/>
                   </pic:nvPicPr>
                   <pic:blipFill>
-                    <a:blip r:embed="rId11"/>
+                    <a:blip r:embed="rId16"/>
                     <a:stretch>
                       <a:fillRect/>
                     </a:stretch>
@@ -2670,8 +3025,17 @@
           <w:szCs w:val="28"/>
           <w:lang w:eastAsia="hu-HU"/>
         </w:rPr>
+        <w:t xml:space="preserve">   - Használható különféle típusú projekteknél és célokra: csapatmunkához, személyes feladatkezeléshez, üzleti projektekhez stb. Könnyedén </w:t>
+      </w:r>
+      <w:r>
+        <w:rPr>
+          <w:rFonts w:eastAsia="Times New Roman" w:cstheme="minorHAnsi"/>
+          <w:sz w:val="28"/>
+          <w:szCs w:val="28"/>
+          <w:lang w:eastAsia="hu-HU"/>
+        </w:rPr>
         <w:lastRenderedPageBreak/>
-        <w:t xml:space="preserve">   - Használható különféle típusú projekteknél és célokra: csapatmunkához, személyes feladatkezeléshez, üzleti projektekhez stb. Könnyedén testreszabhatók a boardok, listák és kártyák, hogy illeszkedjenek a felhasználó igényeihez.</w:t>
+        <w:t>testreszabhatók a boardok, listák és kártyák, hogy illeszkedjenek a felhasználó igényeihez.</w:t>
       </w:r>
     </w:p>
     <w:p>
@@ -2956,8 +3320,19 @@
           <w:szCs w:val="28"/>
           <w:lang w:eastAsia="hu-HU"/>
         </w:rPr>
-        <w:t xml:space="preserve">verziókezelő eszközt használja. Alapvetően arra szolgál, hogy a fejlesztők és csapatok könnyen kezelhessék a kódot, együttműködhessenek, és biztosítsák a különböző verziók </w:t>
-      </w:r>
+        <w:t>verziókezelő eszközt használja. Alapvetően arra szolgál, hogy a fejlesztők és csapatok könnyen kezelhessék a kódot, együttműködhessenek, és biztosítsák a különböző verziók közötti nyomon követést. A Github egy központi platform, amely lehetővé teszi a kód tárolását, megosztását és együttműködést más fejlesztőkkel.</w:t>
+      </w:r>
+    </w:p>
+    <w:p>
+      <w:pPr>
+        <w:spacing w:before="100" w:beforeAutospacing="1" w:after="100" w:afterAutospacing="1" w:line="240" w:lineRule="auto"/>
+        <w:rPr>
+          <w:rFonts w:eastAsia="Times New Roman" w:cstheme="minorHAnsi"/>
+          <w:sz w:val="28"/>
+          <w:szCs w:val="28"/>
+          <w:lang w:eastAsia="hu-HU"/>
+        </w:rPr>
+      </w:pPr>
       <w:r>
         <w:rPr>
           <w:rFonts w:eastAsia="Times New Roman" w:cstheme="minorHAnsi"/>
@@ -2966,26 +3341,6 @@
           <w:lang w:eastAsia="hu-HU"/>
         </w:rPr>
         <w:lastRenderedPageBreak/>
-        <w:t>közötti nyomon követést. A Github egy központi platform, amely lehetővé teszi a kód tárolását, megosztását és együttműködést más fejlesztőkkel.</w:t>
-      </w:r>
-    </w:p>
-    <w:p>
-      <w:pPr>
-        <w:spacing w:before="100" w:beforeAutospacing="1" w:after="100" w:afterAutospacing="1" w:line="240" w:lineRule="auto"/>
-        <w:rPr>
-          <w:rFonts w:eastAsia="Times New Roman" w:cstheme="minorHAnsi"/>
-          <w:sz w:val="28"/>
-          <w:szCs w:val="28"/>
-          <w:lang w:eastAsia="hu-HU"/>
-        </w:rPr>
-      </w:pPr>
-      <w:r>
-        <w:rPr>
-          <w:rFonts w:eastAsia="Times New Roman" w:cstheme="minorHAnsi"/>
-          <w:sz w:val="28"/>
-          <w:szCs w:val="28"/>
-          <w:lang w:eastAsia="hu-HU"/>
-        </w:rPr>
         <w:t>Csapatmunka és Kollaboráció</w:t>
       </w:r>
     </w:p>
@@ -3226,27 +3581,27 @@
           <w:szCs w:val="28"/>
           <w:lang w:eastAsia="hu-HU"/>
         </w:rPr>
+        <w:t>Kódminőség javítása:</w:t>
+      </w:r>
+    </w:p>
+    <w:p>
+      <w:pPr>
+        <w:spacing w:before="100" w:beforeAutospacing="1" w:after="100" w:afterAutospacing="1" w:line="240" w:lineRule="auto"/>
+        <w:rPr>
+          <w:rFonts w:eastAsia="Times New Roman" w:cstheme="minorHAnsi"/>
+          <w:sz w:val="28"/>
+          <w:szCs w:val="28"/>
+          <w:lang w:eastAsia="hu-HU"/>
+        </w:rPr>
+      </w:pPr>
+      <w:r>
+        <w:rPr>
+          <w:rFonts w:eastAsia="Times New Roman" w:cstheme="minorHAnsi"/>
+          <w:sz w:val="28"/>
+          <w:szCs w:val="28"/>
+          <w:lang w:eastAsia="hu-HU"/>
+        </w:rPr>
         <w:lastRenderedPageBreak/>
-        <w:t>Kódminőség javítása:</w:t>
-      </w:r>
-    </w:p>
-    <w:p>
-      <w:pPr>
-        <w:spacing w:before="100" w:beforeAutospacing="1" w:after="100" w:afterAutospacing="1" w:line="240" w:lineRule="auto"/>
-        <w:rPr>
-          <w:rFonts w:eastAsia="Times New Roman" w:cstheme="minorHAnsi"/>
-          <w:sz w:val="28"/>
-          <w:szCs w:val="28"/>
-          <w:lang w:eastAsia="hu-HU"/>
-        </w:rPr>
-      </w:pPr>
-      <w:r>
-        <w:rPr>
-          <w:rFonts w:eastAsia="Times New Roman" w:cstheme="minorHAnsi"/>
-          <w:sz w:val="28"/>
-          <w:szCs w:val="28"/>
-          <w:lang w:eastAsia="hu-HU"/>
-        </w:rPr>
         <w:t>A pull request funkciók és az automatikus tesztelés segítenek abban, hogy a kód mindig magas színvonalú legyen. A fejlesztők egymás munkáját át tudják nézni, és biztosíthatják, hogy minden új kód frissítése a legjobb gyakorlatok szerint készüljön el.</w:t>
       </w:r>
     </w:p>
@@ -3284,7 +3639,7 @@
                     <pic:cNvPicPr/>
                   </pic:nvPicPr>
                   <pic:blipFill>
-                    <a:blip r:embed="rId12"/>
+                    <a:blip r:embed="rId17"/>
                     <a:stretch>
                       <a:fillRect/>
                     </a:stretch>
@@ -3369,7 +3724,7 @@
                     <pic:cNvPicPr/>
                   </pic:nvPicPr>
                   <pic:blipFill>
-                    <a:blip r:embed="rId13"/>
+                    <a:blip r:embed="rId18"/>
                     <a:stretch>
                       <a:fillRect/>
                     </a:stretch>
@@ -3455,7 +3810,7 @@
           <w:lang w:eastAsia="hu-HU"/>
         </w:rPr>
       </w:pPr>
-      <w:hyperlink r:id="rId14" w:history="1">
+      <w:hyperlink r:id="rId19" w:history="1">
         <w:r>
           <w:rPr>
             <w:rStyle w:val="Hiperhivatkozs"/>
@@ -3502,7 +3857,7 @@
           <w:lang w:eastAsia="hu-HU"/>
         </w:rPr>
       </w:pPr>
-      <w:hyperlink r:id="rId15" w:history="1">
+      <w:hyperlink r:id="rId20" w:history="1">
         <w:r>
           <w:rPr>
             <w:rStyle w:val="Hiperhivatkozs"/>
@@ -3549,7 +3904,7 @@
           <w:lang w:eastAsia="hu-HU"/>
         </w:rPr>
       </w:pPr>
-      <w:hyperlink r:id="rId16" w:history="1">
+      <w:hyperlink r:id="rId21" w:history="1">
         <w:r>
           <w:rPr>
             <w:rStyle w:val="Hiperhivatkozs"/>
@@ -3596,7 +3951,7 @@
           <w:lang w:eastAsia="hu-HU"/>
         </w:rPr>
       </w:pPr>
-      <w:hyperlink r:id="rId17" w:history="1">
+      <w:hyperlink r:id="rId22" w:history="1">
         <w:r>
           <w:rPr>
             <w:rStyle w:val="Hiperhivatkozs"/>
